--- a/downloads/workbook/ai-4-week-27.docx
+++ b/downloads/workbook/ai-4-week-27.docx
@@ -1328,6 +1328,178 @@
         <w:t>Project connection: For your Responsible Plant Classifier, save the input, procedure, observed result and limitation of this check. Label this worked example as practice; use a different, previously unreviewed case when checking independent understanding.</w:t>
       </w:r>
     </w:p>
+    <w:p>
+      <w:pPr>
+        <w:pStyle w:val="Heading1"/>
+      </w:pPr>
+      <w:r>
+        <w:t>19. Project portfolio milestone</w:t>
+      </w:r>
+    </w:p>
+    <w:p>
+      <w:r>
+        <w:t>Project: Responsible Plant Classifier</w:t>
+      </w:r>
+    </w:p>
+    <w:p>
+      <w:r>
+        <w:t>Current milestone: Prepare the demonstration. Gather reproducible instructions, evidence, access checks and remaining limitations.</w:t>
+      </w:r>
+    </w:p>
+    <w:p>
+      <w:r>
+        <w:t>For your Responsible Plant Classifier, save the input, procedure, observed result and limitation of this check. Label this worked example as practice; use a different, previously unreviewed case when checking independent understanding.</w:t>
+      </w:r>
+    </w:p>
+    <w:tbl>
+      <w:tblPr>
+        <w:tblStyle w:val="LightShading-Accent1"/>
+        <w:tblW w:type="auto" w:w="0"/>
+        <w:tblLook w:firstColumn="1" w:firstRow="1" w:lastColumn="0" w:lastRow="0" w:noHBand="0" w:noVBand="1" w:val="04A0"/>
+      </w:tblPr>
+      <w:tblGrid>
+        <w:gridCol w:w="5112"/>
+        <w:gridCol w:w="5112"/>
+      </w:tblGrid>
+      <w:tr>
+        <w:trPr>
+          <w:tblHeader/>
+        </w:trPr>
+        <w:tc>
+          <w:tcPr>
+            <w:tcW w:type="dxa" w:w="5112"/>
+          </w:tcPr>
+          <w:p>
+            <w:r>
+              <w:t>Evidence to keep</w:t>
+            </w:r>
+          </w:p>
+        </w:tc>
+        <w:tc>
+          <w:tcPr>
+            <w:tcW w:type="dxa" w:w="5112"/>
+          </w:tcPr>
+          <w:p>
+            <w:r>
+              <w:t>My record</w:t>
+            </w:r>
+          </w:p>
+        </w:tc>
+      </w:tr>
+      <w:tr>
+        <w:tc>
+          <w:tcPr>
+            <w:tcW w:type="dxa" w:w="5112"/>
+          </w:tcPr>
+          <w:p>
+            <w:r>
+              <w:t>This week’s input and deciding step</w:t>
+            </w:r>
+          </w:p>
+        </w:tc>
+        <w:tc>
+          <w:tcPr>
+            <w:tcW w:type="dxa" w:w="5112"/>
+          </w:tcPr>
+          <w:p>
+            <w:r/>
+          </w:p>
+        </w:tc>
+      </w:tr>
+      <w:tr>
+        <w:tc>
+          <w:tcPr>
+            <w:tcW w:type="dxa" w:w="5112"/>
+          </w:tcPr>
+          <w:p>
+            <w:r>
+              <w:t>Prediction and actual result (or labelled paper trace)</w:t>
+            </w:r>
+          </w:p>
+        </w:tc>
+        <w:tc>
+          <w:tcPr>
+            <w:tcW w:type="dxa" w:w="5112"/>
+          </w:tcPr>
+          <w:p>
+            <w:r/>
+          </w:p>
+        </w:tc>
+      </w:tr>
+      <w:tr>
+        <w:tc>
+          <w:tcPr>
+            <w:tcW w:type="dxa" w:w="5112"/>
+          </w:tcPr>
+          <w:p>
+            <w:r>
+              <w:t>One change since the previous checkpoint and why</w:t>
+            </w:r>
+          </w:p>
+        </w:tc>
+        <w:tc>
+          <w:tcPr>
+            <w:tcW w:type="dxa" w:w="5112"/>
+          </w:tcPr>
+          <w:p>
+            <w:r/>
+          </w:p>
+        </w:tc>
+      </w:tr>
+      <w:tr>
+        <w:tc>
+          <w:tcPr>
+            <w:tcW w:type="dxa" w:w="5112"/>
+          </w:tcPr>
+          <w:p>
+            <w:r>
+              <w:t>One error or limit and the next test</w:t>
+            </w:r>
+          </w:p>
+        </w:tc>
+        <w:tc>
+          <w:tcPr>
+            <w:tcW w:type="dxa" w:w="5112"/>
+          </w:tcPr>
+          <w:p>
+            <w:r/>
+          </w:p>
+        </w:tc>
+      </w:tr>
+    </w:tbl>
+    <w:p>
+      <w:pPr>
+        <w:pStyle w:val="Heading3"/>
+      </w:pPr>
+      <w:r>
+        <w:t>Explain what this week adds to your project. Reuse last week’s record rather than starting again.</w:t>
+      </w:r>
+    </w:p>
+    <w:p>
+      <w:r>
+        <w:t>________________________________________________________________</w:t>
+      </w:r>
+    </w:p>
+    <w:p>
+      <w:r>
+        <w:t>________________________________________________________________</w:t>
+      </w:r>
+    </w:p>
+    <w:p>
+      <w:r>
+        <w:t>________________________________________________________________</w:t>
+      </w:r>
+    </w:p>
+    <w:p>
+      <w:r>
+        <w:t>________________________________________________________________</w:t>
+      </w:r>
+    </w:p>
+    <w:p>
+      <w:r>
+        <w:t>________________________________________________________________</w:t>
+      </w:r>
+    </w:p>
     <w:sectPr>
       <w:pgSz w:w="12240" w:h="15840"/>
       <w:pgMar w:top="936" w:right="1008" w:bottom="936" w:left="1008" w:header="720" w:footer="720" w:gutter="0"/>

--- a/downloads/workbook/ai-4-week-27.docx
+++ b/downloads/workbook/ai-4-week-27.docx
@@ -1500,6 +1500,235 @@
         <w:t>________________________________________________________________</w:t>
       </w:r>
     </w:p>
+    <w:p>
+      <w:pPr>
+        <w:pStyle w:val="Heading1"/>
+      </w:pPr>
+      <w:r>
+        <w:t>20. Supported practice and learning evidence</w:t>
+      </w:r>
+    </w:p>
+    <w:p>
+      <w:r>
+        <w:t>Use this supported practice once, in the browser or on paper. Keep the reserved independent assessment for a separate first attempt before teacher feedback.</w:t>
+      </w:r>
+    </w:p>
+    <w:p>
+      <w:r>
+        <w:t>See overfitting as a gap requiring investigation, not a label based only on model size.</w:t>
+      </w:r>
+    </w:p>
+    <w:p>
+      <w:pPr>
+        <w:pStyle w:val="Heading3"/>
+      </w:pPr>
+      <w:r>
+        <w:t>Practice 1: explain the deciding evidence</w:t>
+      </w:r>
+    </w:p>
+    <w:p>
+      <w:r>
+        <w:t>Which labelled step matches this detail? Check capacity, training choices and data mismatch without tuning on final cases.</w:t>
+      </w:r>
+    </w:p>
+    <w:p>
+      <w:r>
+        <w:t>1. Select development candidate</w:t>
+      </w:r>
+    </w:p>
+    <w:p>
+      <w:r>
+        <w:t>2. Compute gaps</w:t>
+      </w:r>
+    </w:p>
+    <w:p>
+      <w:r>
+        <w:t>3. Investigate large model</w:t>
+      </w:r>
+    </w:p>
+    <w:p>
+      <w:pPr>
+        <w:pStyle w:val="Heading3"/>
+      </w:pPr>
+      <w:r>
+        <w:t>My selected conclusion, deciding fact and explanation</w:t>
+      </w:r>
+    </w:p>
+    <w:p>
+      <w:r>
+        <w:t>________________________________________________________________</w:t>
+      </w:r>
+    </w:p>
+    <w:p>
+      <w:r>
+        <w:t>________________________________________________________________</w:t>
+      </w:r>
+    </w:p>
+    <w:p>
+      <w:r>
+        <w:t>________________________________________________________________</w:t>
+      </w:r>
+    </w:p>
+    <w:p>
+      <w:r>
+        <w:t>________________________________________________________________</w:t>
+      </w:r>
+    </w:p>
+    <w:p>
+      <w:r>
+        <w:t>________________________________________________________________</w:t>
+      </w:r>
+    </w:p>
+    <w:p>
+      <w:r>
+        <w:t>Hint if needed: Read the steps in the pictorial case. Match the supplied detail to the stage that performs or records it.</w:t>
+      </w:r>
+    </w:p>
+    <w:p>
+      <w:r>
+        <w:t>After your attempt, compare with the supported explanation: Investigate large model Check capacity, training choices and data mismatch without tuning on final cases. Read the picture in order. Check capacity, training choices and data mismatch without tuning on final cases. The arrows show which recorded input or intermediate result each decision uses. Explain the deciding step aloud before checking the changed case; pointing to the final answer alone does not show how it follows.</w:t>
+      </w:r>
+    </w:p>
+    <w:p>
+      <w:pPr>
+        <w:pStyle w:val="Heading3"/>
+      </w:pPr>
+      <w:r>
+        <w:t>Practice 2: explain the deciding evidence</w:t>
+      </w:r>
+    </w:p>
+    <w:p>
+      <w:r>
+        <w:t>Changed-case practice: Large’s validation accuracy rises to82% after a development revision. Which conclusion is supported by the supplied facts?</w:t>
+      </w:r>
+    </w:p>
+    <w:p>
+      <w:r>
+        <w:t>1. We can decide the result without examining the changed input or the procedure.</w:t>
+      </w:r>
+    </w:p>
+    <w:p>
+      <w:r>
+        <w:t>2. This one example guarantees correct results for every future input.</w:t>
+      </w:r>
+    </w:p>
+    <w:p>
+      <w:r>
+        <w:t>3. Its gap is 18 percentage points; it now beats Small on this validation set.</w:t>
+      </w:r>
+    </w:p>
+    <w:p>
+      <w:pPr>
+        <w:pStyle w:val="Heading3"/>
+      </w:pPr>
+      <w:r>
+        <w:t>My selected conclusion, deciding fact and explanation</w:t>
+      </w:r>
+    </w:p>
+    <w:p>
+      <w:r>
+        <w:t>________________________________________________________________</w:t>
+      </w:r>
+    </w:p>
+    <w:p>
+      <w:r>
+        <w:t>________________________________________________________________</w:t>
+      </w:r>
+    </w:p>
+    <w:p>
+      <w:r>
+        <w:t>________________________________________________________________</w:t>
+      </w:r>
+    </w:p>
+    <w:p>
+      <w:r>
+        <w:t>________________________________________________________________</w:t>
+      </w:r>
+    </w:p>
+    <w:p>
+      <w:r>
+        <w:t>________________________________________________________________</w:t>
+      </w:r>
+    </w:p>
+    <w:p>
+      <w:r>
+        <w:t>Hint if needed: Use the changed condition and the deciding step in the pictorial trace. The answer must say what follows from those facts.</w:t>
+      </w:r>
+    </w:p>
+    <w:p>
+      <w:r>
+        <w:t>After your attempt, compare with the supported explanation: Its gap is 18 percentage points; it now beats Small on this validation set. Validation performance improved, but the training-validation gap is not a complete release rule.</w:t>
+      </w:r>
+    </w:p>
+    <w:p>
+      <w:pPr>
+        <w:pStyle w:val="Heading3"/>
+      </w:pPr>
+      <w:r>
+        <w:t>Repair a missing building block</w:t>
+      </w:r>
+    </w:p>
+    <w:p>
+      <w:r>
+        <w:t>Review Reproducible Experiments (ai-4/26). Goal: Record enough detail to reproduce a run. Short practice: What should accompany the mean 70%? Point to the relevant step in the picture, then write the changed result and the rule or evidence that supports it.. Return to this week and explain what you changed.</w:t>
+      </w:r>
+    </w:p>
+    <w:p>
+      <w:r>
+        <w:t>Review Train, Validation, Test (ai-4/24). Goal: Select a model using a declared validation rule. Short practice: Why does B’s zero training MAE not settle the original choice? Point to the relevant step in the picture, then write the changed result and the rule or evidence that supports it.. Return to this week and explain what you changed.</w:t>
+      </w:r>
+    </w:p>
+    <w:p>
+      <w:r>
+        <w:t>Review Absolute Error and MAE (ai-4/21). Goal: Calculate MAE MSE and RMSE. Short practice: Why is quoting MSE as4.67 cm misleading? Point to the relevant step in the picture, then write the changed result and the rule or evidence that supports it.. Return to this week and explain what you changed.</w:t>
+      </w:r>
+    </w:p>
+    <w:p>
+      <w:pPr>
+        <w:pStyle w:val="Heading3"/>
+      </w:pPr>
+      <w:r>
+        <w:t>Keep your completed work</w:t>
+      </w:r>
+    </w:p>
+    <w:p>
+      <w:r>
+        <w:t>Use Download completed work in the hosted lesson to export your answers, reflections, practice feedback and code-run evidence. Open the HTML copy to read or print it. Drafts stay in this browser when storage is available; clear drafts on a shared device.</w:t>
+      </w:r>
+    </w:p>
+    <w:p>
+      <w:pPr>
+        <w:pStyle w:val="Heading3"/>
+      </w:pPr>
+      <w:r>
+        <w:t>What I repaired, the evidence I kept and the next test</w:t>
+      </w:r>
+    </w:p>
+    <w:p>
+      <w:r>
+        <w:t>________________________________________________________________</w:t>
+      </w:r>
+    </w:p>
+    <w:p>
+      <w:r>
+        <w:t>________________________________________________________________</w:t>
+      </w:r>
+    </w:p>
+    <w:p>
+      <w:r>
+        <w:t>________________________________________________________________</w:t>
+      </w:r>
+    </w:p>
+    <w:p>
+      <w:r>
+        <w:t>________________________________________________________________</w:t>
+      </w:r>
+    </w:p>
+    <w:p>
+      <w:r>
+        <w:t>________________________________________________________________</w:t>
+      </w:r>
+    </w:p>
     <w:sectPr>
       <w:pgSz w:w="12240" w:h="15840"/>
       <w:pgMar w:top="936" w:right="1008" w:bottom="936" w:left="1008" w:header="720" w:footer="720" w:gutter="0"/>

--- a/downloads/workbook/ai-4-week-27.docx
+++ b/downloads/workbook/ai-4-week-27.docx
@@ -30,6 +30,17 @@
     </w:p>
     <w:p>
       <w:r>
+        <w:t>Record your starting explanation for Overfitting before opening notes. Show any later correction separately.</w:t>
+      </w:r>
+    </w:p>
+    <w:p>
+      <w:pPr>
+        <w:spacing w:line="336" w:lineRule="auto" w:after="180"/>
+      </w:pPr>
+      <w:r>
+        <w:rPr>
+          <w:b w:val="0"/>
+        </w:rPr>
         <w:t>Try the recall before opening notes. Then use a different colour or a labelled second line to correct your explanation.</w:t>
       </w:r>
     </w:p>
@@ -42,7 +53,13 @@
       </w:r>
     </w:p>
     <w:p>
-      <w:r>
+      <w:pPr>
+        <w:spacing w:line="336" w:lineRule="auto" w:after="180"/>
+      </w:pPr>
+      <w:r>
+        <w:rPr>
+          <w:b w:val="0"/>
+        </w:rPr>
         <w:t>Without opening the old lesson, explain one key idea from Reproducible Experiments. Give an example and a mistake that the idea helps you avoid.</w:t>
       </w:r>
     </w:p>
@@ -78,7 +95,13 @@
       </w:r>
     </w:p>
     <w:p>
-      <w:r>
+      <w:pPr>
+        <w:spacing w:line="336" w:lineRule="auto" w:after="180"/>
+      </w:pPr>
+      <w:r>
+        <w:rPr>
+          <w:b w:val="0"/>
+        </w:rPr>
         <w:t>Without opening the old lesson, explain one key idea from Train, Validation, Test. Give an example and a mistake that the idea helps you avoid.</w:t>
       </w:r>
     </w:p>
@@ -114,7 +137,13 @@
       </w:r>
     </w:p>
     <w:p>
-      <w:r>
+      <w:pPr>
+        <w:spacing w:line="336" w:lineRule="auto" w:after="180"/>
+      </w:pPr>
+      <w:r>
+        <w:rPr>
+          <w:b w:val="0"/>
+        </w:rPr>
         <w:t>Without opening the old lesson, explain one key idea from Absolute Error and MAE. Give an example and a mistake that the idea helps you avoid.</w:t>
       </w:r>
     </w:p>
@@ -151,7 +180,42 @@
     </w:p>
     <w:p>
       <w:r>
-        <w:t>Use W2: Interpret a gap for Overfitting and model capacity. Record the answer once; the lesson and workbook refer to the same attempt.</w:t>
+        <w:t>Complete the supported Overfitting trace and record the first step you can explain without help.</w:t>
+      </w:r>
+    </w:p>
+    <w:p>
+      <w:pPr>
+        <w:spacing w:line="336" w:lineRule="auto" w:after="180"/>
+      </w:pPr>
+      <w:r>
+        <w:rPr>
+          <w:b w:val="0"/>
+        </w:rPr>
+        <w:t xml:space="preserve">Use W2: Interpret a gap for </w:t>
+      </w:r>
+      <w:r>
+        <w:rPr>
+          <w:b/>
+        </w:rPr>
+        <w:t>Overfitting</w:t>
+      </w:r>
+      <w:r>
+        <w:rPr>
+          <w:b w:val="0"/>
+        </w:rPr>
+        <w:t xml:space="preserve"> and model </w:t>
+      </w:r>
+      <w:r>
+        <w:rPr>
+          <w:b/>
+        </w:rPr>
+        <w:t>capacity</w:t>
+      </w:r>
+      <w:r>
+        <w:rPr>
+          <w:b w:val="0"/>
+        </w:rPr>
+        <w:t>. Record the answer once; the lesson and workbook refer to the same attempt.</w:t>
       </w:r>
     </w:p>
     <w:tbl>
@@ -279,7 +343,53 @@
     </w:p>
     <w:p>
       <w:r>
-        <w:t>Use the worked case for Overfitting and model capacity. Proposed explanation: “A final answer is enough”. Decide whether this explanation is supported. Point to the step or supplied fact that decides; explain your repair if needed.</w:t>
+        <w:t>Check the proposed Overfitting explanation against the supplied facts before discussing it.</w:t>
+      </w:r>
+    </w:p>
+    <w:p>
+      <w:pPr>
+        <w:spacing w:line="336" w:lineRule="auto" w:after="180"/>
+      </w:pPr>
+      <w:r>
+        <w:rPr>
+          <w:b w:val="0"/>
+        </w:rPr>
+        <w:t xml:space="preserve">Use the worked case for </w:t>
+      </w:r>
+      <w:r>
+        <w:rPr>
+          <w:b/>
+        </w:rPr>
+        <w:t>Overfitting</w:t>
+      </w:r>
+      <w:r>
+        <w:rPr>
+          <w:b w:val="0"/>
+        </w:rPr>
+        <w:t xml:space="preserve"> and model </w:t>
+      </w:r>
+      <w:r>
+        <w:rPr>
+          <w:b/>
+        </w:rPr>
+        <w:t>capacity</w:t>
+      </w:r>
+      <w:r>
+        <w:rPr>
+          <w:b w:val="0"/>
+        </w:rPr>
+        <w:t>. Proposed explanation: “A final answer is enough”. Decide whether this explanation is supported.</w:t>
+      </w:r>
+    </w:p>
+    <w:p>
+      <w:pPr>
+        <w:spacing w:line="336" w:lineRule="auto" w:after="180"/>
+      </w:pPr>
+      <w:r>
+        <w:rPr>
+          <w:b w:val="0"/>
+        </w:rPr>
+        <w:t>Point to the step or supplied fact that decides; explain your repair if needed.</w:t>
       </w:r>
     </w:p>
     <w:p>
@@ -319,6 +429,11 @@
       </w:r>
     </w:p>
     <w:p>
+      <w:r>
+        <w:t>Write one first attempt at the reserved independent case before feedback. Repeated copies of that case refer to the same recorded attempt.</w:t>
+      </w:r>
+    </w:p>
+    <w:p>
       <w:pPr>
         <w:pStyle w:val="Heading3"/>
       </w:pPr>
@@ -327,8 +442,38 @@
       </w:r>
     </w:p>
     <w:p>
-      <w:r>
-        <w:t>Model A training96%, validation62%; model B training88%, validation79%. Compare gaps and choose a development candidate, assuming the same valid evaluation conditions.</w:t>
+      <w:pPr>
+        <w:spacing w:line="336" w:lineRule="auto" w:after="180"/>
+      </w:pPr>
+      <w:r>
+        <w:rPr>
+          <w:b w:val="0"/>
+        </w:rPr>
+        <w:t xml:space="preserve">Model A </w:t>
+      </w:r>
+      <w:r>
+        <w:rPr>
+          <w:b/>
+        </w:rPr>
+        <w:t>training</w:t>
+      </w:r>
+      <w:r>
+        <w:rPr>
+          <w:b w:val="0"/>
+        </w:rPr>
+        <w:t xml:space="preserve">96%, validation62%; model B </w:t>
+      </w:r>
+      <w:r>
+        <w:rPr>
+          <w:b/>
+        </w:rPr>
+        <w:t>training</w:t>
+      </w:r>
+      <w:r>
+        <w:rPr>
+          <w:b w:val="0"/>
+        </w:rPr>
+        <w:t>88%, validation79%. Compare gaps and choose a development candidate, assuming the same valid evaluation conditions.</w:t>
       </w:r>
     </w:p>
     <w:p>
@@ -375,7 +520,13 @@
       </w:r>
     </w:p>
     <w:p>
-      <w:r>
+      <w:pPr>
+        <w:spacing w:line="336" w:lineRule="auto" w:after="180"/>
+      </w:pPr>
+      <w:r>
+        <w:rPr>
+          <w:b w:val="0"/>
+        </w:rPr>
         <w:t>Attempt this case before feedback. Record any help. Earlier examples below are further practice; a case already practised with feedback cannot establish fresh transfer.</w:t>
       </w:r>
     </w:p>
@@ -389,7 +540,42 @@
     </w:p>
     <w:p>
       <w:r>
-        <w:t>A has training 98%, validation 58%; B has training 86%, validation 81%. Compute gaps and select a candidate with a qualification.</w:t>
+        <w:t>Connect the Overfitting target to a trace and a justified conclusion.</w:t>
+      </w:r>
+    </w:p>
+    <w:p>
+      <w:pPr>
+        <w:spacing w:line="336" w:lineRule="auto" w:after="180"/>
+      </w:pPr>
+      <w:r>
+        <w:rPr>
+          <w:b w:val="0"/>
+        </w:rPr>
+        <w:t xml:space="preserve">A has </w:t>
+      </w:r>
+      <w:r>
+        <w:rPr>
+          <w:b/>
+        </w:rPr>
+        <w:t>training</w:t>
+      </w:r>
+      <w:r>
+        <w:rPr>
+          <w:b w:val="0"/>
+        </w:rPr>
+        <w:t xml:space="preserve"> 98%, validation 58%; B has </w:t>
+      </w:r>
+      <w:r>
+        <w:rPr>
+          <w:b/>
+        </w:rPr>
+        <w:t>training</w:t>
+      </w:r>
+      <w:r>
+        <w:rPr>
+          <w:b w:val="0"/>
+        </w:rPr>
+        <w:t xml:space="preserve"> 86%, validation 81%. Compute gaps and select a candidate with a qualification.</w:t>
       </w:r>
     </w:p>
     <w:p>
@@ -402,17 +588,70 @@
     </w:p>
     <w:p>
       <w:r>
-        <w:t>A scores100% train,60% validation; B scores85%,80% on the same sets.</w:t>
-      </w:r>
-    </w:p>
-    <w:p>
-      <w:r>
+        <w:t>Solve the supplied Overfitting case and show the deciding evidence.</w:t>
+      </w:r>
+    </w:p>
+    <w:p>
+      <w:pPr>
+        <w:spacing w:line="336" w:lineRule="auto" w:after="180"/>
+      </w:pPr>
+      <w:r>
+        <w:rPr>
+          <w:b w:val="0"/>
+        </w:rPr>
+        <w:t>A scores100% train,</w:t>
+      </w:r>
+      <w:r>
+        <w:rPr>
+          <w:b/>
+        </w:rPr>
+        <w:t>60%</w:t>
+      </w:r>
+      <w:r>
+        <w:rPr>
+          <w:b w:val="0"/>
+        </w:rPr>
+        <w:t xml:space="preserve"> validation; B scores85%,</w:t>
+      </w:r>
+      <w:r>
+        <w:rPr>
+          <w:b/>
+        </w:rPr>
+        <w:t>80%</w:t>
+      </w:r>
+      <w:r>
+        <w:rPr>
+          <w:b w:val="0"/>
+        </w:rPr>
+        <w:t xml:space="preserve"> on the same sets.</w:t>
+      </w:r>
+    </w:p>
+    <w:p>
+      <w:pPr>
+        <w:spacing w:line="336" w:lineRule="auto" w:after="180"/>
+      </w:pPr>
+      <w:r>
+        <w:rPr>
+          <w:b w:val="0"/>
+        </w:rPr>
         <w:t>Compute gaps and select by validation accuracy.</w:t>
       </w:r>
     </w:p>
     <w:p>
-      <w:r>
-        <w:t>Show your trace, calculation or evidence</w:t>
+      <w:pPr>
+        <w:spacing w:line="336" w:lineRule="auto" w:after="180"/>
+      </w:pPr>
+      <w:r>
+        <w:rPr>
+          <w:b w:val="0"/>
+        </w:rPr>
+        <w:t xml:space="preserve">Show your trace, calculation or </w:t>
+      </w:r>
+      <w:r>
+        <w:rPr>
+          <w:b/>
+        </w:rPr>
+        <w:t>evidence</w:t>
       </w:r>
     </w:p>
     <w:p>
@@ -458,11 +697,64 @@
     </w:p>
     <w:p>
       <w:r>
-        <w:t>Model A has training accuracy 99% and validation accuracy 70%; B has 88% and 84%. Compute each gap and discuss the evidence.</w:t>
-      </w:r>
-    </w:p>
-    <w:p>
-      <w:r>
+        <w:t>Apply the procedure to the changed case and record why the conclusion follows.</w:t>
+      </w:r>
+    </w:p>
+    <w:p>
+      <w:pPr>
+        <w:spacing w:line="336" w:lineRule="auto" w:after="180"/>
+      </w:pPr>
+      <w:r>
+        <w:rPr>
+          <w:b w:val="0"/>
+        </w:rPr>
+        <w:t xml:space="preserve">Model A has </w:t>
+      </w:r>
+      <w:r>
+        <w:rPr>
+          <w:b/>
+        </w:rPr>
+        <w:t>training</w:t>
+      </w:r>
+      <w:r>
+        <w:rPr>
+          <w:b w:val="0"/>
+        </w:rPr>
+        <w:t xml:space="preserve"> accuracy 99% and validation accuracy </w:t>
+      </w:r>
+      <w:r>
+        <w:rPr>
+          <w:b/>
+        </w:rPr>
+        <w:t>70%</w:t>
+      </w:r>
+      <w:r>
+        <w:rPr>
+          <w:b w:val="0"/>
+        </w:rPr>
+        <w:t xml:space="preserve">; B has 88% and 84%. Compute each gap and discuss the </w:t>
+      </w:r>
+      <w:r>
+        <w:rPr>
+          <w:b/>
+        </w:rPr>
+        <w:t>evidence</w:t>
+      </w:r>
+      <w:r>
+        <w:rPr>
+          <w:b w:val="0"/>
+        </w:rPr>
+        <w:t>.</w:t>
+      </w:r>
+    </w:p>
+    <w:p>
+      <w:pPr>
+        <w:spacing w:line="336" w:lineRule="auto" w:after="180"/>
+      </w:pPr>
+      <w:r>
+        <w:rPr>
+          <w:b w:val="0"/>
+        </w:rPr>
         <w:t>My independent answer and reason</w:t>
       </w:r>
     </w:p>
@@ -517,7 +809,30 @@
     </w:p>
     <w:p>
       <w:r>
-        <w:t>Create a changed input, boundary case or missing-information case. Write the expected answer or safe response before testing.</w:t>
+        <w:t>Specify a changed input, expected result and observation separately.</w:t>
+      </w:r>
+    </w:p>
+    <w:p>
+      <w:pPr>
+        <w:spacing w:line="336" w:lineRule="auto" w:after="180"/>
+      </w:pPr>
+      <w:r>
+        <w:rPr>
+          <w:b w:val="0"/>
+        </w:rPr>
+        <w:t xml:space="preserve">Create a changed </w:t>
+      </w:r>
+      <w:r>
+        <w:rPr>
+          <w:b/>
+        </w:rPr>
+        <w:t>input</w:t>
+      </w:r>
+      <w:r>
+        <w:rPr>
+          <w:b w:val="0"/>
+        </w:rPr>
+        <w:t>, boundary case or missing-information case. Write the expected answer or safe response before testing.</w:t>
       </w:r>
     </w:p>
     <w:tbl>
@@ -646,12 +961,53 @@
     </w:p>
     <w:p>
       <w:r>
-        <w:t>Check Plant Classifier train-validation gaps and limit complexity before final test release.</w:t>
-      </w:r>
-    </w:p>
-    <w:p>
-      <w:r>
-        <w:t>The project change and evidence I will keep</w:t>
+        <w:t>Justify what Overfitting adds to Responsible Plant Classifier and keep the evidence.</w:t>
+      </w:r>
+    </w:p>
+    <w:p>
+      <w:pPr>
+        <w:spacing w:line="336" w:lineRule="auto" w:after="180"/>
+      </w:pPr>
+      <w:r>
+        <w:rPr>
+          <w:b w:val="0"/>
+        </w:rPr>
+        <w:t xml:space="preserve">Check Plant Classifier train-validation gaps and limit </w:t>
+      </w:r>
+      <w:r>
+        <w:rPr>
+          <w:b/>
+        </w:rPr>
+        <w:t>complexity</w:t>
+      </w:r>
+      <w:r>
+        <w:rPr>
+          <w:b w:val="0"/>
+        </w:rPr>
+        <w:t xml:space="preserve"> before final test release.</w:t>
+      </w:r>
+    </w:p>
+    <w:p>
+      <w:pPr>
+        <w:spacing w:line="336" w:lineRule="auto" w:after="180"/>
+      </w:pPr>
+      <w:r>
+        <w:rPr>
+          <w:b w:val="0"/>
+        </w:rPr>
+        <w:t xml:space="preserve">The project change and </w:t>
+      </w:r>
+      <w:r>
+        <w:rPr>
+          <w:b/>
+        </w:rPr>
+        <w:t>evidence</w:t>
+      </w:r>
+      <w:r>
+        <w:rPr>
+          <w:b w:val="0"/>
+        </w:rPr>
+        <w:t xml:space="preserve"> I will keep</w:t>
       </w:r>
     </w:p>
     <w:p>
@@ -697,11 +1053,54 @@
     </w:p>
     <w:p>
       <w:r>
-        <w:t>I can explain the mechanism. I can show evidence. I can handle a changed case. I can name a limit. Mark each as not yet, with help or independently, and attach supporting work.</w:t>
-      </w:r>
-    </w:p>
-    <w:p>
-      <w:r>
+        <w:t>Judge explanation, evidence, transfer and limits separately; attach the work behind your judgement.</w:t>
+      </w:r>
+    </w:p>
+    <w:p>
+      <w:pPr>
+        <w:pStyle w:val="ListBullet"/>
+      </w:pPr>
+      <w:r>
+        <w:t>I can explain the mechanism.</w:t>
+      </w:r>
+    </w:p>
+    <w:p>
+      <w:pPr>
+        <w:pStyle w:val="ListBullet"/>
+      </w:pPr>
+      <w:r>
+        <w:t>I can show evidence.</w:t>
+      </w:r>
+    </w:p>
+    <w:p>
+      <w:pPr>
+        <w:pStyle w:val="ListBullet"/>
+      </w:pPr>
+      <w:r>
+        <w:t>I can handle a changed case.</w:t>
+      </w:r>
+    </w:p>
+    <w:p>
+      <w:pPr>
+        <w:pStyle w:val="ListBullet"/>
+      </w:pPr>
+      <w:r>
+        <w:t>I can name a limit.</w:t>
+      </w:r>
+    </w:p>
+    <w:p>
+      <w:r>
+        <w:t>Mark each as not yet, with help or independently, and attach supporting work.</w:t>
+      </w:r>
+    </w:p>
+    <w:p>
+      <w:pPr>
+        <w:spacing w:line="336" w:lineRule="auto" w:after="180"/>
+      </w:pPr>
+      <w:r>
+        <w:rPr>
+          <w:b w:val="0"/>
+        </w:rPr>
         <w:t>Teacher review ____________________  Next step ____________________</w:t>
       </w:r>
     </w:p>
@@ -715,7 +1114,42 @@
     </w:p>
     <w:p>
       <w:r>
-        <w:t>A has training 98%, validation 58%; B has training 86%, validation 81%. Compute gaps and select a candidate with a qualification.</w:t>
+        <w:t>Use this earlier case as transfer practice. A case already discussed with feedback is not fresh assessment evidence.</w:t>
+      </w:r>
+    </w:p>
+    <w:p>
+      <w:pPr>
+        <w:spacing w:line="336" w:lineRule="auto" w:after="180"/>
+      </w:pPr>
+      <w:r>
+        <w:rPr>
+          <w:b w:val="0"/>
+        </w:rPr>
+        <w:t xml:space="preserve">A has </w:t>
+      </w:r>
+      <w:r>
+        <w:rPr>
+          <w:b/>
+        </w:rPr>
+        <w:t>training</w:t>
+      </w:r>
+      <w:r>
+        <w:rPr>
+          <w:b w:val="0"/>
+        </w:rPr>
+        <w:t xml:space="preserve"> 98%, validation 58%; B has </w:t>
+      </w:r>
+      <w:r>
+        <w:rPr>
+          <w:b/>
+        </w:rPr>
+        <w:t>training</w:t>
+      </w:r>
+      <w:r>
+        <w:rPr>
+          <w:b w:val="0"/>
+        </w:rPr>
+        <w:t xml:space="preserve"> 86%, validation 81%. Compute gaps and select a candidate with a qualification.</w:t>
       </w:r>
     </w:p>
     <w:p>
@@ -762,7 +1196,13 @@
       </w:r>
     </w:p>
     <w:p>
-      <w:r>
+      <w:pPr>
+        <w:spacing w:line="336" w:lineRule="auto" w:after="180"/>
+      </w:pPr>
+      <w:r>
+        <w:rPr>
+          <w:b w:val="0"/>
+        </w:rPr>
         <w:t>Record support used: none, hint or teacher explanation.</w:t>
       </w:r>
     </w:p>
@@ -776,7 +1216,30 @@
     </w:p>
     <w:p>
       <w:r>
-        <w:t>Choose among the three worked candidates and explain the training trap.</w:t>
+        <w:t>Select from evidence. Apply the supplied Overfitting facts and keep your reasoning.</w:t>
+      </w:r>
+    </w:p>
+    <w:p>
+      <w:pPr>
+        <w:spacing w:line="336" w:lineRule="auto" w:after="180"/>
+      </w:pPr>
+      <w:r>
+        <w:rPr>
+          <w:b w:val="0"/>
+        </w:rPr>
+        <w:t xml:space="preserve">Choose among the three worked candidates and explain the </w:t>
+      </w:r>
+      <w:r>
+        <w:rPr>
+          <w:b/>
+        </w:rPr>
+        <w:t>training</w:t>
+      </w:r>
+      <w:r>
+        <w:rPr>
+          <w:b w:val="0"/>
+        </w:rPr>
+        <w:t xml:space="preserve"> trap.</w:t>
       </w:r>
     </w:p>
     <w:p>
@@ -827,7 +1290,43 @@
     </w:p>
     <w:p>
       <w:r>
-        <w:t>Does a training-validation gap alone prove overfitting?</w:t>
+        <w:t>Interpret a gap. Apply the supplied Overfitting facts and keep your reasoning.</w:t>
+      </w:r>
+    </w:p>
+    <w:p>
+      <w:pPr>
+        <w:spacing w:line="336" w:lineRule="auto" w:after="180"/>
+        <w:shd w:fill="F5F1FB"/>
+      </w:pPr>
+      <w:r>
+        <w:rPr>
+          <w:b w:val="0"/>
+        </w:rPr>
+        <w:t xml:space="preserve">Does a </w:t>
+      </w:r>
+      <w:r>
+        <w:rPr>
+          <w:b/>
+        </w:rPr>
+        <w:t>training</w:t>
+      </w:r>
+      <w:r>
+        <w:rPr>
+          <w:b w:val="0"/>
+        </w:rPr>
+        <w:t xml:space="preserve">-validation gap alone prove </w:t>
+      </w:r>
+      <w:r>
+        <w:rPr>
+          <w:b/>
+        </w:rPr>
+        <w:t>overfitting</w:t>
+      </w:r>
+      <w:r>
+        <w:rPr>
+          <w:b w:val="0"/>
+        </w:rPr>
+        <w:t>?</w:t>
       </w:r>
     </w:p>
     <w:p>
@@ -878,6 +1377,17 @@
     </w:p>
     <w:p>
       <w:r>
+        <w:t>Propose a controlled change. Apply the supplied Overfitting facts and keep your reasoning.</w:t>
+      </w:r>
+    </w:p>
+    <w:p>
+      <w:pPr>
+        <w:spacing w:line="336" w:lineRule="auto" w:after="180"/>
+      </w:pPr>
+      <w:r>
+        <w:rPr>
+          <w:b w:val="0"/>
+        </w:rPr>
         <w:t>Describe one fair next development comparison.</w:t>
       </w:r>
     </w:p>
@@ -929,7 +1439,54 @@
     </w:p>
     <w:p>
       <w:r>
-        <w:t>Models A training 4 validation 5, B training 1 validation 2, C training 0 validation 2. Lowest validation MAE then simpler; B is simpler than C. Choose and justify.</w:t>
+        <w:t>Attempt before feedback. If this repeats the selected independent case, reuse that first attempt; otherwise keep a separate record. Apply independently. Apply the supplied Overfitting facts and keep your reasoning.</w:t>
+      </w:r>
+    </w:p>
+    <w:p>
+      <w:pPr>
+        <w:spacing w:line="336" w:lineRule="auto" w:after="180"/>
+      </w:pPr>
+      <w:r>
+        <w:rPr>
+          <w:b w:val="0"/>
+        </w:rPr>
+        <w:t xml:space="preserve">Models A </w:t>
+      </w:r>
+      <w:r>
+        <w:rPr>
+          <w:b/>
+        </w:rPr>
+        <w:t>training</w:t>
+      </w:r>
+      <w:r>
+        <w:rPr>
+          <w:b w:val="0"/>
+        </w:rPr>
+        <w:t xml:space="preserve"> 4 validation 5, B </w:t>
+      </w:r>
+      <w:r>
+        <w:rPr>
+          <w:b/>
+        </w:rPr>
+        <w:t>training</w:t>
+      </w:r>
+      <w:r>
+        <w:rPr>
+          <w:b w:val="0"/>
+        </w:rPr>
+        <w:t xml:space="preserve"> 1 validation 2, C </w:t>
+      </w:r>
+      <w:r>
+        <w:rPr>
+          <w:b/>
+        </w:rPr>
+        <w:t>training</w:t>
+      </w:r>
+      <w:r>
+        <w:rPr>
+          <w:b w:val="0"/>
+        </w:rPr>
+        <w:t xml:space="preserve"> 0 validation 2. Lowest validation MAE then simpler; B is simpler than C. Choose and justify.</w:t>
       </w:r>
     </w:p>
     <w:p>
@@ -990,7 +1547,31 @@
     </w:p>
     <w:p>
       <w:r>
-        <w:t>What extra evidence would you inspect before concluding a model memorized noise?</w:t>
+        <w:t>Limit a diagnosis. Apply the supplied Overfitting facts and keep your reasoning.</w:t>
+      </w:r>
+    </w:p>
+    <w:p>
+      <w:pPr>
+        <w:spacing w:line="336" w:lineRule="auto" w:after="180"/>
+        <w:shd w:fill="F5F1FB"/>
+      </w:pPr>
+      <w:r>
+        <w:rPr>
+          <w:b w:val="0"/>
+        </w:rPr>
+        <w:t xml:space="preserve">What extra </w:t>
+      </w:r>
+      <w:r>
+        <w:rPr>
+          <w:b/>
+        </w:rPr>
+        <w:t>evidence</w:t>
+      </w:r>
+      <w:r>
+        <w:rPr>
+          <w:b w:val="0"/>
+        </w:rPr>
+        <w:t xml:space="preserve"> would you inspect before concluding a model memorized noise?</w:t>
       </w:r>
     </w:p>
     <w:p>
@@ -1037,6 +1618,11 @@
       </w:pPr>
       <w:r>
         <w:t>17. Feedback, return check and learning record</w:t>
+      </w:r>
+    </w:p>
+    <w:p>
+      <w:r>
+        <w:t>Record the first repaired step and a different case to revisit after a delay.</w:t>
       </w:r>
     </w:p>
     <w:tbl>
@@ -1176,7 +1762,13 @@
       </w:tr>
     </w:tbl>
     <w:p>
-      <w:r>
+      <w:pPr>
+        <w:spacing w:line="336" w:lineRule="auto" w:after="180"/>
+      </w:pPr>
+      <w:r>
+        <w:rPr>
+          <w:b w:val="0"/>
+        </w:rPr>
         <w:t>Revisit this idea with your teacher after a delay. Familiarity is different from explaining and using it on a changed case.</w:t>
       </w:r>
     </w:p>
@@ -1190,17 +1782,112 @@
     </w:p>
     <w:p>
       <w:r>
-        <w:t>See overfitting as a gap requiring investigation, not a label based only on model size.</w:t>
-      </w:r>
-    </w:p>
-    <w:p>
-      <w:r>
-        <w:t>Toy model Small: training 85%, validation 80%. Large: training 100%, validation 60%. Same split and scoring rule.</w:t>
-      </w:r>
-    </w:p>
-    <w:p>
-      <w:r>
-        <w:t>All inputs and outcomes in this worked example are invented classroom data; no real model run is claimed.</w:t>
+        <w:t>See overfitting as a gap requiring investigation, not a label based only on model size. Explain the labelled step before checking the changed condition.</w:t>
+      </w:r>
+    </w:p>
+    <w:p>
+      <w:pPr>
+        <w:spacing w:line="336" w:lineRule="auto" w:after="180"/>
+      </w:pPr>
+      <w:r>
+        <w:rPr>
+          <w:b w:val="0"/>
+        </w:rPr>
+        <w:t xml:space="preserve">See </w:t>
+      </w:r>
+      <w:r>
+        <w:rPr>
+          <w:b/>
+        </w:rPr>
+        <w:t>overfitting</w:t>
+      </w:r>
+      <w:r>
+        <w:rPr>
+          <w:b w:val="0"/>
+        </w:rPr>
+        <w:t xml:space="preserve"> as a gap requiring investigation, not a label based only on model size.</w:t>
+      </w:r>
+    </w:p>
+    <w:p>
+      <w:pPr>
+        <w:spacing w:line="336" w:lineRule="auto" w:after="180"/>
+      </w:pPr>
+      <w:r>
+        <w:rPr>
+          <w:b w:val="0"/>
+        </w:rPr>
+        <w:t xml:space="preserve">Toy model Small: </w:t>
+      </w:r>
+      <w:r>
+        <w:rPr>
+          <w:b/>
+        </w:rPr>
+        <w:t>training</w:t>
+      </w:r>
+      <w:r>
+        <w:rPr>
+          <w:b w:val="0"/>
+        </w:rPr>
+        <w:t xml:space="preserve"> 85%, validation </w:t>
+      </w:r>
+      <w:r>
+        <w:rPr>
+          <w:b/>
+        </w:rPr>
+        <w:t>80%</w:t>
+      </w:r>
+      <w:r>
+        <w:rPr>
+          <w:b w:val="0"/>
+        </w:rPr>
+        <w:t xml:space="preserve">. Large: </w:t>
+      </w:r>
+      <w:r>
+        <w:rPr>
+          <w:b/>
+        </w:rPr>
+        <w:t>training</w:t>
+      </w:r>
+      <w:r>
+        <w:rPr>
+          <w:b w:val="0"/>
+        </w:rPr>
+        <w:t xml:space="preserve"> 100%, validation </w:t>
+      </w:r>
+      <w:r>
+        <w:rPr>
+          <w:b/>
+        </w:rPr>
+        <w:t>60%</w:t>
+      </w:r>
+      <w:r>
+        <w:rPr>
+          <w:b w:val="0"/>
+        </w:rPr>
+        <w:t>. Same split and scoring rule.</w:t>
+      </w:r>
+    </w:p>
+    <w:p>
+      <w:pPr>
+        <w:spacing w:line="336" w:lineRule="auto" w:after="180"/>
+      </w:pPr>
+      <w:r>
+        <w:rPr>
+          <w:b w:val="0"/>
+        </w:rPr>
+        <w:t xml:space="preserve">All </w:t>
+      </w:r>
+      <w:r>
+        <w:rPr>
+          <w:b/>
+        </w:rPr>
+        <w:t>input</w:t>
+      </w:r>
+      <w:r>
+        <w:rPr>
+          <w:b w:val="0"/>
+        </w:rPr>
+        <w:t>s and outcomes in this worked example are invented classroom data; no real model run is claimed.</w:t>
       </w:r>
     </w:p>
     <w:p>
@@ -1276,8 +1963,38 @@
       </w:r>
     </w:p>
     <w:p>
-      <w:r>
-        <w:t>Does100% training accuracy prove Large was always best? Point to the relevant step in the picture, then write the changed result and the rule or evidence that supports it.</w:t>
+      <w:pPr>
+        <w:spacing w:line="336" w:lineRule="auto" w:after="180"/>
+      </w:pPr>
+      <w:r>
+        <w:rPr>
+          <w:b w:val="0"/>
+        </w:rPr>
+        <w:t xml:space="preserve">Does100% </w:t>
+      </w:r>
+      <w:r>
+        <w:rPr>
+          <w:b/>
+        </w:rPr>
+        <w:t>training</w:t>
+      </w:r>
+      <w:r>
+        <w:rPr>
+          <w:b w:val="0"/>
+        </w:rPr>
+        <w:t xml:space="preserve"> accuracy prove Large was always best? Point to the relevant step in the picture, then write the changed result and the rule or </w:t>
+      </w:r>
+      <w:r>
+        <w:rPr>
+          <w:b/>
+        </w:rPr>
+        <w:t>evidence</w:t>
+      </w:r>
+      <w:r>
+        <w:rPr>
+          <w:b w:val="0"/>
+        </w:rPr>
+        <w:t xml:space="preserve"> that supports it.</w:t>
       </w:r>
     </w:p>
     <w:p>
@@ -1319,13 +2036,69 @@
       </w:r>
     </w:p>
     <w:p>
-      <w:r>
-        <w:t>Support used: alone / hint / worked example. This record is practice evidence.</w:t>
-      </w:r>
-    </w:p>
-    <w:p>
-      <w:r>
-        <w:t>Project connection: For your Responsible Plant Classifier, save the input, procedure, observed result and limitation of this check. Label this worked example as practice; use a different, previously unreviewed case when checking independent understanding.</w:t>
+      <w:pPr>
+        <w:pStyle w:val="Heading3"/>
+      </w:pPr>
+      <w:r>
+        <w:t>Record the help used</w:t>
+      </w:r>
+    </w:p>
+    <w:p>
+      <w:pPr>
+        <w:spacing w:line="336" w:lineRule="auto" w:after="180"/>
+        <w:shd w:fill="F1F6F8"/>
+      </w:pPr>
+      <w:r>
+        <w:rPr>
+          <w:b w:val="0"/>
+        </w:rPr>
+        <w:t xml:space="preserve">Support used: alone / hint / worked example. This record is practice </w:t>
+      </w:r>
+      <w:r>
+        <w:rPr>
+          <w:b/>
+        </w:rPr>
+        <w:t>evidence</w:t>
+      </w:r>
+      <w:r>
+        <w:rPr>
+          <w:b w:val="0"/>
+        </w:rPr>
+        <w:t>.</w:t>
+      </w:r>
+    </w:p>
+    <w:p>
+      <w:pPr>
+        <w:spacing w:line="336" w:lineRule="auto" w:after="180"/>
+      </w:pPr>
+      <w:r>
+        <w:rPr>
+          <w:b w:val="0"/>
+        </w:rPr>
+        <w:t xml:space="preserve">Project connection: For your Responsible Plant Classifier, save the </w:t>
+      </w:r>
+      <w:r>
+        <w:rPr>
+          <w:b/>
+        </w:rPr>
+        <w:t>input</w:t>
+      </w:r>
+      <w:r>
+        <w:rPr>
+          <w:b w:val="0"/>
+        </w:rPr>
+        <w:t>, procedure, observed result and limitation of this check.</w:t>
+      </w:r>
+    </w:p>
+    <w:p>
+      <w:pPr>
+        <w:spacing w:line="336" w:lineRule="auto" w:after="180"/>
+      </w:pPr>
+      <w:r>
+        <w:rPr>
+          <w:b w:val="0"/>
+        </w:rPr>
+        <w:t>Label this worked example as practice; use a different, previously unreviewed case when checking independent understanding.</w:t>
       </w:r>
     </w:p>
     <w:p>
@@ -1338,17 +2111,75 @@
     </w:p>
     <w:p>
       <w:r>
+        <w:t>Keep this week’s input, deciding step, result and limit together in the Responsible Plant Classifier record.</w:t>
+      </w:r>
+    </w:p>
+    <w:p>
+      <w:pPr>
+        <w:spacing w:line="336" w:lineRule="auto" w:after="180"/>
+      </w:pPr>
+      <w:r>
+        <w:rPr>
+          <w:b w:val="0"/>
+        </w:rPr>
         <w:t>Project: Responsible Plant Classifier</w:t>
       </w:r>
     </w:p>
     <w:p>
-      <w:r>
-        <w:t>Current milestone: Prepare the demonstration. Gather reproducible instructions, evidence, access checks and remaining limitations.</w:t>
-      </w:r>
-    </w:p>
-    <w:p>
-      <w:r>
-        <w:t>For your Responsible Plant Classifier, save the input, procedure, observed result and limitation of this check. Label this worked example as practice; use a different, previously unreviewed case when checking independent understanding.</w:t>
+      <w:pPr>
+        <w:spacing w:line="336" w:lineRule="auto" w:after="180"/>
+      </w:pPr>
+      <w:r>
+        <w:rPr>
+          <w:b w:val="0"/>
+        </w:rPr>
+        <w:t xml:space="preserve">Current milestone: Prepare the demonstration. Gather reproducible instructions, </w:t>
+      </w:r>
+      <w:r>
+        <w:rPr>
+          <w:b/>
+        </w:rPr>
+        <w:t>evidence</w:t>
+      </w:r>
+      <w:r>
+        <w:rPr>
+          <w:b w:val="0"/>
+        </w:rPr>
+        <w:t>, access checks and remaining limitations.</w:t>
+      </w:r>
+    </w:p>
+    <w:p>
+      <w:pPr>
+        <w:spacing w:line="336" w:lineRule="auto" w:after="180"/>
+      </w:pPr>
+      <w:r>
+        <w:rPr>
+          <w:b w:val="0"/>
+        </w:rPr>
+        <w:t xml:space="preserve">For your Responsible Plant Classifier, save the </w:t>
+      </w:r>
+      <w:r>
+        <w:rPr>
+          <w:b/>
+        </w:rPr>
+        <w:t>input</w:t>
+      </w:r>
+      <w:r>
+        <w:rPr>
+          <w:b w:val="0"/>
+        </w:rPr>
+        <w:t>, procedure, observed result and limitation of this check.</w:t>
+      </w:r>
+    </w:p>
+    <w:p>
+      <w:pPr>
+        <w:spacing w:line="336" w:lineRule="auto" w:after="180"/>
+      </w:pPr>
+      <w:r>
+        <w:rPr>
+          <w:b w:val="0"/>
+        </w:rPr>
+        <w:t>Label this worked example as practice; use a different, previously unreviewed case when checking independent understanding.</w:t>
       </w:r>
     </w:p>
     <w:tbl>
@@ -1510,12 +2341,41 @@
     </w:p>
     <w:p>
       <w:r>
+        <w:t>Try the supported questions before comparing with hints and feedback. Record what you repaired and the evidence you retained.</w:t>
+      </w:r>
+    </w:p>
+    <w:p>
+      <w:pPr>
+        <w:spacing w:line="336" w:lineRule="auto" w:after="180"/>
+      </w:pPr>
+      <w:r>
+        <w:rPr>
+          <w:b w:val="0"/>
+        </w:rPr>
         <w:t>Use this supported practice once, in the browser or on paper. Keep the reserved independent assessment for a separate first attempt before teacher feedback.</w:t>
       </w:r>
     </w:p>
     <w:p>
-      <w:r>
-        <w:t>See overfitting as a gap requiring investigation, not a label based only on model size.</w:t>
+      <w:pPr>
+        <w:spacing w:line="336" w:lineRule="auto" w:after="180"/>
+      </w:pPr>
+      <w:r>
+        <w:rPr>
+          <w:b w:val="0"/>
+        </w:rPr>
+        <w:t xml:space="preserve">See </w:t>
+      </w:r>
+      <w:r>
+        <w:rPr>
+          <w:b/>
+        </w:rPr>
+        <w:t>overfitting</w:t>
+      </w:r>
+      <w:r>
+        <w:rPr>
+          <w:b w:val="0"/>
+        </w:rPr>
+        <w:t xml:space="preserve"> as a gap requiring investigation, not a label based only on model size.</w:t>
       </w:r>
     </w:p>
     <w:p>
@@ -1527,22 +2387,73 @@
       </w:r>
     </w:p>
     <w:p>
-      <w:r>
-        <w:t>Which labelled step matches this detail? Check capacity, training choices and data mismatch without tuning on final cases.</w:t>
-      </w:r>
-    </w:p>
-    <w:p>
-      <w:r>
+      <w:pPr>
+        <w:spacing w:line="336" w:lineRule="auto" w:after="180"/>
+      </w:pPr>
+      <w:r>
+        <w:rPr>
+          <w:b w:val="0"/>
+        </w:rPr>
+        <w:t xml:space="preserve">Which labelled step matches this detail? Check </w:t>
+      </w:r>
+      <w:r>
+        <w:rPr>
+          <w:b/>
+        </w:rPr>
+        <w:t>capacity</w:t>
+      </w:r>
+      <w:r>
+        <w:rPr>
+          <w:b w:val="0"/>
+        </w:rPr>
+        <w:t xml:space="preserve">, </w:t>
+      </w:r>
+      <w:r>
+        <w:rPr>
+          <w:b/>
+        </w:rPr>
+        <w:t>training</w:t>
+      </w:r>
+      <w:r>
+        <w:rPr>
+          <w:b w:val="0"/>
+        </w:rPr>
+        <w:t xml:space="preserve"> choices and data mismatch without tuning on final cases.</w:t>
+      </w:r>
+    </w:p>
+    <w:p>
+      <w:pPr>
+        <w:spacing w:line="336" w:lineRule="auto" w:after="180"/>
+        <w:shd w:fill="F4F9FC"/>
+      </w:pPr>
+      <w:r>
+        <w:rPr>
+          <w:b w:val="0"/>
+        </w:rPr>
         <w:t>1. Select development candidate</w:t>
       </w:r>
     </w:p>
     <w:p>
-      <w:r>
+      <w:pPr>
+        <w:spacing w:line="336" w:lineRule="auto" w:after="180"/>
+        <w:shd w:fill="F4F9FC"/>
+      </w:pPr>
+      <w:r>
+        <w:rPr>
+          <w:b w:val="0"/>
+        </w:rPr>
         <w:t>2. Compute gaps</w:t>
       </w:r>
     </w:p>
     <w:p>
-      <w:r>
+      <w:pPr>
+        <w:spacing w:line="336" w:lineRule="auto" w:after="180"/>
+        <w:shd w:fill="F4F9FC"/>
+      </w:pPr>
+      <w:r>
+        <w:rPr>
+          <w:b w:val="0"/>
+        </w:rPr>
         <w:t>3. Investigate large model</w:t>
       </w:r>
     </w:p>
@@ -1580,40 +2491,214 @@
       </w:r>
     </w:p>
     <w:p>
-      <w:r>
+      <w:pPr>
+        <w:pStyle w:val="Heading3"/>
+      </w:pPr>
+      <w:r>
+        <w:t>Hint · try first</w:t>
+      </w:r>
+    </w:p>
+    <w:p>
+      <w:pPr>
+        <w:spacing w:line="336" w:lineRule="auto" w:after="180"/>
+        <w:shd w:fill="F1F6F8"/>
+      </w:pPr>
+      <w:r>
+        <w:rPr>
+          <w:b w:val="0"/>
+        </w:rPr>
         <w:t>Hint if needed: Read the steps in the pictorial case. Match the supplied detail to the stage that performs or records it.</w:t>
       </w:r>
     </w:p>
     <w:p>
-      <w:r>
-        <w:t>After your attempt, compare with the supported explanation: Investigate large model Check capacity, training choices and data mismatch without tuning on final cases. Read the picture in order. Check capacity, training choices and data mismatch without tuning on final cases. The arrows show which recorded input or intermediate result each decision uses. Explain the deciding step aloud before checking the changed case; pointing to the final answer alone does not show how it follows.</w:t>
-      </w:r>
-    </w:p>
-    <w:p>
       <w:pPr>
         <w:pStyle w:val="Heading3"/>
       </w:pPr>
       <w:r>
+        <w:t>Feedback · compare after trying</w:t>
+      </w:r>
+    </w:p>
+    <w:p>
+      <w:pPr>
+        <w:spacing w:line="336" w:lineRule="auto" w:after="180"/>
+        <w:shd w:fill="F1F6FC"/>
+      </w:pPr>
+      <w:r>
+        <w:rPr>
+          <w:b w:val="0"/>
+        </w:rPr>
+        <w:t xml:space="preserve">After your attempt, compare with the supported explanation: Investigate large model Check </w:t>
+      </w:r>
+      <w:r>
+        <w:rPr>
+          <w:b/>
+        </w:rPr>
+        <w:t>capacity</w:t>
+      </w:r>
+      <w:r>
+        <w:rPr>
+          <w:b w:val="0"/>
+        </w:rPr>
+        <w:t xml:space="preserve">, </w:t>
+      </w:r>
+      <w:r>
+        <w:rPr>
+          <w:b/>
+        </w:rPr>
+        <w:t>training</w:t>
+      </w:r>
+      <w:r>
+        <w:rPr>
+          <w:b w:val="0"/>
+        </w:rPr>
+        <w:t xml:space="preserve"> choices and data mismatch without tuning on final cases. Read the picture in order.</w:t>
+      </w:r>
+    </w:p>
+    <w:p>
+      <w:pPr>
+        <w:spacing w:line="336" w:lineRule="auto" w:after="180"/>
+        <w:shd w:fill="F1F6FC"/>
+      </w:pPr>
+      <w:r>
+        <w:rPr>
+          <w:b w:val="0"/>
+        </w:rPr>
+        <w:t xml:space="preserve">Check </w:t>
+      </w:r>
+      <w:r>
+        <w:rPr>
+          <w:b/>
+        </w:rPr>
+        <w:t>capacity</w:t>
+      </w:r>
+      <w:r>
+        <w:rPr>
+          <w:b w:val="0"/>
+        </w:rPr>
+        <w:t xml:space="preserve">, </w:t>
+      </w:r>
+      <w:r>
+        <w:rPr>
+          <w:b/>
+        </w:rPr>
+        <w:t>training</w:t>
+      </w:r>
+      <w:r>
+        <w:rPr>
+          <w:b w:val="0"/>
+        </w:rPr>
+        <w:t xml:space="preserve"> choices and data mismatch without tuning on final cases. The arrows show which recorded </w:t>
+      </w:r>
+      <w:r>
+        <w:rPr>
+          <w:b/>
+        </w:rPr>
+        <w:t>input</w:t>
+      </w:r>
+      <w:r>
+        <w:rPr>
+          <w:b w:val="0"/>
+        </w:rPr>
+        <w:t xml:space="preserve"> or intermediate result each decision uses.</w:t>
+      </w:r>
+    </w:p>
+    <w:p>
+      <w:pPr>
+        <w:spacing w:line="336" w:lineRule="auto" w:after="180"/>
+        <w:shd w:fill="F1F6FC"/>
+      </w:pPr>
+      <w:r>
+        <w:rPr>
+          <w:b w:val="0"/>
+        </w:rPr>
+        <w:t>Explain the deciding step aloud before checking the changed case; pointing to the final answer alone does not show how it follows.</w:t>
+      </w:r>
+    </w:p>
+    <w:p>
+      <w:pPr>
+        <w:pStyle w:val="Heading3"/>
+      </w:pPr>
+      <w:r>
         <w:t>Practice 2: explain the deciding evidence</w:t>
       </w:r>
     </w:p>
     <w:p>
-      <w:r>
+      <w:pPr>
+        <w:pStyle w:val="Heading3"/>
+      </w:pPr>
+      <w:r>
+        <w:t>Changed case · predict first</w:t>
+      </w:r>
+    </w:p>
+    <w:p>
+      <w:pPr>
+        <w:spacing w:line="336" w:lineRule="auto" w:after="180"/>
+        <w:shd w:fill="F5F1FB"/>
+      </w:pPr>
+      <w:r>
+        <w:rPr>
+          <w:b w:val="0"/>
+        </w:rPr>
         <w:t>Changed-case practice: Large’s validation accuracy rises to82% after a development revision. Which conclusion is supported by the supplied facts?</w:t>
       </w:r>
     </w:p>
     <w:p>
-      <w:r>
-        <w:t>1. We can decide the result without examining the changed input or the procedure.</w:t>
-      </w:r>
-    </w:p>
-    <w:p>
-      <w:r>
-        <w:t>2. This one example guarantees correct results for every future input.</w:t>
-      </w:r>
-    </w:p>
-    <w:p>
-      <w:r>
+      <w:pPr>
+        <w:spacing w:line="336" w:lineRule="auto" w:after="180"/>
+        <w:shd w:fill="F4F9FC"/>
+      </w:pPr>
+      <w:r>
+        <w:rPr>
+          <w:b w:val="0"/>
+        </w:rPr>
+        <w:t xml:space="preserve">1. We can decide the result without examining the changed </w:t>
+      </w:r>
+      <w:r>
+        <w:rPr>
+          <w:b/>
+        </w:rPr>
+        <w:t>input</w:t>
+      </w:r>
+      <w:r>
+        <w:rPr>
+          <w:b w:val="0"/>
+        </w:rPr>
+        <w:t xml:space="preserve"> or the procedure.</w:t>
+      </w:r>
+    </w:p>
+    <w:p>
+      <w:pPr>
+        <w:spacing w:line="336" w:lineRule="auto" w:after="180"/>
+        <w:shd w:fill="F4F9FC"/>
+      </w:pPr>
+      <w:r>
+        <w:rPr>
+          <w:b w:val="0"/>
+        </w:rPr>
+        <w:t xml:space="preserve">2. This one example guarantees correct results for every future </w:t>
+      </w:r>
+      <w:r>
+        <w:rPr>
+          <w:b/>
+        </w:rPr>
+        <w:t>input</w:t>
+      </w:r>
+      <w:r>
+        <w:rPr>
+          <w:b w:val="0"/>
+        </w:rPr>
+        <w:t>.</w:t>
+      </w:r>
+    </w:p>
+    <w:p>
+      <w:pPr>
+        <w:spacing w:line="336" w:lineRule="auto" w:after="180"/>
+        <w:shd w:fill="F4F9FC"/>
+      </w:pPr>
+      <w:r>
+        <w:rPr>
+          <w:b w:val="0"/>
+        </w:rPr>
         <w:t>3. Its gap is 18 percentage points; it now beats Small on this validation set.</w:t>
       </w:r>
     </w:p>
@@ -1651,36 +2736,201 @@
       </w:r>
     </w:p>
     <w:p>
-      <w:r>
+      <w:pPr>
+        <w:pStyle w:val="Heading3"/>
+      </w:pPr>
+      <w:r>
+        <w:t>Hint · try first</w:t>
+      </w:r>
+    </w:p>
+    <w:p>
+      <w:pPr>
+        <w:spacing w:line="336" w:lineRule="auto" w:after="180"/>
+        <w:shd w:fill="F1F6F8"/>
+      </w:pPr>
+      <w:r>
+        <w:rPr>
+          <w:b w:val="0"/>
+        </w:rPr>
         <w:t>Hint if needed: Use the changed condition and the deciding step in the pictorial trace. The answer must say what follows from those facts.</w:t>
       </w:r>
     </w:p>
     <w:p>
-      <w:r>
-        <w:t>After your attempt, compare with the supported explanation: Its gap is 18 percentage points; it now beats Small on this validation set. Validation performance improved, but the training-validation gap is not a complete release rule.</w:t>
-      </w:r>
-    </w:p>
-    <w:p>
       <w:pPr>
         <w:pStyle w:val="Heading3"/>
       </w:pPr>
       <w:r>
+        <w:t>Feedback · compare after trying</w:t>
+      </w:r>
+    </w:p>
+    <w:p>
+      <w:pPr>
+        <w:spacing w:line="336" w:lineRule="auto" w:after="180"/>
+        <w:shd w:fill="F1F6FC"/>
+      </w:pPr>
+      <w:r>
+        <w:rPr>
+          <w:b w:val="0"/>
+        </w:rPr>
+        <w:t>After your attempt, compare with the supported explanation: Its gap is 18 percentage points; it now beats Small on this validation set.</w:t>
+      </w:r>
+    </w:p>
+    <w:p>
+      <w:pPr>
+        <w:spacing w:line="336" w:lineRule="auto" w:after="180"/>
+        <w:shd w:fill="F1F6FC"/>
+      </w:pPr>
+      <w:r>
+        <w:rPr>
+          <w:b w:val="0"/>
+        </w:rPr>
+        <w:t xml:space="preserve">Validation performance improved, but the </w:t>
+      </w:r>
+      <w:r>
+        <w:rPr>
+          <w:b/>
+        </w:rPr>
+        <w:t>training</w:t>
+      </w:r>
+      <w:r>
+        <w:rPr>
+          <w:b w:val="0"/>
+        </w:rPr>
+        <w:t>-validation gap is not a complete release rule.</w:t>
+      </w:r>
+    </w:p>
+    <w:p>
+      <w:pPr>
+        <w:pStyle w:val="Heading3"/>
+      </w:pPr>
+      <w:r>
         <w:t>Repair a missing building block</w:t>
       </w:r>
     </w:p>
     <w:p>
-      <w:r>
-        <w:t>Review Reproducible Experiments (ai-4/26). Goal: Record enough detail to reproduce a run. Short practice: What should accompany the mean 70%? Point to the relevant step in the picture, then write the changed result and the rule or evidence that supports it.. Return to this week and explain what you changed.</w:t>
-      </w:r>
-    </w:p>
-    <w:p>
-      <w:r>
-        <w:t>Review Train, Validation, Test (ai-4/24). Goal: Select a model using a declared validation rule. Short practice: Why does B’s zero training MAE not settle the original choice? Point to the relevant step in the picture, then write the changed result and the rule or evidence that supports it.. Return to this week and explain what you changed.</w:t>
-      </w:r>
-    </w:p>
-    <w:p>
-      <w:r>
-        <w:t>Review Absolute Error and MAE (ai-4/21). Goal: Calculate MAE MSE and RMSE. Short practice: Why is quoting MSE as4.67 cm misleading? Point to the relevant step in the picture, then write the changed result and the rule or evidence that supports it.. Return to this week and explain what you changed.</w:t>
+      <w:pPr>
+        <w:spacing w:line="336" w:lineRule="auto" w:after="180"/>
+      </w:pPr>
+      <w:r>
+        <w:rPr>
+          <w:b w:val="0"/>
+        </w:rPr>
+        <w:t xml:space="preserve">Review Reproducible Experiments (ai-4/26). Goal: Record enough detail to reproduce a run. Short practice: What should accompany the mean </w:t>
+      </w:r>
+      <w:r>
+        <w:rPr>
+          <w:b/>
+        </w:rPr>
+        <w:t>70%</w:t>
+      </w:r>
+      <w:r>
+        <w:rPr>
+          <w:b w:val="0"/>
+        </w:rPr>
+        <w:t>?</w:t>
+      </w:r>
+    </w:p>
+    <w:p>
+      <w:pPr>
+        <w:spacing w:line="336" w:lineRule="auto" w:after="180"/>
+      </w:pPr>
+      <w:r>
+        <w:rPr>
+          <w:b w:val="0"/>
+        </w:rPr>
+        <w:t xml:space="preserve">Point to the relevant step in the picture, then write the changed result and the rule or </w:t>
+      </w:r>
+      <w:r>
+        <w:rPr>
+          <w:b/>
+        </w:rPr>
+        <w:t>evidence</w:t>
+      </w:r>
+      <w:r>
+        <w:rPr>
+          <w:b w:val="0"/>
+        </w:rPr>
+        <w:t xml:space="preserve"> that supports it.. Return to this week and explain what you changed.</w:t>
+      </w:r>
+    </w:p>
+    <w:p>
+      <w:pPr>
+        <w:spacing w:line="336" w:lineRule="auto" w:after="180"/>
+      </w:pPr>
+      <w:r>
+        <w:rPr>
+          <w:b w:val="0"/>
+        </w:rPr>
+        <w:t xml:space="preserve">Review Train, Validation, Test (ai-4/24). Goal: Select a model using a declared validation rule. Short practice: Why does B’s zero </w:t>
+      </w:r>
+      <w:r>
+        <w:rPr>
+          <w:b/>
+        </w:rPr>
+        <w:t>training</w:t>
+      </w:r>
+      <w:r>
+        <w:rPr>
+          <w:b w:val="0"/>
+        </w:rPr>
+        <w:t xml:space="preserve"> MAE not settle the original choice?</w:t>
+      </w:r>
+    </w:p>
+    <w:p>
+      <w:pPr>
+        <w:spacing w:line="336" w:lineRule="auto" w:after="180"/>
+      </w:pPr>
+      <w:r>
+        <w:rPr>
+          <w:b w:val="0"/>
+        </w:rPr>
+        <w:t xml:space="preserve">Point to the relevant step in the picture, then write the changed result and the rule or </w:t>
+      </w:r>
+      <w:r>
+        <w:rPr>
+          <w:b/>
+        </w:rPr>
+        <w:t>evidence</w:t>
+      </w:r>
+      <w:r>
+        <w:rPr>
+          <w:b w:val="0"/>
+        </w:rPr>
+        <w:t xml:space="preserve"> that supports it.. Return to this week and explain what you changed.</w:t>
+      </w:r>
+    </w:p>
+    <w:p>
+      <w:pPr>
+        <w:spacing w:line="336" w:lineRule="auto" w:after="180"/>
+      </w:pPr>
+      <w:r>
+        <w:rPr>
+          <w:b w:val="0"/>
+        </w:rPr>
+        <w:t>Review Absolute Error and MAE (ai-4/21). Goal: Calculate MAE MSE and RMSE. Short practice: Why is quoting MSE as4.67 cm misleading?</w:t>
+      </w:r>
+    </w:p>
+    <w:p>
+      <w:pPr>
+        <w:spacing w:line="336" w:lineRule="auto" w:after="180"/>
+      </w:pPr>
+      <w:r>
+        <w:rPr>
+          <w:b w:val="0"/>
+        </w:rPr>
+        <w:t xml:space="preserve">Point to the relevant step in the picture, then write the changed result and the rule or </w:t>
+      </w:r>
+      <w:r>
+        <w:rPr>
+          <w:b/>
+        </w:rPr>
+        <w:t>evidence</w:t>
+      </w:r>
+      <w:r>
+        <w:rPr>
+          <w:b w:val="0"/>
+        </w:rPr>
+        <w:t xml:space="preserve"> that supports it.. Return to this week and explain what you changed.</w:t>
       </w:r>
     </w:p>
     <w:p>
@@ -1692,8 +2942,37 @@
       </w:r>
     </w:p>
     <w:p>
-      <w:r>
-        <w:t>Use Download completed work in the hosted lesson to export your answers, reflections, practice feedback and code-run evidence. Open the HTML copy to read or print it. Drafts stay in this browser when storage is available; clear drafts on a shared device.</w:t>
+      <w:pPr>
+        <w:spacing w:line="336" w:lineRule="auto" w:after="180"/>
+      </w:pPr>
+      <w:r>
+        <w:rPr>
+          <w:b w:val="0"/>
+        </w:rPr>
+        <w:t xml:space="preserve">Use Download completed work in the hosted lesson to export your answers, reflections, practice feedback and code-run </w:t>
+      </w:r>
+      <w:r>
+        <w:rPr>
+          <w:b/>
+        </w:rPr>
+        <w:t>evidence</w:t>
+      </w:r>
+      <w:r>
+        <w:rPr>
+          <w:b w:val="0"/>
+        </w:rPr>
+        <w:t>. Open the HTML copy to read or print it.</w:t>
+      </w:r>
+    </w:p>
+    <w:p>
+      <w:pPr>
+        <w:spacing w:line="336" w:lineRule="auto" w:after="180"/>
+      </w:pPr>
+      <w:r>
+        <w:rPr>
+          <w:b w:val="0"/>
+        </w:rPr>
+        <w:t>Drafts stay in this browser when storage is available; clear drafts on a shared device.</w:t>
       </w:r>
     </w:p>
     <w:p>
@@ -1707,6 +2986,937 @@
     <w:p>
       <w:r>
         <w:t>________________________________________________________________</w:t>
+      </w:r>
+    </w:p>
+    <w:p>
+      <w:r>
+        <w:t>________________________________________________________________</w:t>
+      </w:r>
+    </w:p>
+    <w:p>
+      <w:r>
+        <w:t>________________________________________________________________</w:t>
+      </w:r>
+    </w:p>
+    <w:p>
+      <w:r>
+        <w:t>________________________________________________________________</w:t>
+      </w:r>
+    </w:p>
+    <w:p>
+      <w:r>
+        <w:t>________________________________________________________________</w:t>
+      </w:r>
+    </w:p>
+    <w:p>
+      <w:pPr>
+        <w:pStyle w:val="Heading1"/>
+      </w:pPr>
+      <w:r>
+        <w:t>21. Visual concept journey</w:t>
+      </w:r>
+    </w:p>
+    <w:p>
+      <w:r>
+        <w:t>Explain each Overfitting picture from its labels, then record a relevant limit.</w:t>
+      </w:r>
+    </w:p>
+    <w:p>
+      <w:pPr>
+        <w:pStyle w:val="Heading3"/>
+      </w:pPr>
+      <w:r>
+        <w:t>01. Overfitting: the case</w:t>
+      </w:r>
+    </w:p>
+    <w:p>
+      <w:r>
+        <w:drawing>
+          <wp:inline xmlns:a="http://schemas.openxmlformats.org/drawingml/2006/main" xmlns:pic="http://schemas.openxmlformats.org/drawingml/2006/picture">
+            <wp:extent cx="5486400" cy="2990088"/>
+            <wp:docPr id="3" name="Picture 3" descr="See overfitting as a gap requiring investigation, not a label based only on model size. Supplied facts: Toy model Small: training 85%, validation 80%. Large: training 100%, validation 60%. Same split and scoring rule. All inputs and outcomes in this worked example are invented classroom data; no real model run is claimed."/>
+            <wp:cNvGraphicFramePr>
+              <a:graphicFrameLocks noChangeAspect="1"/>
+            </wp:cNvGraphicFramePr>
+            <a:graphic>
+              <a:graphicData uri="http://schemas.openxmlformats.org/drawingml/2006/picture">
+                <pic:pic>
+                  <pic:nvPicPr>
+                    <pic:cNvPr id="0" name="academy-story-ai-4-27-01.png"/>
+                    <pic:cNvPicPr/>
+                  </pic:nvPicPr>
+                  <pic:blipFill>
+                    <a:blip r:embed="rId11"/>
+                    <a:stretch>
+                      <a:fillRect/>
+                    </a:stretch>
+                  </pic:blipFill>
+                  <pic:spPr>
+                    <a:xfrm>
+                      <a:off x="0" y="0"/>
+                      <a:ext cx="5486400" cy="2990088"/>
+                    </a:xfrm>
+                    <a:prstGeom prst="rect"/>
+                  </pic:spPr>
+                </pic:pic>
+              </a:graphicData>
+            </a:graphic>
+          </wp:inline>
+        </w:drawing>
+      </w:r>
+    </w:p>
+    <w:p>
+      <w:pPr>
+        <w:spacing w:line="336" w:lineRule="auto" w:after="180"/>
+      </w:pPr>
+      <w:r>
+        <w:rPr>
+          <w:b w:val="0"/>
+        </w:rPr>
+        <w:t xml:space="preserve">See </w:t>
+      </w:r>
+      <w:r>
+        <w:rPr>
+          <w:b/>
+        </w:rPr>
+        <w:t>overfitting</w:t>
+      </w:r>
+      <w:r>
+        <w:rPr>
+          <w:b w:val="0"/>
+        </w:rPr>
+        <w:t xml:space="preserve"> as a gap requiring investigation, not a label based only on model size. Supplied facts: Toy model Small: </w:t>
+      </w:r>
+      <w:r>
+        <w:rPr>
+          <w:b/>
+        </w:rPr>
+        <w:t>training</w:t>
+      </w:r>
+      <w:r>
+        <w:rPr>
+          <w:b w:val="0"/>
+        </w:rPr>
+        <w:t xml:space="preserve"> 85%, validation </w:t>
+      </w:r>
+      <w:r>
+        <w:rPr>
+          <w:b/>
+        </w:rPr>
+        <w:t>80%</w:t>
+      </w:r>
+      <w:r>
+        <w:rPr>
+          <w:b w:val="0"/>
+        </w:rPr>
+        <w:t xml:space="preserve">. Large: </w:t>
+      </w:r>
+      <w:r>
+        <w:rPr>
+          <w:b/>
+        </w:rPr>
+        <w:t>training</w:t>
+      </w:r>
+      <w:r>
+        <w:rPr>
+          <w:b w:val="0"/>
+        </w:rPr>
+        <w:t xml:space="preserve"> 100%, validation </w:t>
+      </w:r>
+      <w:r>
+        <w:rPr>
+          <w:b/>
+        </w:rPr>
+        <w:t>60%</w:t>
+      </w:r>
+      <w:r>
+        <w:rPr>
+          <w:b w:val="0"/>
+        </w:rPr>
+        <w:t>. Same split and scoring rule.</w:t>
+      </w:r>
+    </w:p>
+    <w:p>
+      <w:pPr>
+        <w:spacing w:line="336" w:lineRule="auto" w:after="180"/>
+      </w:pPr>
+      <w:r>
+        <w:rPr>
+          <w:b w:val="0"/>
+        </w:rPr>
+        <w:t xml:space="preserve">All </w:t>
+      </w:r>
+      <w:r>
+        <w:rPr>
+          <w:b/>
+        </w:rPr>
+        <w:t>input</w:t>
+      </w:r>
+      <w:r>
+        <w:rPr>
+          <w:b w:val="0"/>
+        </w:rPr>
+        <w:t>s and outcomes in this worked example are invented classroom data; no real model run is claimed.</w:t>
+      </w:r>
+    </w:p>
+    <w:p>
+      <w:pPr>
+        <w:spacing w:line="336" w:lineRule="auto" w:after="180"/>
+        <w:shd w:fill="F5F1FB"/>
+      </w:pPr>
+      <w:r>
+        <w:rPr>
+          <w:b w:val="0"/>
+        </w:rPr>
+        <w:t>Point to the given fact that matters most. Explain why it matters.</w:t>
+      </w:r>
+    </w:p>
+    <w:p>
+      <w:pPr>
+        <w:pStyle w:val="Heading3"/>
+      </w:pPr>
+      <w:r>
+        <w:t>My picture explanation, deciding evidence and one limit</w:t>
+      </w:r>
+    </w:p>
+    <w:p>
+      <w:r>
+        <w:t>________________________________________________________________</w:t>
+      </w:r>
+    </w:p>
+    <w:p>
+      <w:r>
+        <w:t>________________________________________________________________</w:t>
+      </w:r>
+    </w:p>
+    <w:p>
+      <w:r>
+        <w:t>________________________________________________________________</w:t>
+      </w:r>
+    </w:p>
+    <w:p>
+      <w:r>
+        <w:t>________________________________________________________________</w:t>
+      </w:r>
+    </w:p>
+    <w:p>
+      <w:pPr>
+        <w:pStyle w:val="Heading3"/>
+      </w:pPr>
+      <w:r>
+        <w:t>02. Follow the deciding steps</w:t>
+      </w:r>
+    </w:p>
+    <w:p>
+      <w:r>
+        <w:drawing>
+          <wp:inline xmlns:a="http://schemas.openxmlformats.org/drawingml/2006/main" xmlns:pic="http://schemas.openxmlformats.org/drawingml/2006/picture">
+            <wp:extent cx="5486400" cy="3337560"/>
+            <wp:docPr id="4" name="Picture 4" descr="Compute gaps: Small gap=5 percentage points; Large gap=40 percentage points. → Select development candidate: Small has the higher validation accuracy despite its lower training fit. → Investigate large model: Check capacity, training choices and data mismatch without tuning on final cases."/>
+            <wp:cNvGraphicFramePr>
+              <a:graphicFrameLocks noChangeAspect="1"/>
+            </wp:cNvGraphicFramePr>
+            <a:graphic>
+              <a:graphicData uri="http://schemas.openxmlformats.org/drawingml/2006/picture">
+                <pic:pic>
+                  <pic:nvPicPr>
+                    <pic:cNvPr id="0" name="academy-story-ai-4-27-02.png"/>
+                    <pic:cNvPicPr/>
+                  </pic:nvPicPr>
+                  <pic:blipFill>
+                    <a:blip r:embed="rId12"/>
+                    <a:stretch>
+                      <a:fillRect/>
+                    </a:stretch>
+                  </pic:blipFill>
+                  <pic:spPr>
+                    <a:xfrm>
+                      <a:off x="0" y="0"/>
+                      <a:ext cx="5486400" cy="3337560"/>
+                    </a:xfrm>
+                    <a:prstGeom prst="rect"/>
+                  </pic:spPr>
+                </pic:pic>
+              </a:graphicData>
+            </a:graphic>
+          </wp:inline>
+        </w:drawing>
+      </w:r>
+    </w:p>
+    <w:p>
+      <w:pPr>
+        <w:spacing w:line="336" w:lineRule="auto" w:after="180"/>
+      </w:pPr>
+      <w:r>
+        <w:rPr>
+          <w:b w:val="0"/>
+        </w:rPr>
+        <w:t xml:space="preserve">Compute gaps: Small gap=5 percentage points; Large gap=40 percentage points. → Select development candidate: Small has the higher validation accuracy despite its lower </w:t>
+      </w:r>
+      <w:r>
+        <w:rPr>
+          <w:b/>
+        </w:rPr>
+        <w:t>training</w:t>
+      </w:r>
+      <w:r>
+        <w:rPr>
+          <w:b w:val="0"/>
+        </w:rPr>
+        <w:t xml:space="preserve"> fit. → Investigate large model: Check </w:t>
+      </w:r>
+      <w:r>
+        <w:rPr>
+          <w:b/>
+        </w:rPr>
+        <w:t>capacity</w:t>
+      </w:r>
+      <w:r>
+        <w:rPr>
+          <w:b w:val="0"/>
+        </w:rPr>
+        <w:t xml:space="preserve">, </w:t>
+      </w:r>
+      <w:r>
+        <w:rPr>
+          <w:b/>
+        </w:rPr>
+        <w:t>training</w:t>
+      </w:r>
+      <w:r>
+        <w:rPr>
+          <w:b w:val="0"/>
+        </w:rPr>
+        <w:t xml:space="preserve"> choices and data mismatch without tuning on final cases.</w:t>
+      </w:r>
+    </w:p>
+    <w:p>
+      <w:pPr>
+        <w:spacing w:line="336" w:lineRule="auto" w:after="180"/>
+        <w:shd w:fill="F5F1FB"/>
+      </w:pPr>
+      <w:r>
+        <w:rPr>
+          <w:b w:val="0"/>
+        </w:rPr>
+        <w:t xml:space="preserve">Point to each numbered stage and explain which recorded </w:t>
+      </w:r>
+      <w:r>
+        <w:rPr>
+          <w:b/>
+        </w:rPr>
+        <w:t>input</w:t>
+      </w:r>
+      <w:r>
+        <w:rPr>
+          <w:b w:val="0"/>
+        </w:rPr>
+        <w:t xml:space="preserve"> it uses.</w:t>
+      </w:r>
+    </w:p>
+    <w:p>
+      <w:pPr>
+        <w:pStyle w:val="Heading3"/>
+      </w:pPr>
+      <w:r>
+        <w:t>My picture explanation, deciding evidence and one limit</w:t>
+      </w:r>
+    </w:p>
+    <w:p>
+      <w:r>
+        <w:t>________________________________________________________________</w:t>
+      </w:r>
+    </w:p>
+    <w:p>
+      <w:r>
+        <w:t>________________________________________________________________</w:t>
+      </w:r>
+    </w:p>
+    <w:p>
+      <w:r>
+        <w:t>________________________________________________________________</w:t>
+      </w:r>
+    </w:p>
+    <w:p>
+      <w:r>
+        <w:t>________________________________________________________________</w:t>
+      </w:r>
+    </w:p>
+    <w:p>
+      <w:pPr>
+        <w:pStyle w:val="Heading3"/>
+      </w:pPr>
+      <w:r>
+        <w:t>03. Training and validation accuracy</w:t>
+      </w:r>
+    </w:p>
+    <w:p>
+      <w:r>
+        <w:drawing>
+          <wp:inline xmlns:a="http://schemas.openxmlformats.org/drawingml/2006/main" xmlns:pic="http://schemas.openxmlformats.org/drawingml/2006/picture">
+            <wp:extent cx="5486400" cy="3584448"/>
+            <wp:docPr id="5" name="Picture 5" descr="Training and validation accuracy. Units: percent. Small train: 85. Small validation: 80. Large train: 100. Large validation: 60."/>
+            <wp:cNvGraphicFramePr>
+              <a:graphicFrameLocks noChangeAspect="1"/>
+            </wp:cNvGraphicFramePr>
+            <a:graphic>
+              <a:graphicData uri="http://schemas.openxmlformats.org/drawingml/2006/picture">
+                <pic:pic>
+                  <pic:nvPicPr>
+                    <pic:cNvPr id="0" name="academy-story-ai-4-27-03.png"/>
+                    <pic:cNvPicPr/>
+                  </pic:nvPicPr>
+                  <pic:blipFill>
+                    <a:blip r:embed="rId13"/>
+                    <a:stretch>
+                      <a:fillRect/>
+                    </a:stretch>
+                  </pic:blipFill>
+                  <pic:spPr>
+                    <a:xfrm>
+                      <a:off x="0" y="0"/>
+                      <a:ext cx="5486400" cy="3584448"/>
+                    </a:xfrm>
+                    <a:prstGeom prst="rect"/>
+                  </pic:spPr>
+                </pic:pic>
+              </a:graphicData>
+            </a:graphic>
+          </wp:inline>
+        </w:drawing>
+      </w:r>
+    </w:p>
+    <w:p>
+      <w:pPr>
+        <w:spacing w:line="336" w:lineRule="auto" w:after="180"/>
+      </w:pPr>
+      <w:r>
+        <w:rPr>
+          <w:b/>
+        </w:rPr>
+        <w:t>Training</w:t>
+      </w:r>
+      <w:r>
+        <w:rPr>
+          <w:b w:val="0"/>
+        </w:rPr>
+        <w:t xml:space="preserve"> and validation accuracy. Units: percent. Small train: 85. Small validation: 80. Large train: 100. Large validation: 60.</w:t>
+      </w:r>
+    </w:p>
+    <w:p>
+      <w:pPr>
+        <w:spacing w:line="336" w:lineRule="auto" w:after="180"/>
+        <w:shd w:fill="F5F1FB"/>
+      </w:pPr>
+      <w:r>
+        <w:rPr>
+          <w:b w:val="0"/>
+        </w:rPr>
+        <w:t>Read the labels and values. Explain the relationship the model shows.</w:t>
+      </w:r>
+    </w:p>
+    <w:p>
+      <w:pPr>
+        <w:pStyle w:val="Heading3"/>
+      </w:pPr>
+      <w:r>
+        <w:t>My picture explanation, deciding evidence and one limit</w:t>
+      </w:r>
+    </w:p>
+    <w:p>
+      <w:r>
+        <w:t>________________________________________________________________</w:t>
+      </w:r>
+    </w:p>
+    <w:p>
+      <w:r>
+        <w:t>________________________________________________________________</w:t>
+      </w:r>
+    </w:p>
+    <w:p>
+      <w:r>
+        <w:t>________________________________________________________________</w:t>
+      </w:r>
+    </w:p>
+    <w:p>
+      <w:r>
+        <w:t>________________________________________________________________</w:t>
+      </w:r>
+    </w:p>
+    <w:p>
+      <w:pPr>
+        <w:pStyle w:val="Heading3"/>
+      </w:pPr>
+      <w:r>
+        <w:t>04. Change one thing. Trace what follows.</w:t>
+      </w:r>
+    </w:p>
+    <w:p>
+      <w:r>
+        <w:drawing>
+          <wp:inline xmlns:a="http://schemas.openxmlformats.org/drawingml/2006/main" xmlns:pic="http://schemas.openxmlformats.org/drawingml/2006/picture">
+            <wp:extent cx="5486400" cy="3179064"/>
+            <wp:docPr id="6" name="Picture 6" descr="Original case: Check capacity, training choices and data mismatch without tuning on final cases. Changed condition: Large’s validation accuracy rises to82% after a development revision. Expected result: Its gap is 18 percentage points; it now beats Small on this validation set. Reason: Validation performance improved, but the training-validation gap is not a complete release rule."/>
+            <wp:cNvGraphicFramePr>
+              <a:graphicFrameLocks noChangeAspect="1"/>
+            </wp:cNvGraphicFramePr>
+            <a:graphic>
+              <a:graphicData uri="http://schemas.openxmlformats.org/drawingml/2006/picture">
+                <pic:pic>
+                  <pic:nvPicPr>
+                    <pic:cNvPr id="0" name="academy-story-ai-4-27-04.png"/>
+                    <pic:cNvPicPr/>
+                  </pic:nvPicPr>
+                  <pic:blipFill>
+                    <a:blip r:embed="rId14"/>
+                    <a:stretch>
+                      <a:fillRect/>
+                    </a:stretch>
+                  </pic:blipFill>
+                  <pic:spPr>
+                    <a:xfrm>
+                      <a:off x="0" y="0"/>
+                      <a:ext cx="5486400" cy="3179064"/>
+                    </a:xfrm>
+                    <a:prstGeom prst="rect"/>
+                  </pic:spPr>
+                </pic:pic>
+              </a:graphicData>
+            </a:graphic>
+          </wp:inline>
+        </w:drawing>
+      </w:r>
+    </w:p>
+    <w:p>
+      <w:pPr>
+        <w:spacing w:line="336" w:lineRule="auto" w:after="180"/>
+      </w:pPr>
+      <w:r>
+        <w:rPr>
+          <w:b w:val="0"/>
+        </w:rPr>
+        <w:t xml:space="preserve">Original case: Check </w:t>
+      </w:r>
+      <w:r>
+        <w:rPr>
+          <w:b/>
+        </w:rPr>
+        <w:t>capacity</w:t>
+      </w:r>
+      <w:r>
+        <w:rPr>
+          <w:b w:val="0"/>
+        </w:rPr>
+        <w:t xml:space="preserve">, </w:t>
+      </w:r>
+      <w:r>
+        <w:rPr>
+          <w:b/>
+        </w:rPr>
+        <w:t>training</w:t>
+      </w:r>
+      <w:r>
+        <w:rPr>
+          <w:b w:val="0"/>
+        </w:rPr>
+        <w:t xml:space="preserve"> choices and data mismatch without tuning on final cases. Changed condition: Large’s validation accuracy rises to82% after a development revision.</w:t>
+      </w:r>
+    </w:p>
+    <w:p>
+      <w:pPr>
+        <w:spacing w:line="336" w:lineRule="auto" w:after="180"/>
+      </w:pPr>
+      <w:r>
+        <w:rPr>
+          <w:b w:val="0"/>
+        </w:rPr>
+        <w:t xml:space="preserve">Expected result: Its gap is 18 percentage points; it now beats Small on this validation set. Reason: Validation performance improved, but the </w:t>
+      </w:r>
+      <w:r>
+        <w:rPr>
+          <w:b/>
+        </w:rPr>
+        <w:t>training</w:t>
+      </w:r>
+      <w:r>
+        <w:rPr>
+          <w:b w:val="0"/>
+        </w:rPr>
+        <w:t>-validation gap is not a complete release rule.</w:t>
+      </w:r>
+    </w:p>
+    <w:p>
+      <w:pPr>
+        <w:spacing w:line="336" w:lineRule="auto" w:after="180"/>
+        <w:shd w:fill="F5F1FB"/>
+      </w:pPr>
+      <w:r>
+        <w:rPr>
+          <w:b w:val="0"/>
+        </w:rPr>
+        <w:t>Predict before checking the worked changed-case result. Name what changed and what the supplied facts allow you to conclude.</w:t>
+      </w:r>
+    </w:p>
+    <w:p>
+      <w:pPr>
+        <w:pStyle w:val="Heading3"/>
+      </w:pPr>
+      <w:r>
+        <w:t>My picture explanation, deciding evidence and one limit</w:t>
+      </w:r>
+    </w:p>
+    <w:p>
+      <w:r>
+        <w:t>________________________________________________________________</w:t>
+      </w:r>
+    </w:p>
+    <w:p>
+      <w:r>
+        <w:t>________________________________________________________________</w:t>
+      </w:r>
+    </w:p>
+    <w:p>
+      <w:r>
+        <w:t>________________________________________________________________</w:t>
+      </w:r>
+    </w:p>
+    <w:p>
+      <w:r>
+        <w:t>________________________________________________________________</w:t>
+      </w:r>
+    </w:p>
+    <w:p>
+      <w:pPr>
+        <w:pStyle w:val="Heading3"/>
+      </w:pPr>
+      <w:r>
+        <w:t>05. Connect the explanation to its limit</w:t>
+      </w:r>
+    </w:p>
+    <w:p>
+      <w:r>
+        <w:drawing>
+          <wp:inline xmlns:a="http://schemas.openxmlformats.org/drawingml/2006/main" xmlns:pic="http://schemas.openxmlformats.org/drawingml/2006/picture">
+            <wp:extent cx="5486400" cy="2834640"/>
+            <wp:docPr id="7" name="Picture 7" descr="Read the picture in order. Check capacity, training choices and data mismatch without tuning on final cases. The arrows show which recorded input or intermediate result each decision uses. Explain the deciding step aloud before checking the changed case; pointing to the final answer alone does not show how it follows. Limit: A gap can also reflect data shift or sampling noise. Inspect evidence before attributing every gap to capacity."/>
+            <wp:cNvGraphicFramePr>
+              <a:graphicFrameLocks noChangeAspect="1"/>
+            </wp:cNvGraphicFramePr>
+            <a:graphic>
+              <a:graphicData uri="http://schemas.openxmlformats.org/drawingml/2006/picture">
+                <pic:pic>
+                  <pic:nvPicPr>
+                    <pic:cNvPr id="0" name="academy-story-ai-4-27-05.png"/>
+                    <pic:cNvPicPr/>
+                  </pic:nvPicPr>
+                  <pic:blipFill>
+                    <a:blip r:embed="rId15"/>
+                    <a:stretch>
+                      <a:fillRect/>
+                    </a:stretch>
+                  </pic:blipFill>
+                  <pic:spPr>
+                    <a:xfrm>
+                      <a:off x="0" y="0"/>
+                      <a:ext cx="5486400" cy="2834640"/>
+                    </a:xfrm>
+                    <a:prstGeom prst="rect"/>
+                  </pic:spPr>
+                </pic:pic>
+              </a:graphicData>
+            </a:graphic>
+          </wp:inline>
+        </w:drawing>
+      </w:r>
+    </w:p>
+    <w:p>
+      <w:pPr>
+        <w:spacing w:line="336" w:lineRule="auto" w:after="180"/>
+      </w:pPr>
+      <w:r>
+        <w:rPr>
+          <w:b w:val="0"/>
+        </w:rPr>
+        <w:t xml:space="preserve">Read the picture in order. Check </w:t>
+      </w:r>
+      <w:r>
+        <w:rPr>
+          <w:b/>
+        </w:rPr>
+        <w:t>capacity</w:t>
+      </w:r>
+      <w:r>
+        <w:rPr>
+          <w:b w:val="0"/>
+        </w:rPr>
+        <w:t xml:space="preserve">, </w:t>
+      </w:r>
+      <w:r>
+        <w:rPr>
+          <w:b/>
+        </w:rPr>
+        <w:t>training</w:t>
+      </w:r>
+      <w:r>
+        <w:rPr>
+          <w:b w:val="0"/>
+        </w:rPr>
+        <w:t xml:space="preserve"> choices and data mismatch without tuning on final cases. The arrows show which recorded </w:t>
+      </w:r>
+      <w:r>
+        <w:rPr>
+          <w:b/>
+        </w:rPr>
+        <w:t>input</w:t>
+      </w:r>
+      <w:r>
+        <w:rPr>
+          <w:b w:val="0"/>
+        </w:rPr>
+        <w:t xml:space="preserve"> or intermediate result each decision uses.</w:t>
+      </w:r>
+    </w:p>
+    <w:p>
+      <w:pPr>
+        <w:spacing w:line="336" w:lineRule="auto" w:after="180"/>
+      </w:pPr>
+      <w:r>
+        <w:rPr>
+          <w:b w:val="0"/>
+        </w:rPr>
+        <w:t>Explain the deciding step aloud before checking the changed case; pointing to the final answer alone does not show how it follows. Limit: A gap can also reflect data shift or sampling noise.</w:t>
+      </w:r>
+    </w:p>
+    <w:p>
+      <w:pPr>
+        <w:spacing w:line="336" w:lineRule="auto" w:after="180"/>
+      </w:pPr>
+      <w:r>
+        <w:rPr>
+          <w:b w:val="0"/>
+        </w:rPr>
+        <w:t xml:space="preserve">Inspect </w:t>
+      </w:r>
+      <w:r>
+        <w:rPr>
+          <w:b/>
+        </w:rPr>
+        <w:t>evidence</w:t>
+      </w:r>
+      <w:r>
+        <w:rPr>
+          <w:b w:val="0"/>
+        </w:rPr>
+        <w:t xml:space="preserve"> before attributing every gap to </w:t>
+      </w:r>
+      <w:r>
+        <w:rPr>
+          <w:b/>
+        </w:rPr>
+        <w:t>capacity</w:t>
+      </w:r>
+      <w:r>
+        <w:rPr>
+          <w:b w:val="0"/>
+        </w:rPr>
+        <w:t>.</w:t>
+      </w:r>
+    </w:p>
+    <w:p>
+      <w:pPr>
+        <w:spacing w:line="336" w:lineRule="auto" w:after="180"/>
+        <w:shd w:fill="F5F1FB"/>
+      </w:pPr>
+      <w:r>
+        <w:rPr>
+          <w:b w:val="0"/>
+        </w:rPr>
+        <w:t>Explain the case, then point to a limit on the claim.</w:t>
+      </w:r>
+    </w:p>
+    <w:p>
+      <w:pPr>
+        <w:pStyle w:val="Heading3"/>
+      </w:pPr>
+      <w:r>
+        <w:t>My picture explanation, deciding evidence and one limit</w:t>
+      </w:r>
+    </w:p>
+    <w:p>
+      <w:r>
+        <w:t>________________________________________________________________</w:t>
+      </w:r>
+    </w:p>
+    <w:p>
+      <w:r>
+        <w:t>________________________________________________________________</w:t>
+      </w:r>
+    </w:p>
+    <w:p>
+      <w:r>
+        <w:t>________________________________________________________________</w:t>
+      </w:r>
+    </w:p>
+    <w:p>
+      <w:r>
+        <w:t>________________________________________________________________</w:t>
+      </w:r>
+    </w:p>
+    <w:p>
+      <w:pPr>
+        <w:pStyle w:val="Heading3"/>
+      </w:pPr>
+      <w:r>
+        <w:t>06. Make the idea visible in your project</w:t>
+      </w:r>
+    </w:p>
+    <w:p>
+      <w:r>
+        <w:drawing>
+          <wp:inline xmlns:a="http://schemas.openxmlformats.org/drawingml/2006/main" xmlns:pic="http://schemas.openxmlformats.org/drawingml/2006/picture">
+            <wp:extent cx="5486400" cy="3681984"/>
+            <wp:docPr id="8" name="Picture 8" descr="For your Responsible Plant Classifier, save the input, procedure, observed result and limitation of this check. Label this worked example as practice; use a different, previously unreviewed case when checking independent understanding. Draw your input, deciding step, result and limit. Supported question: Does100% training accuracy prove Large was always best? Point to the relevant step in the picture, then write the changed result and the rule or evidence that supports it."/>
+            <wp:cNvGraphicFramePr>
+              <a:graphicFrameLocks noChangeAspect="1"/>
+            </wp:cNvGraphicFramePr>
+            <a:graphic>
+              <a:graphicData uri="http://schemas.openxmlformats.org/drawingml/2006/picture">
+                <pic:pic>
+                  <pic:nvPicPr>
+                    <pic:cNvPr id="0" name="academy-story-ai-4-27-06.png"/>
+                    <pic:cNvPicPr/>
+                  </pic:nvPicPr>
+                  <pic:blipFill>
+                    <a:blip r:embed="rId16"/>
+                    <a:stretch>
+                      <a:fillRect/>
+                    </a:stretch>
+                  </pic:blipFill>
+                  <pic:spPr>
+                    <a:xfrm>
+                      <a:off x="0" y="0"/>
+                      <a:ext cx="5486400" cy="3681984"/>
+                    </a:xfrm>
+                    <a:prstGeom prst="rect"/>
+                  </pic:spPr>
+                </pic:pic>
+              </a:graphicData>
+            </a:graphic>
+          </wp:inline>
+        </w:drawing>
+      </w:r>
+    </w:p>
+    <w:p>
+      <w:pPr>
+        <w:spacing w:line="336" w:lineRule="auto" w:after="180"/>
+      </w:pPr>
+      <w:r>
+        <w:rPr>
+          <w:b w:val="0"/>
+        </w:rPr>
+        <w:t xml:space="preserve">For your Responsible Plant Classifier, save the </w:t>
+      </w:r>
+      <w:r>
+        <w:rPr>
+          <w:b/>
+        </w:rPr>
+        <w:t>input</w:t>
+      </w:r>
+      <w:r>
+        <w:rPr>
+          <w:b w:val="0"/>
+        </w:rPr>
+        <w:t>, procedure, observed result and limitation of this check.</w:t>
+      </w:r>
+    </w:p>
+    <w:p>
+      <w:pPr>
+        <w:spacing w:line="336" w:lineRule="auto" w:after="180"/>
+      </w:pPr>
+      <w:r>
+        <w:rPr>
+          <w:b w:val="0"/>
+        </w:rPr>
+        <w:t xml:space="preserve">Label this worked example as practice; use a different, previously unreviewed case when checking independent understanding. Draw your </w:t>
+      </w:r>
+      <w:r>
+        <w:rPr>
+          <w:b/>
+        </w:rPr>
+        <w:t>input</w:t>
+      </w:r>
+      <w:r>
+        <w:rPr>
+          <w:b w:val="0"/>
+        </w:rPr>
+        <w:t>, deciding step, result and limit.</w:t>
+      </w:r>
+    </w:p>
+    <w:p>
+      <w:pPr>
+        <w:spacing w:line="336" w:lineRule="auto" w:after="180"/>
+      </w:pPr>
+      <w:r>
+        <w:rPr>
+          <w:b w:val="0"/>
+        </w:rPr>
+        <w:t xml:space="preserve">Supported question: Does100% </w:t>
+      </w:r>
+      <w:r>
+        <w:rPr>
+          <w:b/>
+        </w:rPr>
+        <w:t>training</w:t>
+      </w:r>
+      <w:r>
+        <w:rPr>
+          <w:b w:val="0"/>
+        </w:rPr>
+        <w:t xml:space="preserve"> accuracy prove Large was always best? Point to the relevant step in the picture, then write the changed result and the rule or </w:t>
+      </w:r>
+      <w:r>
+        <w:rPr>
+          <w:b/>
+        </w:rPr>
+        <w:t>evidence</w:t>
+      </w:r>
+      <w:r>
+        <w:rPr>
+          <w:b w:val="0"/>
+        </w:rPr>
+        <w:t xml:space="preserve"> that supports it.</w:t>
+      </w:r>
+    </w:p>
+    <w:p>
+      <w:pPr>
+        <w:spacing w:line="336" w:lineRule="auto" w:after="180"/>
+        <w:shd w:fill="F5F1FB"/>
+      </w:pPr>
+      <w:r>
+        <w:rPr>
+          <w:b w:val="0"/>
+        </w:rPr>
+        <w:t xml:space="preserve">Draw your project trace and justify the deciding step using </w:t>
+      </w:r>
+      <w:r>
+        <w:rPr>
+          <w:b/>
+        </w:rPr>
+        <w:t>evidence</w:t>
+      </w:r>
+      <w:r>
+        <w:rPr>
+          <w:b w:val="0"/>
+        </w:rPr>
+        <w:t>.</w:t>
+      </w:r>
+    </w:p>
+    <w:p>
+      <w:pPr>
+        <w:pStyle w:val="Heading3"/>
+      </w:pPr>
+      <w:r>
+        <w:t>My picture explanation, deciding evidence and one limit</w:t>
       </w:r>
     </w:p>
     <w:p>

--- a/downloads/workbook/ai-4-week-27.docx
+++ b/downloads/workbook/ai-4-week-27.docx
@@ -1217,6 +1217,26 @@
     <w:p>
       <w:r>
         <w:t>Select from evidence. Apply the supplied Overfitting facts and keep your reasoning.</w:t>
+      </w:r>
+    </w:p>
+    <w:p>
+      <w:pPr>
+        <w:pStyle w:val="Heading3"/>
+      </w:pPr>
+      <w:r>
+        <w:t>Where to find the supplied example</w:t>
+      </w:r>
+    </w:p>
+    <w:p>
+      <w:pPr>
+        <w:spacing w:line="336" w:lineRule="auto" w:after="180"/>
+        <w:shd w:fill="F1F6F8"/>
+      </w:pPr>
+      <w:r>
+        <w:rPr>
+          <w:b w:val="0"/>
+        </w:rPr>
+        <w:t>Reference for this exercise: open this week’s student lesson, “Overfitting”, at “See how it works” and “Follow a worked example”. Use the original worked values or code named in the question; the later pictorial case is a separate example. Keep this reference beside your workbook while practising.</w:t>
       </w:r>
     </w:p>
     <w:p>

--- a/downloads/workbook/ai-4-week-27.docx
+++ b/downloads/workbook/ai-4-week-27.docx
@@ -25,22 +25,45 @@
         <w:pStyle w:val="Heading1"/>
       </w:pPr>
       <w:r>
-        <w:t>01. Recall and choose your starting point</w:t>
-      </w:r>
-    </w:p>
-    <w:p>
-      <w:r>
-        <w:t>Record your starting explanation for Overfitting before opening notes. Show any later correction separately.</w:t>
-      </w:r>
-    </w:p>
-    <w:p>
-      <w:pPr>
-        <w:spacing w:line="336" w:lineRule="auto" w:after="180"/>
-      </w:pPr>
-      <w:r>
-        <w:rPr>
-          <w:b w:val="0"/>
-        </w:rPr>
+        <w:t>One readable capacity-comparison record.</w:t>
+      </w:r>
+    </w:p>
+    <w:p>
+      <w:r>
+        <w:t>Trace training leaves,validation predictions and the limits of gap-based diagnosis.</w:t>
+      </w:r>
+    </w:p>
+    <w:p>
+      <w:r>
+        <w:t>W1–W3/W5 → selected new accuracy task → project capacity record → changed-case return.</w:t>
+      </w:r>
+    </w:p>
+    <w:p>
+      <w:pPr>
+        <w:pStyle w:val="Heading1"/>
+      </w:pPr>
+      <w:r>
+        <w:t>01. Recall · Retrieve before notes</w:t>
+      </w:r>
+    </w:p>
+    <w:p>
+      <w:r>
+        <w:t>Keep this task’s complete inputs, stated rule and support record together.</w:t>
+      </w:r>
+    </w:p>
+    <w:p>
+      <w:pPr>
+        <w:pStyle w:val="Heading2"/>
+      </w:pPr>
+      <w:r>
+        <w:t>Task and evidence record</w:t>
+      </w:r>
+    </w:p>
+    <w:p>
+      <w:pPr>
+        <w:pStyle w:val="ListBullet"/>
+      </w:pPr>
+      <w:r>
         <w:t>Try the recall before opening notes. Then use a different colour or a labelled second line to correct your explanation.</w:t>
       </w:r>
     </w:p>
@@ -54,12 +77,9 @@
     </w:p>
     <w:p>
       <w:pPr>
-        <w:spacing w:line="336" w:lineRule="auto" w:after="180"/>
-      </w:pPr>
-      <w:r>
-        <w:rPr>
-          <w:b w:val="0"/>
-        </w:rPr>
+        <w:pStyle w:val="ListBullet"/>
+      </w:pPr>
+      <w:r>
         <w:t>Without opening the old lesson, explain one key idea from Reproducible Experiments. Give an example and a mistake that the idea helps you avoid.</w:t>
       </w:r>
     </w:p>
@@ -96,12 +116,9 @@
     </w:p>
     <w:p>
       <w:pPr>
-        <w:spacing w:line="336" w:lineRule="auto" w:after="180"/>
-      </w:pPr>
-      <w:r>
-        <w:rPr>
-          <w:b w:val="0"/>
-        </w:rPr>
+        <w:pStyle w:val="ListBullet"/>
+      </w:pPr>
+      <w:r>
         <w:t>Without opening the old lesson, explain one key idea from Train, Validation, Test. Give an example and a mistake that the idea helps you avoid.</w:t>
       </w:r>
     </w:p>
@@ -138,12 +155,9 @@
     </w:p>
     <w:p>
       <w:pPr>
-        <w:spacing w:line="336" w:lineRule="auto" w:after="180"/>
-      </w:pPr>
-      <w:r>
-        <w:rPr>
-          <w:b w:val="0"/>
-        </w:rPr>
+        <w:pStyle w:val="ListBullet"/>
+      </w:pPr>
+      <w:r>
         <w:t>Without opening the old lesson, explain one key idea from Absolute Error and MAE. Give an example and a mistake that the idea helps you avoid.</w:t>
       </w:r>
     </w:p>
@@ -175,147 +189,52 @@
         <w:pStyle w:val="Heading1"/>
       </w:pPr>
       <w:r>
-        <w:t>02. Practise with fading help</w:t>
-      </w:r>
-    </w:p>
-    <w:p>
-      <w:r>
-        <w:t>Complete the supported Overfitting trace and record the first step you can explain without help.</w:t>
-      </w:r>
-    </w:p>
-    <w:p>
-      <w:pPr>
-        <w:spacing w:line="336" w:lineRule="auto" w:after="180"/>
-      </w:pPr>
-      <w:r>
-        <w:rPr>
-          <w:b w:val="0"/>
-        </w:rPr>
-        <w:t xml:space="preserve">Use W2: Interpret a gap for </w:t>
-      </w:r>
-      <w:r>
-        <w:rPr>
-          <w:b/>
-        </w:rPr>
-        <w:t>Overfitting</w:t>
-      </w:r>
-      <w:r>
-        <w:rPr>
-          <w:b w:val="0"/>
-        </w:rPr>
-        <w:t xml:space="preserve"> and model </w:t>
-      </w:r>
-      <w:r>
-        <w:rPr>
-          <w:b/>
-        </w:rPr>
-        <w:t>capacity</w:t>
-      </w:r>
-      <w:r>
-        <w:rPr>
-          <w:b w:val="0"/>
-        </w:rPr>
-        <w:t>. Record the answer once; the lesson and workbook refer to the same attempt.</w:t>
-      </w:r>
-    </w:p>
-    <w:tbl>
-      <w:tblPr>
-        <w:tblStyle w:val="LightShading-Accent1"/>
-        <w:tblW w:type="auto" w:w="0"/>
-        <w:tblLook w:firstColumn="1" w:firstRow="1" w:lastColumn="0" w:lastRow="0" w:noHBand="0" w:noVBand="1" w:val="04A0"/>
-      </w:tblPr>
-      <w:tblGrid>
-        <w:gridCol w:w="2556"/>
-        <w:gridCol w:w="2556"/>
-        <w:gridCol w:w="2556"/>
-        <w:gridCol w:w="2556"/>
-      </w:tblGrid>
-      <w:tr>
-        <w:trPr>
-          <w:tblHeader/>
-        </w:trPr>
-        <w:tc>
-          <w:tcPr>
-            <w:tcW w:type="dxa" w:w="2556"/>
-          </w:tcPr>
-          <w:p>
-            <w:r>
-              <w:t>Given inputs</w:t>
-            </w:r>
-          </w:p>
-        </w:tc>
-        <w:tc>
-          <w:tcPr>
-            <w:tcW w:type="dxa" w:w="2556"/>
-          </w:tcPr>
-          <w:p>
-            <w:r>
-              <w:t>Procedure I chose</w:t>
-            </w:r>
-          </w:p>
-        </w:tc>
-        <w:tc>
-          <w:tcPr>
-            <w:tcW w:type="dxa" w:w="2556"/>
-          </w:tcPr>
-          <w:p>
-            <w:r>
-              <w:t>Middle steps</w:t>
-            </w:r>
-          </w:p>
-        </w:tc>
-        <w:tc>
-          <w:tcPr>
-            <w:tcW w:type="dxa" w:w="2556"/>
-          </w:tcPr>
-          <w:p>
-            <w:r>
-              <w:t>Result and check</w:t>
-            </w:r>
-          </w:p>
-        </w:tc>
-      </w:tr>
-      <w:tr>
-        <w:tc>
-          <w:tcPr>
-            <w:tcW w:type="dxa" w:w="2556"/>
-          </w:tcPr>
-          <w:p>
-            <w:r/>
-          </w:p>
-        </w:tc>
-        <w:tc>
-          <w:tcPr>
-            <w:tcW w:type="dxa" w:w="2556"/>
-          </w:tcPr>
-          <w:p>
-            <w:r/>
-          </w:p>
-        </w:tc>
-        <w:tc>
-          <w:tcPr>
-            <w:tcW w:type="dxa" w:w="2556"/>
-          </w:tcPr>
-          <w:p>
-            <w:r/>
-          </w:p>
-        </w:tc>
-        <w:tc>
-          <w:tcPr>
-            <w:tcW w:type="dxa" w:w="2556"/>
-          </w:tcPr>
-          <w:p>
-            <w:r/>
-          </w:p>
-        </w:tc>
-      </w:tr>
-    </w:tbl>
+        <w:t>12. W1 · Explain the mechanism</w:t>
+      </w:r>
+    </w:p>
+    <w:p>
+      <w:r>
+        <w:t>Keep this task’s complete inputs, stated rule and support record together.</w:t>
+      </w:r>
+    </w:p>
+    <w:p>
+      <w:pPr>
+        <w:pStyle w:val="Heading2"/>
+      </w:pPr>
+      <w:r>
+        <w:t>Task and evidence record</w:t>
+      </w:r>
+    </w:p>
+    <w:p>
+      <w:pPr>
+        <w:pStyle w:val="ListBullet"/>
+      </w:pPr>
+      <w:r>
+        <w:t>Main supplied MAEs:constanttrain 5/validation 6, line 2/3, flexiblecurve 0/8; choose line by smallest validation MAE. Picture Small85%/80%gap 5 points, Large100%/60%gap 40; revisedLargevalidation82%givesgap 18 and highest pictured validation. Separate paper-tree trainingT1(0, 0 clear), T2(0, 1 clear), T3(1, 0 blocked), T4(1, 1 clear); validationV1/V2 clear, V3(1, 0 clear), V4(1, 1 blocked). Near-first/tall-second, clearleaf ties:depth 0/1 train3/4 valid3/4; depth 2 train4/4 valid2/4. Selectdepth0by declared shallower tie. Gap alone does not prove cause.</w:t>
+      </w:r>
+    </w:p>
+    <w:p>
+      <w:pPr>
+        <w:pStyle w:val="ListBullet"/>
+      </w:pPr>
+      <w:r>
+        <w:t>Reference for this exercise: open this week’s student lesson, “Overfitting”, at “See how it works” and “Follow a worked example”. Use the original worked values or code named in the question; the later pictorial case is a separate example. Keep this reference beside your workbook while practising.</w:t>
+      </w:r>
+    </w:p>
+    <w:p>
+      <w:pPr>
+        <w:pStyle w:val="ListBullet"/>
+      </w:pPr>
+      <w:r>
+        <w:t>Choose among the three worked candidates and explain the training trap.</w:t>
+      </w:r>
+    </w:p>
     <w:p>
       <w:pPr>
         <w:pStyle w:val="Heading3"/>
       </w:pPr>
       <w:r>
-        <w:t>The step I completed without help, and the hint I needed</w:t>
+        <w:t>My reasoning and evidence</w:t>
       </w:r>
     </w:p>
     <w:p>
@@ -334,62 +253,55 @@
       </w:r>
     </w:p>
     <w:p>
+      <w:r>
+        <w:t>________________________________________________________________</w:t>
+      </w:r>
+    </w:p>
+    <w:p>
+      <w:r>
+        <w:t>________________________________________________________________</w:t>
+      </w:r>
+    </w:p>
+    <w:p>
+      <w:r>
+        <w:t>________________________________________________________________</w:t>
+      </w:r>
+    </w:p>
+    <w:p>
       <w:pPr>
         <w:pStyle w:val="Heading1"/>
       </w:pPr>
       <w:r>
-        <w:t>03. Individual reasoning check</w:t>
-      </w:r>
-    </w:p>
-    <w:p>
-      <w:r>
-        <w:t>Check the proposed Overfitting explanation against the supplied facts before discussing it.</w:t>
-      </w:r>
-    </w:p>
-    <w:p>
-      <w:pPr>
-        <w:spacing w:line="336" w:lineRule="auto" w:after="180"/>
-      </w:pPr>
-      <w:r>
-        <w:rPr>
-          <w:b w:val="0"/>
-        </w:rPr>
-        <w:t xml:space="preserve">Use the worked case for </w:t>
-      </w:r>
-      <w:r>
-        <w:rPr>
-          <w:b/>
-        </w:rPr>
-        <w:t>Overfitting</w:t>
-      </w:r>
-      <w:r>
-        <w:rPr>
-          <w:b w:val="0"/>
-        </w:rPr>
-        <w:t xml:space="preserve"> and model </w:t>
-      </w:r>
-      <w:r>
-        <w:rPr>
-          <w:b/>
-        </w:rPr>
-        <w:t>capacity</w:t>
-      </w:r>
-      <w:r>
-        <w:rPr>
-          <w:b w:val="0"/>
-        </w:rPr>
-        <w:t>. Proposed explanation: “A final answer is enough”. Decide whether this explanation is supported.</w:t>
-      </w:r>
-    </w:p>
-    <w:p>
-      <w:pPr>
-        <w:spacing w:line="336" w:lineRule="auto" w:after="180"/>
-      </w:pPr>
-      <w:r>
-        <w:rPr>
-          <w:b w:val="0"/>
-        </w:rPr>
-        <w:t>Point to the step or supplied fact that decides; explain your repair if needed.</w:t>
+        <w:t>13. W2 · Trace the current experiment</w:t>
+      </w:r>
+    </w:p>
+    <w:p>
+      <w:r>
+        <w:t>Keep this task’s complete inputs, stated rule and support record together.</w:t>
+      </w:r>
+    </w:p>
+    <w:p>
+      <w:pPr>
+        <w:pStyle w:val="Heading2"/>
+      </w:pPr>
+      <w:r>
+        <w:t>Task and evidence record</w:t>
+      </w:r>
+    </w:p>
+    <w:p>
+      <w:pPr>
+        <w:pStyle w:val="ListBullet"/>
+      </w:pPr>
+      <w:r>
+        <w:t>Main supplied MAEs:constanttrain 5/validation 6, line 2/3, flexiblecurve 0/8; choose line by smallest validation MAE. Picture Small85%/80%gap 5 points, Large100%/60%gap 40; revisedLargevalidation82%givesgap 18 and highest pictured validation. Separate paper-tree trainingT1(0, 0 clear), T2(0, 1 clear), T3(1, 0 blocked), T4(1, 1 clear); validationV1/V2 clear, V3(1, 0 clear), V4(1, 1 blocked). Near-first/tall-second, clearleaf ties:depth 0/1 train3/4 valid3/4; depth 2 train4/4 valid2/4. Selectdepth0by declared shallower tie. Gap alone does not prove cause.</w:t>
+      </w:r>
+    </w:p>
+    <w:p>
+      <w:pPr>
+        <w:pStyle w:val="ListBullet"/>
+      </w:pPr>
+      <w:r>
+        <w:t>Does a training-validation gap alone prove overfitting?</w:t>
       </w:r>
     </w:p>
     <w:p>
@@ -397,7 +309,7 @@
         <w:pStyle w:val="Heading3"/>
       </w:pPr>
       <w:r>
-        <w:t>My explanation before partner discussion</w:t>
+        <w:t>My reasoning and evidence</w:t>
       </w:r>
     </w:p>
     <w:p>
@@ -421,16 +333,50 @@
       </w:r>
     </w:p>
     <w:p>
+      <w:r>
+        <w:t>________________________________________________________________</w:t>
+      </w:r>
+    </w:p>
+    <w:p>
+      <w:r>
+        <w:t>________________________________________________________________</w:t>
+      </w:r>
+    </w:p>
+    <w:p>
       <w:pPr>
         <w:pStyle w:val="Heading1"/>
       </w:pPr>
       <w:r>
-        <w:t>04. Independent transfer case</w:t>
-      </w:r>
-    </w:p>
-    <w:p>
-      <w:r>
-        <w:t>Write one first attempt at the reserved independent case before feedback. Repeated copies of that case refer to the same recorded attempt.</w:t>
+        <w:t>14. W3 · Repair the reasoning</w:t>
+      </w:r>
+    </w:p>
+    <w:p>
+      <w:r>
+        <w:t>Keep this task’s complete inputs, stated rule and support record together.</w:t>
+      </w:r>
+    </w:p>
+    <w:p>
+      <w:pPr>
+        <w:pStyle w:val="Heading2"/>
+      </w:pPr>
+      <w:r>
+        <w:t>Task and evidence record</w:t>
+      </w:r>
+    </w:p>
+    <w:p>
+      <w:pPr>
+        <w:pStyle w:val="ListBullet"/>
+      </w:pPr>
+      <w:r>
+        <w:t>Main supplied MAEs:constanttrain 5/validation 6, line 2/3, flexiblecurve 0/8; choose line by smallest validation MAE. Picture Small85%/80%gap 5 points, Large100%/60%gap 40; revisedLargevalidation82%givesgap 18 and highest pictured validation. Separate paper-tree trainingT1(0, 0 clear), T2(0, 1 clear), T3(1, 0 blocked), T4(1, 1 clear); validationV1/V2 clear, V3(1, 0 clear), V4(1, 1 blocked). Near-first/tall-second, clearleaf ties:depth 0/1 train3/4 valid3/4; depth 2 train4/4 valid2/4. Selectdepth0by declared shallower tie. Gap alone does not prove cause.</w:t>
+      </w:r>
+    </w:p>
+    <w:p>
+      <w:pPr>
+        <w:pStyle w:val="ListBullet"/>
+      </w:pPr>
+      <w:r>
+        <w:t>Describe one fair next development comparison.</w:t>
       </w:r>
     </w:p>
     <w:p>
@@ -438,42 +384,157 @@
         <w:pStyle w:val="Heading3"/>
       </w:pPr>
       <w:r>
+        <w:t>My reasoning and evidence</w:t>
+      </w:r>
+    </w:p>
+    <w:p>
+      <w:r>
+        <w:t>________________________________________________________________</w:t>
+      </w:r>
+    </w:p>
+    <w:p>
+      <w:r>
+        <w:t>________________________________________________________________</w:t>
+      </w:r>
+    </w:p>
+    <w:p>
+      <w:r>
+        <w:t>________________________________________________________________</w:t>
+      </w:r>
+    </w:p>
+    <w:p>
+      <w:r>
+        <w:t>________________________________________________________________</w:t>
+      </w:r>
+    </w:p>
+    <w:p>
+      <w:r>
+        <w:t>________________________________________________________________</w:t>
+      </w:r>
+    </w:p>
+    <w:p>
+      <w:r>
+        <w:t>________________________________________________________________</w:t>
+      </w:r>
+    </w:p>
+    <w:p>
+      <w:pPr>
+        <w:pStyle w:val="Heading1"/>
+      </w:pPr>
+      <w:r>
+        <w:t>16. W5 · Plan the next check</w:t>
+      </w:r>
+    </w:p>
+    <w:p>
+      <w:r>
+        <w:t>Keep this task’s complete inputs, stated rule and support record together.</w:t>
+      </w:r>
+    </w:p>
+    <w:p>
+      <w:pPr>
+        <w:pStyle w:val="Heading2"/>
+      </w:pPr>
+      <w:r>
+        <w:t>Task and evidence record</w:t>
+      </w:r>
+    </w:p>
+    <w:p>
+      <w:pPr>
+        <w:pStyle w:val="ListBullet"/>
+      </w:pPr>
+      <w:r>
+        <w:t>Main supplied MAEs:constanttrain 5/validation 6, line 2/3, flexiblecurve 0/8; choose line by smallest validation MAE. Picture Small85%/80%gap 5 points, Large100%/60%gap 40; revisedLargevalidation82%givesgap 18 and highest pictured validation. Separate paper-tree trainingT1(0, 0 clear), T2(0, 1 clear), T3(1, 0 blocked), T4(1, 1 clear); validationV1/V2 clear, V3(1, 0 clear), V4(1, 1 blocked). Near-first/tall-second, clearleaf ties:depth 0/1 train3/4 valid3/4; depth 2 train4/4 valid2/4. Selectdepth0by declared shallower tie. Gap alone does not prove cause.</w:t>
+      </w:r>
+    </w:p>
+    <w:p>
+      <w:pPr>
+        <w:pStyle w:val="ListBullet"/>
+      </w:pPr>
+      <w:r>
+        <w:t>What extra evidence would you inspect before concluding a model memorized noise?</w:t>
+      </w:r>
+    </w:p>
+    <w:p>
+      <w:pPr>
+        <w:pStyle w:val="Heading3"/>
+      </w:pPr>
+      <w:r>
+        <w:t>My reasoning and evidence</w:t>
+      </w:r>
+    </w:p>
+    <w:p>
+      <w:r>
+        <w:t>________________________________________________________________</w:t>
+      </w:r>
+    </w:p>
+    <w:p>
+      <w:r>
+        <w:t>________________________________________________________________</w:t>
+      </w:r>
+    </w:p>
+    <w:p>
+      <w:r>
+        <w:t>________________________________________________________________</w:t>
+      </w:r>
+    </w:p>
+    <w:p>
+      <w:r>
+        <w:t>________________________________________________________________</w:t>
+      </w:r>
+    </w:p>
+    <w:p>
+      <w:r>
+        <w:t>________________________________________________________________</w:t>
+      </w:r>
+    </w:p>
+    <w:p>
+      <w:r>
+        <w:t>________________________________________________________________</w:t>
+      </w:r>
+    </w:p>
+    <w:p>
+      <w:pPr>
+        <w:pStyle w:val="Heading1"/>
+      </w:pPr>
+      <w:r>
+        <w:t>04. Try alone · Selected experiment task</w:t>
+      </w:r>
+    </w:p>
+    <w:p>
+      <w:r>
+        <w:t>Keep this task’s complete inputs, stated rule and support record together.</w:t>
+      </w:r>
+    </w:p>
+    <w:p>
+      <w:pPr>
+        <w:pStyle w:val="Heading2"/>
+      </w:pPr>
+      <w:r>
+        <w:t>Task and evidence record</w:t>
+      </w:r>
+    </w:p>
+    <w:p>
+      <w:pPr>
+        <w:pStyle w:val="ListBullet"/>
+      </w:pPr>
+      <w:r>
+        <w:t>Use the selected A:training 96%, validation 62%; B:training 88%, validation 79%, on the stated same valid evaluation conditions. Compute training-minus-validation accuracy gaps in percentage points, then choose by validation accuracy. Do not substitute the pictured 85/80or100/60 results or the paper-tree denominators. No causal diagnosis or untouched final result follows from this aggregate comparison alone.</w:t>
+      </w:r>
+    </w:p>
+    <w:p>
+      <w:pPr>
+        <w:pStyle w:val="Heading3"/>
+      </w:pPr>
+      <w:r>
         <w:t>Independent case: Changed independent case</w:t>
       </w:r>
     </w:p>
     <w:p>
       <w:pPr>
-        <w:spacing w:line="336" w:lineRule="auto" w:after="180"/>
-      </w:pPr>
-      <w:r>
-        <w:rPr>
-          <w:b w:val="0"/>
-        </w:rPr>
-        <w:t xml:space="preserve">Model A </w:t>
-      </w:r>
-      <w:r>
-        <w:rPr>
-          <w:b/>
-        </w:rPr>
-        <w:t>training</w:t>
-      </w:r>
-      <w:r>
-        <w:rPr>
-          <w:b w:val="0"/>
-        </w:rPr>
-        <w:t xml:space="preserve">96%, validation62%; model B </w:t>
-      </w:r>
-      <w:r>
-        <w:rPr>
-          <w:b/>
-        </w:rPr>
-        <w:t>training</w:t>
-      </w:r>
-      <w:r>
-        <w:rPr>
-          <w:b w:val="0"/>
-        </w:rPr>
-        <w:t>88%, validation79%. Compare gaps and choose a development candidate, assuming the same valid evaluation conditions.</w:t>
+        <w:pStyle w:val="ListBullet"/>
+      </w:pPr>
+      <w:r>
+        <w:t>Model A training96%, validation62%; model B training88%, validation79%. Compare gaps and choose a development candidate, assuming the same valid evaluation conditions.</w:t>
       </w:r>
     </w:p>
     <w:p>
@@ -521,12 +582,9 @@
     </w:p>
     <w:p>
       <w:pPr>
-        <w:spacing w:line="336" w:lineRule="auto" w:after="180"/>
-      </w:pPr>
-      <w:r>
-        <w:rPr>
-          <w:b w:val="0"/>
-        </w:rPr>
+        <w:pStyle w:val="ListBullet"/>
+      </w:pPr>
+      <w:r>
         <w:t>Attempt this case before feedback. Record any help. Earlier examples below are further practice; a case already practised with feedback cannot establish fresh transfer.</w:t>
       </w:r>
     </w:p>
@@ -535,47 +593,69 @@
         <w:pStyle w:val="Heading1"/>
       </w:pPr>
       <w:r>
-        <w:t>05. Your learning target</w:t>
-      </w:r>
-    </w:p>
-    <w:p>
-      <w:r>
-        <w:t>Connect the Overfitting target to a trace and a justified conclusion.</w:t>
-      </w:r>
-    </w:p>
-    <w:p>
-      <w:pPr>
-        <w:spacing w:line="336" w:lineRule="auto" w:after="180"/>
-      </w:pPr>
-      <w:r>
-        <w:rPr>
-          <w:b w:val="0"/>
-        </w:rPr>
-        <w:t xml:space="preserve">A has </w:t>
-      </w:r>
-      <w:r>
-        <w:rPr>
-          <w:b/>
-        </w:rPr>
-        <w:t>training</w:t>
-      </w:r>
-      <w:r>
-        <w:rPr>
-          <w:b w:val="0"/>
-        </w:rPr>
-        <w:t xml:space="preserve"> 98%, validation 58%; B has </w:t>
-      </w:r>
-      <w:r>
-        <w:rPr>
-          <w:b/>
-        </w:rPr>
-        <w:t>training</w:t>
-      </w:r>
-      <w:r>
-        <w:rPr>
-          <w:b w:val="0"/>
-        </w:rPr>
-        <w:t xml:space="preserve"> 86%, validation 81%. Compute gaps and select a candidate with a qualification.</w:t>
+        <w:t>09. Project · Keep the experiment evidence</w:t>
+      </w:r>
+    </w:p>
+    <w:p>
+      <w:r>
+        <w:t>Keep this task’s complete inputs, stated rule and support record together.</w:t>
+      </w:r>
+    </w:p>
+    <w:p>
+      <w:pPr>
+        <w:pStyle w:val="Heading2"/>
+      </w:pPr>
+      <w:r>
+        <w:t>Task and evidence record</w:t>
+      </w:r>
+    </w:p>
+    <w:p>
+      <w:pPr>
+        <w:pStyle w:val="ListBullet"/>
+      </w:pPr>
+      <w:r>
+        <w:t>Check Plant Classifier train-validation gaps and limit complexity before final test release.</w:t>
+      </w:r>
+    </w:p>
+    <w:p>
+      <w:pPr>
+        <w:pStyle w:val="ListBullet"/>
+      </w:pPr>
+      <w:r>
+        <w:t>The project change and evidence I will keep</w:t>
+      </w:r>
+    </w:p>
+    <w:p>
+      <w:pPr>
+        <w:pStyle w:val="Heading3"/>
+      </w:pPr>
+      <w:r>
+        <w:t>Write or draw your reasoning and evidence.</w:t>
+      </w:r>
+    </w:p>
+    <w:p>
+      <w:r>
+        <w:t>________________________________________________________________</w:t>
+      </w:r>
+    </w:p>
+    <w:p>
+      <w:r>
+        <w:t>________________________________________________________________</w:t>
+      </w:r>
+    </w:p>
+    <w:p>
+      <w:r>
+        <w:t>________________________________________________________________</w:t>
+      </w:r>
+    </w:p>
+    <w:p>
+      <w:r>
+        <w:t>________________________________________________________________</w:t>
+      </w:r>
+    </w:p>
+    <w:p>
+      <w:r>
+        <w:t>________________________________________________________________</w:t>
       </w:r>
     </w:p>
     <w:p>
@@ -583,1066 +663,20 @@
         <w:pStyle w:val="Heading1"/>
       </w:pPr>
       <w:r>
-        <w:t>06. Solve the given case</w:t>
-      </w:r>
-    </w:p>
-    <w:p>
-      <w:r>
-        <w:t>Solve the supplied Overfitting case and show the deciding evidence.</w:t>
-      </w:r>
-    </w:p>
-    <w:p>
-      <w:pPr>
-        <w:spacing w:line="336" w:lineRule="auto" w:after="180"/>
-      </w:pPr>
-      <w:r>
-        <w:rPr>
-          <w:b w:val="0"/>
-        </w:rPr>
-        <w:t>A scores100% train,</w:t>
-      </w:r>
-      <w:r>
-        <w:rPr>
-          <w:b/>
-        </w:rPr>
-        <w:t>60%</w:t>
-      </w:r>
-      <w:r>
-        <w:rPr>
-          <w:b w:val="0"/>
-        </w:rPr>
-        <w:t xml:space="preserve"> validation; B scores85%,</w:t>
-      </w:r>
-      <w:r>
-        <w:rPr>
-          <w:b/>
-        </w:rPr>
-        <w:t>80%</w:t>
-      </w:r>
-      <w:r>
-        <w:rPr>
-          <w:b w:val="0"/>
-        </w:rPr>
-        <w:t xml:space="preserve"> on the same sets.</w:t>
-      </w:r>
-    </w:p>
-    <w:p>
-      <w:pPr>
-        <w:spacing w:line="336" w:lineRule="auto" w:after="180"/>
-      </w:pPr>
-      <w:r>
-        <w:rPr>
-          <w:b w:val="0"/>
-        </w:rPr>
-        <w:t>Compute gaps and select by validation accuracy.</w:t>
-      </w:r>
-    </w:p>
-    <w:p>
-      <w:pPr>
-        <w:spacing w:line="336" w:lineRule="auto" w:after="180"/>
-      </w:pPr>
-      <w:r>
-        <w:rPr>
-          <w:b w:val="0"/>
-        </w:rPr>
-        <w:t xml:space="preserve">Show your trace, calculation or </w:t>
-      </w:r>
-      <w:r>
-        <w:rPr>
-          <w:b/>
-        </w:rPr>
-        <w:t>evidence</w:t>
-      </w:r>
-    </w:p>
-    <w:p>
-      <w:pPr>
-        <w:pStyle w:val="Heading3"/>
-      </w:pPr>
-      <w:r>
-        <w:t>Write or draw your reasoning and evidence.</w:t>
-      </w:r>
-    </w:p>
-    <w:p>
-      <w:r>
-        <w:t>________________________________________________________________</w:t>
-      </w:r>
-    </w:p>
-    <w:p>
-      <w:r>
-        <w:t>________________________________________________________________</w:t>
-      </w:r>
-    </w:p>
-    <w:p>
-      <w:r>
-        <w:t>________________________________________________________________</w:t>
-      </w:r>
-    </w:p>
-    <w:p>
-      <w:r>
-        <w:t>________________________________________________________________</w:t>
-      </w:r>
-    </w:p>
-    <w:p>
-      <w:r>
-        <w:t>________________________________________________________________</w:t>
-      </w:r>
-    </w:p>
-    <w:p>
-      <w:pPr>
-        <w:pStyle w:val="Heading1"/>
-      </w:pPr>
-      <w:r>
-        <w:t>07. Check a changed case</w:t>
-      </w:r>
-    </w:p>
-    <w:p>
-      <w:r>
-        <w:t>Apply the procedure to the changed case and record why the conclusion follows.</w:t>
-      </w:r>
-    </w:p>
-    <w:p>
-      <w:pPr>
-        <w:spacing w:line="336" w:lineRule="auto" w:after="180"/>
-      </w:pPr>
-      <w:r>
-        <w:rPr>
-          <w:b w:val="0"/>
-        </w:rPr>
-        <w:t xml:space="preserve">Model A has </w:t>
-      </w:r>
-      <w:r>
-        <w:rPr>
-          <w:b/>
-        </w:rPr>
-        <w:t>training</w:t>
-      </w:r>
-      <w:r>
-        <w:rPr>
-          <w:b w:val="0"/>
-        </w:rPr>
-        <w:t xml:space="preserve"> accuracy 99% and validation accuracy </w:t>
-      </w:r>
-      <w:r>
-        <w:rPr>
-          <w:b/>
-        </w:rPr>
-        <w:t>70%</w:t>
-      </w:r>
-      <w:r>
-        <w:rPr>
-          <w:b w:val="0"/>
-        </w:rPr>
-        <w:t xml:space="preserve">; B has 88% and 84%. Compute each gap and discuss the </w:t>
-      </w:r>
-      <w:r>
-        <w:rPr>
-          <w:b/>
-        </w:rPr>
-        <w:t>evidence</w:t>
-      </w:r>
-      <w:r>
-        <w:rPr>
-          <w:b w:val="0"/>
-        </w:rPr>
-        <w:t>.</w:t>
-      </w:r>
-    </w:p>
-    <w:p>
-      <w:pPr>
-        <w:spacing w:line="336" w:lineRule="auto" w:after="180"/>
-      </w:pPr>
-      <w:r>
-        <w:rPr>
-          <w:b w:val="0"/>
-        </w:rPr>
-        <w:t>My independent answer and reason</w:t>
-      </w:r>
-    </w:p>
-    <w:p>
-      <w:pPr>
-        <w:pStyle w:val="Heading3"/>
-      </w:pPr>
-      <w:r>
-        <w:t>Write or draw your reasoning and evidence.</w:t>
-      </w:r>
-    </w:p>
-    <w:p>
-      <w:r>
-        <w:t>________________________________________________________________</w:t>
-      </w:r>
-    </w:p>
-    <w:p>
-      <w:r>
-        <w:t>________________________________________________________________</w:t>
-      </w:r>
-    </w:p>
-    <w:p>
-      <w:r>
-        <w:t>________________________________________________________________</w:t>
-      </w:r>
-    </w:p>
-    <w:p>
-      <w:r>
-        <w:t>________________________________________________________________</w:t>
-      </w:r>
-    </w:p>
-    <w:p>
-      <w:r>
-        <w:t>________________________________________________________________</w:t>
-      </w:r>
-    </w:p>
-    <w:p>
-      <w:pPr>
-        <w:pStyle w:val="Heading3"/>
-      </w:pPr>
-      <w:r>
-        <w:t>Week 27 Test and reflect</w:t>
-      </w:r>
-    </w:p>
-    <w:p>
-      <w:pPr>
-        <w:pStyle w:val="Heading1"/>
-      </w:pPr>
-      <w:r>
-        <w:t>08. Design a revealing test</w:t>
-      </w:r>
-    </w:p>
-    <w:p>
-      <w:r>
-        <w:t>Specify a changed input, expected result and observation separately.</w:t>
-      </w:r>
-    </w:p>
-    <w:p>
-      <w:pPr>
-        <w:spacing w:line="336" w:lineRule="auto" w:after="180"/>
-      </w:pPr>
-      <w:r>
-        <w:rPr>
-          <w:b w:val="0"/>
-        </w:rPr>
-        <w:t xml:space="preserve">Create a changed </w:t>
-      </w:r>
-      <w:r>
-        <w:rPr>
-          <w:b/>
-        </w:rPr>
-        <w:t>input</w:t>
-      </w:r>
-      <w:r>
-        <w:rPr>
-          <w:b w:val="0"/>
-        </w:rPr>
-        <w:t>, boundary case or missing-information case. Write the expected answer or safe response before testing.</w:t>
-      </w:r>
-    </w:p>
-    <w:tbl>
-      <w:tblPr>
-        <w:tblStyle w:val="LightShading-Accent1"/>
-        <w:tblW w:type="auto" w:w="0"/>
-        <w:tblLook w:firstColumn="1" w:firstRow="1" w:lastColumn="0" w:lastRow="0" w:noHBand="0" w:noVBand="1" w:val="04A0"/>
-      </w:tblPr>
-      <w:tblGrid>
-        <w:gridCol w:w="5112"/>
-        <w:gridCol w:w="5112"/>
-      </w:tblGrid>
-      <w:tr>
-        <w:trPr>
-          <w:tblHeader/>
-        </w:trPr>
-        <w:tc>
-          <w:tcPr>
-            <w:tcW w:type="dxa" w:w="5112"/>
-          </w:tcPr>
-          <w:p>
-            <w:r>
-              <w:t>Test record</w:t>
-            </w:r>
-          </w:p>
-        </w:tc>
-        <w:tc>
-          <w:tcPr>
-            <w:tcW w:type="dxa" w:w="5112"/>
-          </w:tcPr>
-          <w:p>
-            <w:r>
-              <w:t>My evidence</w:t>
-            </w:r>
-          </w:p>
-        </w:tc>
-      </w:tr>
-      <w:tr>
-        <w:tc>
-          <w:tcPr>
-            <w:tcW w:type="dxa" w:w="5112"/>
-          </w:tcPr>
-          <w:p>
-            <w:r>
-              <w:t>Changed input or condition</w:t>
-            </w:r>
-          </w:p>
-        </w:tc>
-        <w:tc>
-          <w:tcPr>
-            <w:tcW w:type="dxa" w:w="5112"/>
-          </w:tcPr>
-          <w:p>
-            <w:r/>
-          </w:p>
-        </w:tc>
-      </w:tr>
-      <w:tr>
-        <w:tc>
-          <w:tcPr>
-            <w:tcW w:type="dxa" w:w="5112"/>
-          </w:tcPr>
-          <w:p>
-            <w:r>
-              <w:t>Expected answer or fallback</w:t>
-            </w:r>
-          </w:p>
-        </w:tc>
-        <w:tc>
-          <w:tcPr>
-            <w:tcW w:type="dxa" w:w="5112"/>
-          </w:tcPr>
-          <w:p>
-            <w:r/>
-          </w:p>
-        </w:tc>
-      </w:tr>
-      <w:tr>
-        <w:tc>
-          <w:tcPr>
-            <w:tcW w:type="dxa" w:w="5112"/>
-          </w:tcPr>
-          <w:p>
-            <w:r>
-              <w:t>Observed result</w:t>
-            </w:r>
-          </w:p>
-        </w:tc>
-        <w:tc>
-          <w:tcPr>
-            <w:tcW w:type="dxa" w:w="5112"/>
-          </w:tcPr>
-          <w:p>
-            <w:r/>
-          </w:p>
-        </w:tc>
-      </w:tr>
-      <w:tr>
-        <w:tc>
-          <w:tcPr>
-            <w:tcW w:type="dxa" w:w="5112"/>
-          </w:tcPr>
-          <w:p>
-            <w:r>
-              <w:t>Why the result occurred</w:t>
-            </w:r>
-          </w:p>
-        </w:tc>
-        <w:tc>
-          <w:tcPr>
-            <w:tcW w:type="dxa" w:w="5112"/>
-          </w:tcPr>
-          <w:p>
-            <w:r/>
-          </w:p>
-        </w:tc>
-      </w:tr>
-    </w:tbl>
-    <w:p>
-      <w:pPr>
-        <w:pStyle w:val="Heading1"/>
-      </w:pPr>
-      <w:r>
-        <w:t>09. Project checkpoint</w:t>
-      </w:r>
-    </w:p>
-    <w:p>
-      <w:r>
-        <w:t>Justify what Overfitting adds to Responsible Plant Classifier and keep the evidence.</w:t>
-      </w:r>
-    </w:p>
-    <w:p>
-      <w:pPr>
-        <w:spacing w:line="336" w:lineRule="auto" w:after="180"/>
-      </w:pPr>
-      <w:r>
-        <w:rPr>
-          <w:b w:val="0"/>
-        </w:rPr>
-        <w:t xml:space="preserve">Check Plant Classifier train-validation gaps and limit </w:t>
-      </w:r>
-      <w:r>
-        <w:rPr>
-          <w:b/>
-        </w:rPr>
-        <w:t>complexity</w:t>
-      </w:r>
-      <w:r>
-        <w:rPr>
-          <w:b w:val="0"/>
-        </w:rPr>
-        <w:t xml:space="preserve"> before final test release.</w:t>
-      </w:r>
-    </w:p>
-    <w:p>
-      <w:pPr>
-        <w:spacing w:line="336" w:lineRule="auto" w:after="180"/>
-      </w:pPr>
-      <w:r>
-        <w:rPr>
-          <w:b w:val="0"/>
-        </w:rPr>
-        <w:t xml:space="preserve">The project change and </w:t>
-      </w:r>
-      <w:r>
-        <w:rPr>
-          <w:b/>
-        </w:rPr>
-        <w:t>evidence</w:t>
-      </w:r>
-      <w:r>
-        <w:rPr>
-          <w:b w:val="0"/>
-        </w:rPr>
-        <w:t xml:space="preserve"> I will keep</w:t>
-      </w:r>
-    </w:p>
-    <w:p>
-      <w:pPr>
-        <w:pStyle w:val="Heading3"/>
-      </w:pPr>
-      <w:r>
-        <w:t>Write or draw your reasoning and evidence.</w:t>
-      </w:r>
-    </w:p>
-    <w:p>
-      <w:r>
-        <w:t>________________________________________________________________</w:t>
-      </w:r>
-    </w:p>
-    <w:p>
-      <w:r>
-        <w:t>________________________________________________________________</w:t>
-      </w:r>
-    </w:p>
-    <w:p>
-      <w:r>
-        <w:t>________________________________________________________________</w:t>
-      </w:r>
-    </w:p>
-    <w:p>
-      <w:r>
-        <w:t>________________________________________________________________</w:t>
-      </w:r>
-    </w:p>
-    <w:p>
-      <w:r>
-        <w:t>________________________________________________________________</w:t>
-      </w:r>
-    </w:p>
-    <w:p>
-      <w:pPr>
-        <w:pStyle w:val="Heading1"/>
-      </w:pPr>
-      <w:r>
-        <w:t>10. Self check</w:t>
-      </w:r>
-    </w:p>
-    <w:p>
-      <w:r>
-        <w:t>Judge explanation, evidence, transfer and limits separately; attach the work behind your judgement.</w:t>
-      </w:r>
-    </w:p>
-    <w:p>
-      <w:pPr>
-        <w:pStyle w:val="ListBullet"/>
-      </w:pPr>
-      <w:r>
-        <w:t>I can explain the mechanism.</w:t>
-      </w:r>
-    </w:p>
-    <w:p>
-      <w:pPr>
-        <w:pStyle w:val="ListBullet"/>
-      </w:pPr>
-      <w:r>
-        <w:t>I can show evidence.</w:t>
-      </w:r>
-    </w:p>
-    <w:p>
-      <w:pPr>
-        <w:pStyle w:val="ListBullet"/>
-      </w:pPr>
-      <w:r>
-        <w:t>I can handle a changed case.</w:t>
-      </w:r>
-    </w:p>
-    <w:p>
-      <w:pPr>
-        <w:pStyle w:val="ListBullet"/>
-      </w:pPr>
-      <w:r>
-        <w:t>I can name a limit.</w:t>
-      </w:r>
-    </w:p>
-    <w:p>
-      <w:r>
-        <w:t>Mark each as not yet, with help or independently, and attach supporting work.</w:t>
-      </w:r>
-    </w:p>
-    <w:p>
-      <w:pPr>
-        <w:spacing w:line="336" w:lineRule="auto" w:after="180"/>
-      </w:pPr>
-      <w:r>
-        <w:rPr>
-          <w:b w:val="0"/>
-        </w:rPr>
-        <w:t>Teacher review ____________________  Next step ____________________</w:t>
-      </w:r>
-    </w:p>
-    <w:p>
-      <w:pPr>
-        <w:pStyle w:val="Heading1"/>
-      </w:pPr>
-      <w:r>
-        <w:t>11. Transfer practice from the original programme</w:t>
-      </w:r>
-    </w:p>
-    <w:p>
-      <w:r>
-        <w:t>Use this earlier case as transfer practice. A case already discussed with feedback is not fresh assessment evidence.</w:t>
-      </w:r>
-    </w:p>
-    <w:p>
-      <w:pPr>
-        <w:spacing w:line="336" w:lineRule="auto" w:after="180"/>
-      </w:pPr>
-      <w:r>
-        <w:rPr>
-          <w:b w:val="0"/>
-        </w:rPr>
-        <w:t xml:space="preserve">A has </w:t>
-      </w:r>
-      <w:r>
-        <w:rPr>
-          <w:b/>
-        </w:rPr>
-        <w:t>training</w:t>
-      </w:r>
-      <w:r>
-        <w:rPr>
-          <w:b w:val="0"/>
-        </w:rPr>
-        <w:t xml:space="preserve"> 98%, validation 58%; B has </w:t>
-      </w:r>
-      <w:r>
-        <w:rPr>
-          <w:b/>
-        </w:rPr>
-        <w:t>training</w:t>
-      </w:r>
-      <w:r>
-        <w:rPr>
-          <w:b w:val="0"/>
-        </w:rPr>
-        <w:t xml:space="preserve"> 86%, validation 81%. Compute gaps and select a candidate with a qualification.</w:t>
-      </w:r>
-    </w:p>
-    <w:p>
-      <w:pPr>
-        <w:pStyle w:val="Heading3"/>
-      </w:pPr>
-      <w:r>
-        <w:t>My independently reasoned answer</w:t>
-      </w:r>
-    </w:p>
-    <w:p>
-      <w:r>
-        <w:t>________________________________________________________________</w:t>
-      </w:r>
-    </w:p>
-    <w:p>
-      <w:r>
-        <w:t>________________________________________________________________</w:t>
-      </w:r>
-    </w:p>
-    <w:p>
-      <w:r>
-        <w:t>________________________________________________________________</w:t>
-      </w:r>
-    </w:p>
-    <w:p>
-      <w:r>
-        <w:t>________________________________________________________________</w:t>
-      </w:r>
-    </w:p>
-    <w:p>
-      <w:r>
-        <w:t>________________________________________________________________</w:t>
-      </w:r>
-    </w:p>
-    <w:p>
-      <w:r>
-        <w:t>________________________________________________________________</w:t>
-      </w:r>
-    </w:p>
-    <w:p>
-      <w:r>
-        <w:t>________________________________________________________________</w:t>
-      </w:r>
-    </w:p>
-    <w:p>
-      <w:pPr>
-        <w:spacing w:line="336" w:lineRule="auto" w:after="180"/>
-      </w:pPr>
-      <w:r>
-        <w:rPr>
-          <w:b w:val="0"/>
-        </w:rPr>
-        <w:t>Record support used: none, hint or teacher explanation.</w:t>
-      </w:r>
-    </w:p>
-    <w:p>
-      <w:pPr>
-        <w:pStyle w:val="Heading1"/>
-      </w:pPr>
-      <w:r>
-        <w:t>12. W1 Select from evidence</w:t>
-      </w:r>
-    </w:p>
-    <w:p>
-      <w:r>
-        <w:t>Select from evidence. Apply the supplied Overfitting facts and keep your reasoning.</w:t>
-      </w:r>
-    </w:p>
-    <w:p>
-      <w:pPr>
-        <w:pStyle w:val="Heading3"/>
-      </w:pPr>
-      <w:r>
-        <w:t>Where to find the supplied example</w:t>
-      </w:r>
-    </w:p>
-    <w:p>
-      <w:pPr>
-        <w:spacing w:line="336" w:lineRule="auto" w:after="180"/>
-        <w:shd w:fill="F1F6F8"/>
-      </w:pPr>
-      <w:r>
-        <w:rPr>
-          <w:b w:val="0"/>
-        </w:rPr>
-        <w:t>Reference for this exercise: open this week’s student lesson, “Overfitting”, at “See how it works” and “Follow a worked example”. Use the original worked values or code named in the question; the later pictorial case is a separate example. Keep this reference beside your workbook while practising.</w:t>
-      </w:r>
-    </w:p>
-    <w:p>
-      <w:pPr>
-        <w:spacing w:line="336" w:lineRule="auto" w:after="180"/>
-      </w:pPr>
-      <w:r>
-        <w:rPr>
-          <w:b w:val="0"/>
-        </w:rPr>
-        <w:t xml:space="preserve">Choose among the three worked candidates and explain the </w:t>
-      </w:r>
-      <w:r>
-        <w:rPr>
-          <w:b/>
-        </w:rPr>
-        <w:t>training</w:t>
-      </w:r>
-      <w:r>
-        <w:rPr>
-          <w:b w:val="0"/>
-        </w:rPr>
-        <w:t xml:space="preserve"> trap.</w:t>
-      </w:r>
-    </w:p>
-    <w:p>
-      <w:pPr>
-        <w:pStyle w:val="Heading3"/>
-      </w:pPr>
-      <w:r>
-        <w:t>My reasoning and evidence</w:t>
-      </w:r>
-    </w:p>
-    <w:p>
-      <w:r>
-        <w:t>________________________________________________________________</w:t>
-      </w:r>
-    </w:p>
-    <w:p>
-      <w:r>
-        <w:t>________________________________________________________________</w:t>
-      </w:r>
-    </w:p>
-    <w:p>
-      <w:r>
-        <w:t>________________________________________________________________</w:t>
-      </w:r>
-    </w:p>
-    <w:p>
-      <w:r>
-        <w:t>________________________________________________________________</w:t>
-      </w:r>
-    </w:p>
-    <w:p>
-      <w:r>
-        <w:t>________________________________________________________________</w:t>
-      </w:r>
-    </w:p>
-    <w:p>
-      <w:r>
-        <w:t>________________________________________________________________</w:t>
-      </w:r>
-    </w:p>
-    <w:p>
-      <w:pPr>
-        <w:pStyle w:val="Heading1"/>
-      </w:pPr>
-      <w:r>
-        <w:t>13. W2 Interpret a gap</w:t>
-      </w:r>
-    </w:p>
-    <w:p>
-      <w:r>
-        <w:t>Interpret a gap. Apply the supplied Overfitting facts and keep your reasoning.</w:t>
-      </w:r>
-    </w:p>
-    <w:p>
-      <w:pPr>
-        <w:spacing w:line="336" w:lineRule="auto" w:after="180"/>
-        <w:shd w:fill="F5F1FB"/>
-      </w:pPr>
-      <w:r>
-        <w:rPr>
-          <w:b w:val="0"/>
-        </w:rPr>
-        <w:t xml:space="preserve">Does a </w:t>
-      </w:r>
-      <w:r>
-        <w:rPr>
-          <w:b/>
-        </w:rPr>
-        <w:t>training</w:t>
-      </w:r>
-      <w:r>
-        <w:rPr>
-          <w:b w:val="0"/>
-        </w:rPr>
-        <w:t xml:space="preserve">-validation gap alone prove </w:t>
-      </w:r>
-      <w:r>
-        <w:rPr>
-          <w:b/>
-        </w:rPr>
-        <w:t>overfitting</w:t>
-      </w:r>
-      <w:r>
-        <w:rPr>
-          <w:b w:val="0"/>
-        </w:rPr>
-        <w:t>?</w:t>
-      </w:r>
-    </w:p>
-    <w:p>
-      <w:pPr>
-        <w:pStyle w:val="Heading3"/>
-      </w:pPr>
-      <w:r>
-        <w:t>My reasoning and evidence</w:t>
-      </w:r>
-    </w:p>
-    <w:p>
-      <w:r>
-        <w:t>________________________________________________________________</w:t>
-      </w:r>
-    </w:p>
-    <w:p>
-      <w:r>
-        <w:t>________________________________________________________________</w:t>
-      </w:r>
-    </w:p>
-    <w:p>
-      <w:r>
-        <w:t>________________________________________________________________</w:t>
-      </w:r>
-    </w:p>
-    <w:p>
-      <w:r>
-        <w:t>________________________________________________________________</w:t>
-      </w:r>
-    </w:p>
-    <w:p>
-      <w:r>
-        <w:t>________________________________________________________________</w:t>
-      </w:r>
-    </w:p>
-    <w:p>
-      <w:r>
-        <w:t>________________________________________________________________</w:t>
-      </w:r>
-    </w:p>
-    <w:p>
-      <w:pPr>
-        <w:pStyle w:val="Heading1"/>
-      </w:pPr>
-      <w:r>
-        <w:t>14. W3 Propose a controlled change</w:t>
-      </w:r>
-    </w:p>
-    <w:p>
-      <w:r>
-        <w:t>Propose a controlled change. Apply the supplied Overfitting facts and keep your reasoning.</w:t>
-      </w:r>
-    </w:p>
-    <w:p>
-      <w:pPr>
-        <w:spacing w:line="336" w:lineRule="auto" w:after="180"/>
-      </w:pPr>
-      <w:r>
-        <w:rPr>
-          <w:b w:val="0"/>
-        </w:rPr>
-        <w:t>Describe one fair next development comparison.</w:t>
-      </w:r>
-    </w:p>
-    <w:p>
-      <w:pPr>
-        <w:pStyle w:val="Heading3"/>
-      </w:pPr>
-      <w:r>
-        <w:t>My reasoning and evidence</w:t>
-      </w:r>
-    </w:p>
-    <w:p>
-      <w:r>
-        <w:t>________________________________________________________________</w:t>
-      </w:r>
-    </w:p>
-    <w:p>
-      <w:r>
-        <w:t>________________________________________________________________</w:t>
-      </w:r>
-    </w:p>
-    <w:p>
-      <w:r>
-        <w:t>________________________________________________________________</w:t>
-      </w:r>
-    </w:p>
-    <w:p>
-      <w:r>
-        <w:t>________________________________________________________________</w:t>
-      </w:r>
-    </w:p>
-    <w:p>
-      <w:r>
-        <w:t>________________________________________________________________</w:t>
-      </w:r>
-    </w:p>
-    <w:p>
-      <w:r>
-        <w:t>________________________________________________________________</w:t>
-      </w:r>
-    </w:p>
-    <w:p>
-      <w:pPr>
-        <w:pStyle w:val="Heading1"/>
-      </w:pPr>
-      <w:r>
-        <w:t>15. W4 Apply independently</w:t>
-      </w:r>
-    </w:p>
-    <w:p>
-      <w:r>
-        <w:t>Attempt before feedback. If this repeats the selected independent case, reuse that first attempt; otherwise keep a separate record. Apply independently. Apply the supplied Overfitting facts and keep your reasoning.</w:t>
-      </w:r>
-    </w:p>
-    <w:p>
-      <w:pPr>
-        <w:spacing w:line="336" w:lineRule="auto" w:after="180"/>
-      </w:pPr>
-      <w:r>
-        <w:rPr>
-          <w:b w:val="0"/>
-        </w:rPr>
-        <w:t xml:space="preserve">Models A </w:t>
-      </w:r>
-      <w:r>
-        <w:rPr>
-          <w:b/>
-        </w:rPr>
-        <w:t>training</w:t>
-      </w:r>
-      <w:r>
-        <w:rPr>
-          <w:b w:val="0"/>
-        </w:rPr>
-        <w:t xml:space="preserve"> 4 validation 5, B </w:t>
-      </w:r>
-      <w:r>
-        <w:rPr>
-          <w:b/>
-        </w:rPr>
-        <w:t>training</w:t>
-      </w:r>
-      <w:r>
-        <w:rPr>
-          <w:b w:val="0"/>
-        </w:rPr>
-        <w:t xml:space="preserve"> 1 validation 2, C </w:t>
-      </w:r>
-      <w:r>
-        <w:rPr>
-          <w:b/>
-        </w:rPr>
-        <w:t>training</w:t>
-      </w:r>
-      <w:r>
-        <w:rPr>
-          <w:b w:val="0"/>
-        </w:rPr>
-        <w:t xml:space="preserve"> 0 validation 2. Lowest validation MAE then simpler; B is simpler than C. Choose and justify.</w:t>
-      </w:r>
-    </w:p>
-    <w:p>
-      <w:pPr>
-        <w:pStyle w:val="Heading3"/>
-      </w:pPr>
-      <w:r>
-        <w:t>My reasoning and evidence</w:t>
-      </w:r>
-    </w:p>
-    <w:p>
-      <w:r>
-        <w:t>________________________________________________________________</w:t>
-      </w:r>
-    </w:p>
-    <w:p>
-      <w:r>
-        <w:t>________________________________________________________________</w:t>
-      </w:r>
-    </w:p>
-    <w:p>
-      <w:r>
-        <w:t>________________________________________________________________</w:t>
-      </w:r>
-    </w:p>
-    <w:p>
-      <w:r>
-        <w:t>________________________________________________________________</w:t>
-      </w:r>
-    </w:p>
-    <w:p>
-      <w:r>
-        <w:t>________________________________________________________________</w:t>
-      </w:r>
-    </w:p>
-    <w:p>
-      <w:r>
-        <w:t>________________________________________________________________</w:t>
-      </w:r>
-    </w:p>
-    <w:p>
-      <w:r>
-        <w:t>________________________________________________________________</w:t>
-      </w:r>
-    </w:p>
-    <w:p>
-      <w:r>
-        <w:t>________________________________________________________________</w:t>
-      </w:r>
-    </w:p>
-    <w:p>
-      <w:pPr>
-        <w:pStyle w:val="Heading1"/>
-      </w:pPr>
-      <w:r>
-        <w:t>16. W5 Limit a diagnosis</w:t>
-      </w:r>
-    </w:p>
-    <w:p>
-      <w:r>
-        <w:t>Limit a diagnosis. Apply the supplied Overfitting facts and keep your reasoning.</w:t>
-      </w:r>
-    </w:p>
-    <w:p>
-      <w:pPr>
-        <w:spacing w:line="336" w:lineRule="auto" w:after="180"/>
-        <w:shd w:fill="F5F1FB"/>
-      </w:pPr>
-      <w:r>
-        <w:rPr>
-          <w:b w:val="0"/>
-        </w:rPr>
-        <w:t xml:space="preserve">What extra </w:t>
-      </w:r>
-      <w:r>
-        <w:rPr>
-          <w:b/>
-        </w:rPr>
-        <w:t>evidence</w:t>
-      </w:r>
-      <w:r>
-        <w:rPr>
-          <w:b w:val="0"/>
-        </w:rPr>
-        <w:t xml:space="preserve"> would you inspect before concluding a model memorized noise?</w:t>
-      </w:r>
-    </w:p>
-    <w:p>
-      <w:pPr>
-        <w:pStyle w:val="Heading3"/>
-      </w:pPr>
-      <w:r>
-        <w:t>My reasoning and evidence</w:t>
-      </w:r>
-    </w:p>
-    <w:p>
-      <w:r>
-        <w:t>________________________________________________________________</w:t>
-      </w:r>
-    </w:p>
-    <w:p>
-      <w:r>
-        <w:t>________________________________________________________________</w:t>
-      </w:r>
-    </w:p>
-    <w:p>
-      <w:r>
-        <w:t>________________________________________________________________</w:t>
-      </w:r>
-    </w:p>
-    <w:p>
-      <w:r>
-        <w:t>________________________________________________________________</w:t>
-      </w:r>
-    </w:p>
-    <w:p>
-      <w:r>
-        <w:t>________________________________________________________________</w:t>
-      </w:r>
-    </w:p>
-    <w:p>
-      <w:r>
-        <w:t>________________________________________________________________</w:t>
-      </w:r>
-    </w:p>
-    <w:p>
-      <w:pPr>
-        <w:pStyle w:val="Heading1"/>
-      </w:pPr>
-      <w:r>
-        <w:t>17. Feedback, return check and learning record</w:t>
-      </w:r>
-    </w:p>
-    <w:p>
-      <w:r>
-        <w:t>Record the first repaired step and a different case to revisit after a delay.</w:t>
+        <w:t>17. Feedback · Repair and return</w:t>
+      </w:r>
+    </w:p>
+    <w:p>
+      <w:r>
+        <w:t>Keep this task’s complete inputs, stated rule and support record together.</w:t>
+      </w:r>
+    </w:p>
+    <w:p>
+      <w:pPr>
+        <w:pStyle w:val="Heading2"/>
+      </w:pPr>
+      <w:r>
+        <w:t>Task and evidence record</w:t>
       </w:r>
     </w:p>
     <w:tbl>
@@ -1783,12 +817,9 @@
     </w:tbl>
     <w:p>
       <w:pPr>
-        <w:spacing w:line="336" w:lineRule="auto" w:after="180"/>
-      </w:pPr>
-      <w:r>
-        <w:rPr>
-          <w:b w:val="0"/>
-        </w:rPr>
+        <w:pStyle w:val="ListBullet"/>
+      </w:pPr>
+      <w:r>
         <w:t>Revisit this idea with your teacher after a delay. Familiarity is different from explaining and using it on a changed case.</w:t>
       </w:r>
     </w:p>
@@ -1797,117 +828,777 @@
         <w:pStyle w:val="Heading1"/>
       </w:pPr>
       <w:r>
-        <w:t>18. Pictorial case practice: Overfitting</w:t>
-      </w:r>
-    </w:p>
-    <w:p>
-      <w:r>
-        <w:t>See overfitting as a gap requiring investigation, not a label based only on model size. Explain the labelled step before checking the changed condition.</w:t>
-      </w:r>
-    </w:p>
-    <w:p>
-      <w:pPr>
-        <w:spacing w:line="336" w:lineRule="auto" w:after="180"/>
-      </w:pPr>
-      <w:r>
-        <w:rPr>
-          <w:b w:val="0"/>
-        </w:rPr>
-        <w:t xml:space="preserve">See </w:t>
-      </w:r>
-      <w:r>
-        <w:rPr>
-          <w:b/>
-        </w:rPr>
-        <w:t>overfitting</w:t>
-      </w:r>
-      <w:r>
-        <w:rPr>
-          <w:b w:val="0"/>
-        </w:rPr>
-        <w:t xml:space="preserve"> as a gap requiring investigation, not a label based only on model size.</w:t>
-      </w:r>
-    </w:p>
-    <w:p>
-      <w:pPr>
-        <w:spacing w:line="336" w:lineRule="auto" w:after="180"/>
-      </w:pPr>
-      <w:r>
-        <w:rPr>
-          <w:b w:val="0"/>
-        </w:rPr>
-        <w:t xml:space="preserve">Toy model Small: </w:t>
-      </w:r>
-      <w:r>
-        <w:rPr>
-          <w:b/>
-        </w:rPr>
-        <w:t>training</w:t>
-      </w:r>
-      <w:r>
-        <w:rPr>
-          <w:b w:val="0"/>
-        </w:rPr>
-        <w:t xml:space="preserve"> 85%, validation </w:t>
-      </w:r>
-      <w:r>
-        <w:rPr>
-          <w:b/>
-        </w:rPr>
-        <w:t>80%</w:t>
-      </w:r>
-      <w:r>
-        <w:rPr>
-          <w:b w:val="0"/>
-        </w:rPr>
-        <w:t xml:space="preserve">. Large: </w:t>
-      </w:r>
-      <w:r>
-        <w:rPr>
-          <w:b/>
-        </w:rPr>
-        <w:t>training</w:t>
-      </w:r>
-      <w:r>
-        <w:rPr>
-          <w:b w:val="0"/>
-        </w:rPr>
-        <w:t xml:space="preserve"> 100%, validation </w:t>
-      </w:r>
-      <w:r>
-        <w:rPr>
-          <w:b/>
-        </w:rPr>
-        <w:t>60%</w:t>
-      </w:r>
-      <w:r>
-        <w:rPr>
-          <w:b w:val="0"/>
-        </w:rPr>
-        <w:t>. Same split and scoring rule.</w:t>
-      </w:r>
-    </w:p>
-    <w:p>
-      <w:pPr>
-        <w:spacing w:line="336" w:lineRule="auto" w:after="180"/>
-      </w:pPr>
-      <w:r>
-        <w:rPr>
-          <w:b w:val="0"/>
-        </w:rPr>
-        <w:t xml:space="preserve">All </w:t>
-      </w:r>
-      <w:r>
-        <w:rPr>
-          <w:b/>
-        </w:rPr>
-        <w:t>input</w:t>
-      </w:r>
-      <w:r>
-        <w:rPr>
-          <w:b w:val="0"/>
-        </w:rPr>
-        <w:t>s and outcomes in this worked example are invented classroom data; no real model run is claimed.</w:t>
+        <w:t>10. Finish · Judge your evidence</w:t>
+      </w:r>
+    </w:p>
+    <w:p>
+      <w:r>
+        <w:t>Keep this task’s complete inputs, stated rule and support record together.</w:t>
+      </w:r>
+    </w:p>
+    <w:p>
+      <w:pPr>
+        <w:pStyle w:val="Heading2"/>
+      </w:pPr>
+      <w:r>
+        <w:t>Task and evidence record</w:t>
+      </w:r>
+    </w:p>
+    <w:p>
+      <w:pPr>
+        <w:pStyle w:val="ListBullet"/>
+      </w:pPr>
+      <w:r>
+        <w:t>I can explain the mechanism. I can show evidence. I can handle a changed case. I can name a limit. Mark each as not yet, with help or independently, and attach supporting work.</w:t>
+      </w:r>
+    </w:p>
+    <w:p>
+      <w:pPr>
+        <w:pStyle w:val="ListBullet"/>
+      </w:pPr>
+      <w:r>
+        <w:t>Teacher review ____________________  Next step ____________________</w:t>
+      </w:r>
+    </w:p>
+    <w:p>
+      <w:pPr>
+        <w:pStyle w:val="Heading1"/>
+      </w:pPr>
+      <w:r>
+        <w:t>Reference bank and extra practice</w:t>
+      </w:r>
+    </w:p>
+    <w:p>
+      <w:pPr>
+        <w:pStyle w:val="Heading1"/>
+      </w:pPr>
+      <w:r>
+        <w:t>02. Reference · Supported W2 record</w:t>
+      </w:r>
+    </w:p>
+    <w:p>
+      <w:r>
+        <w:t>Keep this task’s complete inputs, stated rule and support record together.</w:t>
+      </w:r>
+    </w:p>
+    <w:p>
+      <w:pPr>
+        <w:pStyle w:val="Heading2"/>
+      </w:pPr>
+      <w:r>
+        <w:t>Task and evidence record</w:t>
+      </w:r>
+    </w:p>
+    <w:p>
+      <w:pPr>
+        <w:pStyle w:val="ListBullet"/>
+      </w:pPr>
+      <w:r>
+        <w:t>Use W2: Interpret a gap for Overfitting and model capacity. Record the answer once; the lesson and workbook refer to the same attempt.</w:t>
+      </w:r>
+    </w:p>
+    <w:tbl>
+      <w:tblPr>
+        <w:tblStyle w:val="LightShading-Accent1"/>
+        <w:tblW w:type="auto" w:w="0"/>
+        <w:tblLook w:firstColumn="1" w:firstRow="1" w:lastColumn="0" w:lastRow="0" w:noHBand="0" w:noVBand="1" w:val="04A0"/>
+      </w:tblPr>
+      <w:tblGrid>
+        <w:gridCol w:w="2556"/>
+        <w:gridCol w:w="2556"/>
+        <w:gridCol w:w="2556"/>
+        <w:gridCol w:w="2556"/>
+      </w:tblGrid>
+      <w:tr>
+        <w:trPr>
+          <w:tblHeader/>
+        </w:trPr>
+        <w:tc>
+          <w:tcPr>
+            <w:tcW w:type="dxa" w:w="2556"/>
+          </w:tcPr>
+          <w:p>
+            <w:r>
+              <w:t>Given inputs</w:t>
+            </w:r>
+          </w:p>
+        </w:tc>
+        <w:tc>
+          <w:tcPr>
+            <w:tcW w:type="dxa" w:w="2556"/>
+          </w:tcPr>
+          <w:p>
+            <w:r>
+              <w:t>Procedure I chose</w:t>
+            </w:r>
+          </w:p>
+        </w:tc>
+        <w:tc>
+          <w:tcPr>
+            <w:tcW w:type="dxa" w:w="2556"/>
+          </w:tcPr>
+          <w:p>
+            <w:r>
+              <w:t>Middle steps</w:t>
+            </w:r>
+          </w:p>
+        </w:tc>
+        <w:tc>
+          <w:tcPr>
+            <w:tcW w:type="dxa" w:w="2556"/>
+          </w:tcPr>
+          <w:p>
+            <w:r>
+              <w:t>Result and check</w:t>
+            </w:r>
+          </w:p>
+        </w:tc>
+      </w:tr>
+      <w:tr>
+        <w:tc>
+          <w:tcPr>
+            <w:tcW w:type="dxa" w:w="2556"/>
+          </w:tcPr>
+          <w:p>
+            <w:r/>
+          </w:p>
+        </w:tc>
+        <w:tc>
+          <w:tcPr>
+            <w:tcW w:type="dxa" w:w="2556"/>
+          </w:tcPr>
+          <w:p>
+            <w:r/>
+          </w:p>
+        </w:tc>
+        <w:tc>
+          <w:tcPr>
+            <w:tcW w:type="dxa" w:w="2556"/>
+          </w:tcPr>
+          <w:p>
+            <w:r/>
+          </w:p>
+        </w:tc>
+        <w:tc>
+          <w:tcPr>
+            <w:tcW w:type="dxa" w:w="2556"/>
+          </w:tcPr>
+          <w:p>
+            <w:r/>
+          </w:p>
+        </w:tc>
+      </w:tr>
+    </w:tbl>
+    <w:p>
+      <w:pPr>
+        <w:pStyle w:val="Heading3"/>
+      </w:pPr>
+      <w:r>
+        <w:t>The step I completed without help, and the hint I needed</w:t>
+      </w:r>
+    </w:p>
+    <w:p>
+      <w:r>
+        <w:t>________________________________________________________________</w:t>
+      </w:r>
+    </w:p>
+    <w:p>
+      <w:r>
+        <w:t>________________________________________________________________</w:t>
+      </w:r>
+    </w:p>
+    <w:p>
+      <w:r>
+        <w:t>________________________________________________________________</w:t>
+      </w:r>
+    </w:p>
+    <w:p>
+      <w:pPr>
+        <w:pStyle w:val="Heading1"/>
+      </w:pPr>
+      <w:r>
+        <w:t>03. Extra practice · Individual reasoning check</w:t>
+      </w:r>
+    </w:p>
+    <w:p>
+      <w:r>
+        <w:t>Keep this task’s complete inputs, stated rule and support record together.</w:t>
+      </w:r>
+    </w:p>
+    <w:p>
+      <w:pPr>
+        <w:pStyle w:val="Heading2"/>
+      </w:pPr>
+      <w:r>
+        <w:t>Task and evidence record</w:t>
+      </w:r>
+    </w:p>
+    <w:p>
+      <w:pPr>
+        <w:pStyle w:val="ListBullet"/>
+      </w:pPr>
+      <w:r>
+        <w:t>Use the worked case for Overfitting and model capacity. Proposed explanation: “A final answer is enough”. Decide whether this explanation is supported. Point to the step or supplied fact that decides; explain your repair if needed.</w:t>
+      </w:r>
+    </w:p>
+    <w:p>
+      <w:pPr>
+        <w:pStyle w:val="Heading3"/>
+      </w:pPr>
+      <w:r>
+        <w:t>My explanation before partner discussion</w:t>
+      </w:r>
+    </w:p>
+    <w:p>
+      <w:r>
+        <w:t>________________________________________________________________</w:t>
+      </w:r>
+    </w:p>
+    <w:p>
+      <w:r>
+        <w:t>________________________________________________________________</w:t>
+      </w:r>
+    </w:p>
+    <w:p>
+      <w:r>
+        <w:t>________________________________________________________________</w:t>
+      </w:r>
+    </w:p>
+    <w:p>
+      <w:r>
+        <w:t>________________________________________________________________</w:t>
+      </w:r>
+    </w:p>
+    <w:p>
+      <w:pPr>
+        <w:pStyle w:val="Heading1"/>
+      </w:pPr>
+      <w:r>
+        <w:t>05. Reference · Earlier learning target</w:t>
+      </w:r>
+    </w:p>
+    <w:p>
+      <w:r>
+        <w:t>Keep this task’s complete inputs, stated rule and support record together.</w:t>
+      </w:r>
+    </w:p>
+    <w:p>
+      <w:pPr>
+        <w:pStyle w:val="Heading2"/>
+      </w:pPr>
+      <w:r>
+        <w:t>Task and evidence record</w:t>
+      </w:r>
+    </w:p>
+    <w:p>
+      <w:pPr>
+        <w:pStyle w:val="ListBullet"/>
+      </w:pPr>
+      <w:r>
+        <w:t>A has training 98%, validation 58%; B has training 86%, validation 81%. Compute gaps and select a candidate with a qualification.</w:t>
+      </w:r>
+    </w:p>
+    <w:p>
+      <w:pPr>
+        <w:pStyle w:val="Heading1"/>
+      </w:pPr>
+      <w:r>
+        <w:t>06. Extra practice · Earlier complete case</w:t>
+      </w:r>
+    </w:p>
+    <w:p>
+      <w:r>
+        <w:t>Keep this task’s complete inputs, stated rule and support record together.</w:t>
+      </w:r>
+    </w:p>
+    <w:p>
+      <w:pPr>
+        <w:pStyle w:val="Heading2"/>
+      </w:pPr>
+      <w:r>
+        <w:t>Task and evidence record</w:t>
+      </w:r>
+    </w:p>
+    <w:p>
+      <w:pPr>
+        <w:pStyle w:val="ListBullet"/>
+      </w:pPr>
+      <w:r>
+        <w:t>A scores100% train,60% validation; B scores85%,80% on the same sets.</w:t>
+      </w:r>
+    </w:p>
+    <w:p>
+      <w:pPr>
+        <w:pStyle w:val="ListBullet"/>
+      </w:pPr>
+      <w:r>
+        <w:t>Compute gaps and select by validation accuracy.</w:t>
+      </w:r>
+    </w:p>
+    <w:p>
+      <w:pPr>
+        <w:pStyle w:val="ListBullet"/>
+      </w:pPr>
+      <w:r>
+        <w:t>Show your trace, calculation or evidence</w:t>
+      </w:r>
+    </w:p>
+    <w:p>
+      <w:pPr>
+        <w:pStyle w:val="Heading3"/>
+      </w:pPr>
+      <w:r>
+        <w:t>Write or draw your reasoning and evidence.</w:t>
+      </w:r>
+    </w:p>
+    <w:p>
+      <w:r>
+        <w:t>________________________________________________________________</w:t>
+      </w:r>
+    </w:p>
+    <w:p>
+      <w:r>
+        <w:t>________________________________________________________________</w:t>
+      </w:r>
+    </w:p>
+    <w:p>
+      <w:r>
+        <w:t>________________________________________________________________</w:t>
+      </w:r>
+    </w:p>
+    <w:p>
+      <w:r>
+        <w:t>________________________________________________________________</w:t>
+      </w:r>
+    </w:p>
+    <w:p>
+      <w:r>
+        <w:t>________________________________________________________________</w:t>
+      </w:r>
+    </w:p>
+    <w:p>
+      <w:pPr>
+        <w:pStyle w:val="Heading1"/>
+      </w:pPr>
+      <w:r>
+        <w:t>07. Extra practice · Changed case</w:t>
+      </w:r>
+    </w:p>
+    <w:p>
+      <w:r>
+        <w:t>Keep this task’s complete inputs, stated rule and support record together.</w:t>
+      </w:r>
+    </w:p>
+    <w:p>
+      <w:pPr>
+        <w:pStyle w:val="Heading2"/>
+      </w:pPr>
+      <w:r>
+        <w:t>Task and evidence record</w:t>
+      </w:r>
+    </w:p>
+    <w:p>
+      <w:pPr>
+        <w:pStyle w:val="ListBullet"/>
+      </w:pPr>
+      <w:r>
+        <w:t>Model A has training accuracy 99% and validation accuracy 70%; B has 88% and 84%. Compute each gap and discuss the evidence.</w:t>
+      </w:r>
+    </w:p>
+    <w:p>
+      <w:pPr>
+        <w:pStyle w:val="ListBullet"/>
+      </w:pPr>
+      <w:r>
+        <w:t>My independent answer and reason</w:t>
+      </w:r>
+    </w:p>
+    <w:p>
+      <w:pPr>
+        <w:pStyle w:val="Heading3"/>
+      </w:pPr>
+      <w:r>
+        <w:t>Write or draw your reasoning and evidence.</w:t>
+      </w:r>
+    </w:p>
+    <w:p>
+      <w:r>
+        <w:t>________________________________________________________________</w:t>
+      </w:r>
+    </w:p>
+    <w:p>
+      <w:r>
+        <w:t>________________________________________________________________</w:t>
+      </w:r>
+    </w:p>
+    <w:p>
+      <w:r>
+        <w:t>________________________________________________________________</w:t>
+      </w:r>
+    </w:p>
+    <w:p>
+      <w:r>
+        <w:t>________________________________________________________________</w:t>
+      </w:r>
+    </w:p>
+    <w:p>
+      <w:r>
+        <w:t>________________________________________________________________</w:t>
+      </w:r>
+    </w:p>
+    <w:p>
+      <w:pPr>
+        <w:pStyle w:val="Heading3"/>
+      </w:pPr>
+      <w:r>
+        <w:t>Week 27 Test and reflect</w:t>
+      </w:r>
+    </w:p>
+    <w:p>
+      <w:pPr>
+        <w:pStyle w:val="Heading1"/>
+      </w:pPr>
+      <w:r>
+        <w:t>08. Extra practice · Design a revealing test</w:t>
+      </w:r>
+    </w:p>
+    <w:p>
+      <w:r>
+        <w:t>Keep this task’s complete inputs, stated rule and support record together.</w:t>
+      </w:r>
+    </w:p>
+    <w:p>
+      <w:pPr>
+        <w:pStyle w:val="Heading2"/>
+      </w:pPr>
+      <w:r>
+        <w:t>Task and evidence record</w:t>
+      </w:r>
+    </w:p>
+    <w:p>
+      <w:pPr>
+        <w:pStyle w:val="ListBullet"/>
+      </w:pPr>
+      <w:r>
+        <w:t>Create a changed input, boundary case or missing-information case. Write the expected answer or safe response before testing.</w:t>
+      </w:r>
+    </w:p>
+    <w:tbl>
+      <w:tblPr>
+        <w:tblStyle w:val="LightShading-Accent1"/>
+        <w:tblW w:type="auto" w:w="0"/>
+        <w:tblLook w:firstColumn="1" w:firstRow="1" w:lastColumn="0" w:lastRow="0" w:noHBand="0" w:noVBand="1" w:val="04A0"/>
+      </w:tblPr>
+      <w:tblGrid>
+        <w:gridCol w:w="5112"/>
+        <w:gridCol w:w="5112"/>
+      </w:tblGrid>
+      <w:tr>
+        <w:trPr>
+          <w:tblHeader/>
+        </w:trPr>
+        <w:tc>
+          <w:tcPr>
+            <w:tcW w:type="dxa" w:w="5112"/>
+          </w:tcPr>
+          <w:p>
+            <w:r>
+              <w:t>Test record</w:t>
+            </w:r>
+          </w:p>
+        </w:tc>
+        <w:tc>
+          <w:tcPr>
+            <w:tcW w:type="dxa" w:w="5112"/>
+          </w:tcPr>
+          <w:p>
+            <w:r>
+              <w:t>My evidence</w:t>
+            </w:r>
+          </w:p>
+        </w:tc>
+      </w:tr>
+      <w:tr>
+        <w:tc>
+          <w:tcPr>
+            <w:tcW w:type="dxa" w:w="5112"/>
+          </w:tcPr>
+          <w:p>
+            <w:r>
+              <w:t>Changed input or condition</w:t>
+            </w:r>
+          </w:p>
+        </w:tc>
+        <w:tc>
+          <w:tcPr>
+            <w:tcW w:type="dxa" w:w="5112"/>
+          </w:tcPr>
+          <w:p>
+            <w:r/>
+          </w:p>
+        </w:tc>
+      </w:tr>
+      <w:tr>
+        <w:tc>
+          <w:tcPr>
+            <w:tcW w:type="dxa" w:w="5112"/>
+          </w:tcPr>
+          <w:p>
+            <w:r>
+              <w:t>Expected answer or fallback</w:t>
+            </w:r>
+          </w:p>
+        </w:tc>
+        <w:tc>
+          <w:tcPr>
+            <w:tcW w:type="dxa" w:w="5112"/>
+          </w:tcPr>
+          <w:p>
+            <w:r/>
+          </w:p>
+        </w:tc>
+      </w:tr>
+      <w:tr>
+        <w:tc>
+          <w:tcPr>
+            <w:tcW w:type="dxa" w:w="5112"/>
+          </w:tcPr>
+          <w:p>
+            <w:r>
+              <w:t>Observed result</w:t>
+            </w:r>
+          </w:p>
+        </w:tc>
+        <w:tc>
+          <w:tcPr>
+            <w:tcW w:type="dxa" w:w="5112"/>
+          </w:tcPr>
+          <w:p>
+            <w:r/>
+          </w:p>
+        </w:tc>
+      </w:tr>
+      <w:tr>
+        <w:tc>
+          <w:tcPr>
+            <w:tcW w:type="dxa" w:w="5112"/>
+          </w:tcPr>
+          <w:p>
+            <w:r>
+              <w:t>Why the result occurred</w:t>
+            </w:r>
+          </w:p>
+        </w:tc>
+        <w:tc>
+          <w:tcPr>
+            <w:tcW w:type="dxa" w:w="5112"/>
+          </w:tcPr>
+          <w:p>
+            <w:r/>
+          </w:p>
+        </w:tc>
+      </w:tr>
+    </w:tbl>
+    <w:p>
+      <w:pPr>
+        <w:pStyle w:val="Heading1"/>
+      </w:pPr>
+      <w:r>
+        <w:t>11. Extra practice · Earlier transfer</w:t>
+      </w:r>
+    </w:p>
+    <w:p>
+      <w:r>
+        <w:t>Keep this task’s complete inputs, stated rule and support record together.</w:t>
+      </w:r>
+    </w:p>
+    <w:p>
+      <w:pPr>
+        <w:pStyle w:val="Heading2"/>
+      </w:pPr>
+      <w:r>
+        <w:t>Task and evidence record</w:t>
+      </w:r>
+    </w:p>
+    <w:p>
+      <w:pPr>
+        <w:pStyle w:val="ListBullet"/>
+      </w:pPr>
+      <w:r>
+        <w:t>A has training 98%, validation 58%; B has training 86%, validation 81%. Compute gaps and select a candidate with a qualification.</w:t>
+      </w:r>
+    </w:p>
+    <w:p>
+      <w:pPr>
+        <w:pStyle w:val="Heading3"/>
+      </w:pPr>
+      <w:r>
+        <w:t>My independently reasoned answer</w:t>
+      </w:r>
+    </w:p>
+    <w:p>
+      <w:r>
+        <w:t>________________________________________________________________</w:t>
+      </w:r>
+    </w:p>
+    <w:p>
+      <w:r>
+        <w:t>________________________________________________________________</w:t>
+      </w:r>
+    </w:p>
+    <w:p>
+      <w:r>
+        <w:t>________________________________________________________________</w:t>
+      </w:r>
+    </w:p>
+    <w:p>
+      <w:r>
+        <w:t>________________________________________________________________</w:t>
+      </w:r>
+    </w:p>
+    <w:p>
+      <w:r>
+        <w:t>________________________________________________________________</w:t>
+      </w:r>
+    </w:p>
+    <w:p>
+      <w:r>
+        <w:t>________________________________________________________________</w:t>
+      </w:r>
+    </w:p>
+    <w:p>
+      <w:r>
+        <w:t>________________________________________________________________</w:t>
+      </w:r>
+    </w:p>
+    <w:p>
+      <w:pPr>
+        <w:pStyle w:val="ListBullet"/>
+      </w:pPr>
+      <w:r>
+        <w:t>Record support used: none, hint or teacher explanation.</w:t>
+      </w:r>
+    </w:p>
+    <w:p>
+      <w:pPr>
+        <w:pStyle w:val="Heading1"/>
+      </w:pPr>
+      <w:r>
+        <w:t>15. Reference · Earlier W4 record</w:t>
+      </w:r>
+    </w:p>
+    <w:p>
+      <w:r>
+        <w:t>Keep this task’s complete inputs, stated rule and support record together.</w:t>
+      </w:r>
+    </w:p>
+    <w:p>
+      <w:pPr>
+        <w:pStyle w:val="Heading2"/>
+      </w:pPr>
+      <w:r>
+        <w:t>Task and evidence record</w:t>
+      </w:r>
+    </w:p>
+    <w:p>
+      <w:pPr>
+        <w:pStyle w:val="ListBullet"/>
+      </w:pPr>
+      <w:r>
+        <w:t>Models A training 4 validation 5, B training 1 validation 2, C training 0 validation 2. Lowest validation MAE then simpler; B is simpler than C. Choose and justify.</w:t>
+      </w:r>
+    </w:p>
+    <w:p>
+      <w:pPr>
+        <w:pStyle w:val="Heading3"/>
+      </w:pPr>
+      <w:r>
+        <w:t>My reasoning and evidence</w:t>
+      </w:r>
+    </w:p>
+    <w:p>
+      <w:r>
+        <w:t>________________________________________________________________</w:t>
+      </w:r>
+    </w:p>
+    <w:p>
+      <w:r>
+        <w:t>________________________________________________________________</w:t>
+      </w:r>
+    </w:p>
+    <w:p>
+      <w:r>
+        <w:t>________________________________________________________________</w:t>
+      </w:r>
+    </w:p>
+    <w:p>
+      <w:r>
+        <w:t>________________________________________________________________</w:t>
+      </w:r>
+    </w:p>
+    <w:p>
+      <w:r>
+        <w:t>________________________________________________________________</w:t>
+      </w:r>
+    </w:p>
+    <w:p>
+      <w:r>
+        <w:t>________________________________________________________________</w:t>
+      </w:r>
+    </w:p>
+    <w:p>
+      <w:r>
+        <w:t>________________________________________________________________</w:t>
+      </w:r>
+    </w:p>
+    <w:p>
+      <w:r>
+        <w:t>________________________________________________________________</w:t>
+      </w:r>
+    </w:p>
+    <w:p>
+      <w:pPr>
+        <w:pStyle w:val="Heading1"/>
+      </w:pPr>
+      <w:r>
+        <w:t>18. Extra practice · Pictured case</w:t>
+      </w:r>
+    </w:p>
+    <w:p>
+      <w:r>
+        <w:t>Keep this task’s complete inputs, stated rule and support record together.</w:t>
+      </w:r>
+    </w:p>
+    <w:p>
+      <w:pPr>
+        <w:pStyle w:val="Heading2"/>
+      </w:pPr>
+      <w:r>
+        <w:t>Task and evidence record</w:t>
+      </w:r>
+    </w:p>
+    <w:p>
+      <w:pPr>
+        <w:pStyle w:val="ListBullet"/>
+      </w:pPr>
+      <w:r>
+        <w:t>See overfitting as a gap requiring investigation, not a label based only on model size.</w:t>
+      </w:r>
+    </w:p>
+    <w:p>
+      <w:pPr>
+        <w:pStyle w:val="ListBullet"/>
+      </w:pPr>
+      <w:r>
+        <w:t>Toy model Small: training 85%, validation 80%. Large: training 100%, validation 60%. Same split and scoring rule.</w:t>
+      </w:r>
+    </w:p>
+    <w:p>
+      <w:pPr>
+        <w:pStyle w:val="ListBullet"/>
+      </w:pPr>
+      <w:r>
+        <w:t>All inputs and outcomes in this worked example are invented classroom data; no real model run is claimed.</w:t>
       </w:r>
     </w:p>
     <w:p>
@@ -1984,37 +1675,10 @@
     </w:p>
     <w:p>
       <w:pPr>
-        <w:spacing w:line="336" w:lineRule="auto" w:after="180"/>
-      </w:pPr>
-      <w:r>
-        <w:rPr>
-          <w:b w:val="0"/>
-        </w:rPr>
-        <w:t xml:space="preserve">Does100% </w:t>
-      </w:r>
-      <w:r>
-        <w:rPr>
-          <w:b/>
-        </w:rPr>
-        <w:t>training</w:t>
-      </w:r>
-      <w:r>
-        <w:rPr>
-          <w:b w:val="0"/>
-        </w:rPr>
-        <w:t xml:space="preserve"> accuracy prove Large was always best? Point to the relevant step in the picture, then write the changed result and the rule or </w:t>
-      </w:r>
-      <w:r>
-        <w:rPr>
-          <w:b/>
-        </w:rPr>
-        <w:t>evidence</w:t>
-      </w:r>
-      <w:r>
-        <w:rPr>
-          <w:b w:val="0"/>
-        </w:rPr>
-        <w:t xml:space="preserve"> that supports it.</w:t>
+        <w:pStyle w:val="ListBullet"/>
+      </w:pPr>
+      <w:r>
+        <w:t>Does100% training accuracy prove Large was always best? Point to the relevant step in the picture, then write the changed result and the rule or evidence that supports it.</w:t>
       </w:r>
     </w:p>
     <w:p>
@@ -2057,68 +1721,18 @@
     </w:p>
     <w:p>
       <w:pPr>
-        <w:pStyle w:val="Heading3"/>
-      </w:pPr>
-      <w:r>
-        <w:t>Record the help used</w:t>
-      </w:r>
-    </w:p>
-    <w:p>
-      <w:pPr>
-        <w:spacing w:line="336" w:lineRule="auto" w:after="180"/>
-        <w:shd w:fill="F1F6F8"/>
-      </w:pPr>
-      <w:r>
-        <w:rPr>
-          <w:b w:val="0"/>
-        </w:rPr>
-        <w:t xml:space="preserve">Support used: alone / hint / worked example. This record is practice </w:t>
-      </w:r>
-      <w:r>
-        <w:rPr>
-          <w:b/>
-        </w:rPr>
-        <w:t>evidence</w:t>
-      </w:r>
-      <w:r>
-        <w:rPr>
-          <w:b w:val="0"/>
-        </w:rPr>
-        <w:t>.</w:t>
-      </w:r>
-    </w:p>
-    <w:p>
-      <w:pPr>
-        <w:spacing w:line="336" w:lineRule="auto" w:after="180"/>
-      </w:pPr>
-      <w:r>
-        <w:rPr>
-          <w:b w:val="0"/>
-        </w:rPr>
-        <w:t xml:space="preserve">Project connection: For your Responsible Plant Classifier, save the </w:t>
-      </w:r>
-      <w:r>
-        <w:rPr>
-          <w:b/>
-        </w:rPr>
-        <w:t>input</w:t>
-      </w:r>
-      <w:r>
-        <w:rPr>
-          <w:b w:val="0"/>
-        </w:rPr>
-        <w:t>, procedure, observed result and limitation of this check.</w:t>
-      </w:r>
-    </w:p>
-    <w:p>
-      <w:pPr>
-        <w:spacing w:line="336" w:lineRule="auto" w:after="180"/>
-      </w:pPr>
-      <w:r>
-        <w:rPr>
-          <w:b w:val="0"/>
-        </w:rPr>
-        <w:t>Label this worked example as practice; use a different, previously unreviewed case when checking independent understanding.</w:t>
+        <w:pStyle w:val="ListBullet"/>
+      </w:pPr>
+      <w:r>
+        <w:t>Support used: alone / hint / worked example. This record is practice evidence.</w:t>
+      </w:r>
+    </w:p>
+    <w:p>
+      <w:pPr>
+        <w:pStyle w:val="ListBullet"/>
+      </w:pPr>
+      <w:r>
+        <w:t>Project connection: For your Responsible Plant Classifier, save the input, procedure, observed result and limitation of this check. Label this worked example as practice; use a different, previously unreviewed case when checking independent understanding.</w:t>
       </w:r>
     </w:p>
     <w:p>
@@ -2126,80 +1740,44 @@
         <w:pStyle w:val="Heading1"/>
       </w:pPr>
       <w:r>
-        <w:t>19. Project portfolio milestone</w:t>
-      </w:r>
-    </w:p>
-    <w:p>
-      <w:r>
-        <w:t>Keep this week’s input, deciding step, result and limit together in the Responsible Plant Classifier record.</w:t>
-      </w:r>
-    </w:p>
-    <w:p>
-      <w:pPr>
-        <w:spacing w:line="336" w:lineRule="auto" w:after="180"/>
-      </w:pPr>
-      <w:r>
-        <w:rPr>
-          <w:b w:val="0"/>
-        </w:rPr>
+        <w:t>19. Reference · Project portfolio milestone</w:t>
+      </w:r>
+    </w:p>
+    <w:p>
+      <w:r>
+        <w:t>Keep this task’s complete inputs, stated rule and support record together.</w:t>
+      </w:r>
+    </w:p>
+    <w:p>
+      <w:pPr>
+        <w:pStyle w:val="Heading2"/>
+      </w:pPr>
+      <w:r>
+        <w:t>Task and evidence record</w:t>
+      </w:r>
+    </w:p>
+    <w:p>
+      <w:pPr>
+        <w:pStyle w:val="ListBullet"/>
+      </w:pPr>
+      <w:r>
         <w:t>Project: Responsible Plant Classifier</w:t>
       </w:r>
     </w:p>
     <w:p>
       <w:pPr>
-        <w:spacing w:line="336" w:lineRule="auto" w:after="180"/>
-      </w:pPr>
-      <w:r>
-        <w:rPr>
-          <w:b w:val="0"/>
-        </w:rPr>
-        <w:t xml:space="preserve">Current milestone: Prepare the demonstration. Gather reproducible instructions, </w:t>
-      </w:r>
-      <w:r>
-        <w:rPr>
-          <w:b/>
-        </w:rPr>
-        <w:t>evidence</w:t>
-      </w:r>
-      <w:r>
-        <w:rPr>
-          <w:b w:val="0"/>
-        </w:rPr>
-        <w:t>, access checks and remaining limitations.</w:t>
-      </w:r>
-    </w:p>
-    <w:p>
-      <w:pPr>
-        <w:spacing w:line="336" w:lineRule="auto" w:after="180"/>
-      </w:pPr>
-      <w:r>
-        <w:rPr>
-          <w:b w:val="0"/>
-        </w:rPr>
-        <w:t xml:space="preserve">For your Responsible Plant Classifier, save the </w:t>
-      </w:r>
-      <w:r>
-        <w:rPr>
-          <w:b/>
-        </w:rPr>
-        <w:t>input</w:t>
-      </w:r>
-      <w:r>
-        <w:rPr>
-          <w:b w:val="0"/>
-        </w:rPr>
-        <w:t>, procedure, observed result and limitation of this check.</w:t>
-      </w:r>
-    </w:p>
-    <w:p>
-      <w:pPr>
-        <w:spacing w:line="336" w:lineRule="auto" w:after="180"/>
-      </w:pPr>
-      <w:r>
-        <w:rPr>
-          <w:b w:val="0"/>
-        </w:rPr>
-        <w:t>Label this worked example as practice; use a different, previously unreviewed case when checking independent understanding.</w:t>
+        <w:pStyle w:val="ListBullet"/>
+      </w:pPr>
+      <w:r>
+        <w:t>Current milestone: Prepare the demonstration. Gather reproducible instructions, evidence, access checks and remaining limitations.</w:t>
+      </w:r>
+    </w:p>
+    <w:p>
+      <w:pPr>
+        <w:pStyle w:val="ListBullet"/>
+      </w:pPr>
+      <w:r>
+        <w:t>For your Responsible Plant Classifier, save the input, procedure, observed result and limitation of this check. Label this worked example as practice; use a different, previously unreviewed case when checking independent understanding.</w:t>
       </w:r>
     </w:p>
     <w:tbl>
@@ -2356,12 +1934,550 @@
         <w:pStyle w:val="Heading1"/>
       </w:pPr>
       <w:r>
-        <w:t>20. Supported practice and learning evidence</w:t>
-      </w:r>
-    </w:p>
-    <w:p>
-      <w:r>
-        <w:t>Try the supported questions before comparing with hints and feedback. Record what you repaired and the evidence you retained.</w:t>
+        <w:t>20. Extra practice · Predict, check and repair</w:t>
+      </w:r>
+    </w:p>
+    <w:p>
+      <w:r>
+        <w:t>Keep supported feedback separate from the reserved independent case.</w:t>
+      </w:r>
+    </w:p>
+    <w:p>
+      <w:pPr>
+        <w:pStyle w:val="Heading2"/>
+      </w:pPr>
+      <w:r>
+        <w:t>First supported question and hint</w:t>
+      </w:r>
+    </w:p>
+    <w:p>
+      <w:pPr>
+        <w:pStyle w:val="ListBullet"/>
+      </w:pPr>
+      <w:r>
+        <w:t>See overfitting as a gap requiring investigation, not a label based only on model size.</w:t>
+      </w:r>
+    </w:p>
+    <w:p>
+      <w:pPr>
+        <w:pStyle w:val="Heading3"/>
+      </w:pPr>
+      <w:r>
+        <w:t>Practice 1: explain the deciding evidence</w:t>
+      </w:r>
+    </w:p>
+    <w:p>
+      <w:pPr>
+        <w:pStyle w:val="ListBullet"/>
+      </w:pPr>
+      <w:r>
+        <w:t>Which labelled step matches this detail? Check capacity, training choices and data mismatch without tuning on final cases.</w:t>
+      </w:r>
+    </w:p>
+    <w:p>
+      <w:pPr>
+        <w:pStyle w:val="ListBullet"/>
+      </w:pPr>
+      <w:r>
+        <w:t>1. Select development candidate</w:t>
+      </w:r>
+    </w:p>
+    <w:p>
+      <w:pPr>
+        <w:pStyle w:val="ListBullet"/>
+      </w:pPr>
+      <w:r>
+        <w:t>2. Compute gaps</w:t>
+      </w:r>
+    </w:p>
+    <w:p>
+      <w:pPr>
+        <w:pStyle w:val="ListBullet"/>
+      </w:pPr>
+      <w:r>
+        <w:t>3. Investigate large model</w:t>
+      </w:r>
+    </w:p>
+    <w:p>
+      <w:pPr>
+        <w:pStyle w:val="Heading3"/>
+      </w:pPr>
+      <w:r>
+        <w:t>My selected conclusion, deciding fact and explanation</w:t>
+      </w:r>
+    </w:p>
+    <w:p>
+      <w:r>
+        <w:t>________________________________________________________________</w:t>
+      </w:r>
+    </w:p>
+    <w:p>
+      <w:r>
+        <w:t>________________________________________________________________</w:t>
+      </w:r>
+    </w:p>
+    <w:p>
+      <w:r>
+        <w:t>________________________________________________________________</w:t>
+      </w:r>
+    </w:p>
+    <w:p>
+      <w:r>
+        <w:t>________________________________________________________________</w:t>
+      </w:r>
+    </w:p>
+    <w:p>
+      <w:r>
+        <w:t>________________________________________________________________</w:t>
+      </w:r>
+    </w:p>
+    <w:p>
+      <w:pPr>
+        <w:pStyle w:val="ListBullet"/>
+      </w:pPr>
+      <w:r>
+        <w:t>Hint if needed: Read the steps in the pictorial case. Match the supplied detail to the stage that performs or records it.</w:t>
+      </w:r>
+    </w:p>
+    <w:p>
+      <w:pPr>
+        <w:pStyle w:val="Heading2"/>
+      </w:pPr>
+      <w:r>
+        <w:t>Check the first explanation · reference / check after trying</w:t>
+      </w:r>
+    </w:p>
+    <w:p>
+      <w:pPr>
+        <w:spacing w:line="336" w:lineRule="auto" w:after="180"/>
+      </w:pPr>
+      <w:r>
+        <w:rPr>
+          <w:b w:val="0"/>
+        </w:rPr>
+        <w:t xml:space="preserve">After your attempt, compare with the supported explanation: Investigate large model Check </w:t>
+      </w:r>
+      <w:r>
+        <w:rPr>
+          <w:b/>
+        </w:rPr>
+        <w:t>capacity</w:t>
+      </w:r>
+      <w:r>
+        <w:rPr>
+          <w:b w:val="0"/>
+        </w:rPr>
+        <w:t xml:space="preserve">, </w:t>
+      </w:r>
+      <w:r>
+        <w:rPr>
+          <w:b/>
+        </w:rPr>
+        <w:t>training</w:t>
+      </w:r>
+      <w:r>
+        <w:rPr>
+          <w:b w:val="0"/>
+        </w:rPr>
+        <w:t xml:space="preserve"> choices and data mismatch without tuning on final cases. Read the picture in order.</w:t>
+      </w:r>
+    </w:p>
+    <w:p>
+      <w:pPr>
+        <w:spacing w:line="336" w:lineRule="auto" w:after="180"/>
+      </w:pPr>
+      <w:r>
+        <w:rPr>
+          <w:b w:val="0"/>
+        </w:rPr>
+        <w:t xml:space="preserve">Check </w:t>
+      </w:r>
+      <w:r>
+        <w:rPr>
+          <w:b/>
+        </w:rPr>
+        <w:t>capacity</w:t>
+      </w:r>
+      <w:r>
+        <w:rPr>
+          <w:b w:val="0"/>
+        </w:rPr>
+        <w:t xml:space="preserve">, </w:t>
+      </w:r>
+      <w:r>
+        <w:rPr>
+          <w:b/>
+        </w:rPr>
+        <w:t>training</w:t>
+      </w:r>
+      <w:r>
+        <w:rPr>
+          <w:b w:val="0"/>
+        </w:rPr>
+        <w:t xml:space="preserve"> choices and data mismatch without tuning on final cases. The arrows show which recorded </w:t>
+      </w:r>
+      <w:r>
+        <w:rPr>
+          <w:b/>
+        </w:rPr>
+        <w:t>input</w:t>
+      </w:r>
+      <w:r>
+        <w:rPr>
+          <w:b w:val="0"/>
+        </w:rPr>
+        <w:t xml:space="preserve"> or intermediate result each decision uses.</w:t>
+      </w:r>
+    </w:p>
+    <w:p>
+      <w:pPr>
+        <w:spacing w:line="336" w:lineRule="auto" w:after="180"/>
+      </w:pPr>
+      <w:r>
+        <w:rPr>
+          <w:b w:val="0"/>
+        </w:rPr>
+        <w:t>Explain the deciding step aloud before checking the changed case; pointing to the final answer alone does not show how it follows.</w:t>
+      </w:r>
+    </w:p>
+    <w:p>
+      <w:pPr>
+        <w:pStyle w:val="Heading2"/>
+      </w:pPr>
+      <w:r>
+        <w:t>Changed-case question and hint</w:t>
+      </w:r>
+    </w:p>
+    <w:p>
+      <w:pPr>
+        <w:pStyle w:val="Heading3"/>
+      </w:pPr>
+      <w:r>
+        <w:t>Practice 2: explain the deciding evidence</w:t>
+      </w:r>
+    </w:p>
+    <w:p>
+      <w:pPr>
+        <w:pStyle w:val="ListBullet"/>
+      </w:pPr>
+      <w:r>
+        <w:t>Changed-case practice: Large’s validation accuracy rises to82% after a development revision. Which conclusion is supported by the supplied facts?</w:t>
+      </w:r>
+    </w:p>
+    <w:p>
+      <w:pPr>
+        <w:pStyle w:val="ListBullet"/>
+      </w:pPr>
+      <w:r>
+        <w:t>1. We can decide the result without examining the changed input or the procedure.</w:t>
+      </w:r>
+    </w:p>
+    <w:p>
+      <w:pPr>
+        <w:pStyle w:val="ListBullet"/>
+      </w:pPr>
+      <w:r>
+        <w:t>2. This one example guarantees correct results for every future input.</w:t>
+      </w:r>
+    </w:p>
+    <w:p>
+      <w:pPr>
+        <w:pStyle w:val="ListBullet"/>
+      </w:pPr>
+      <w:r>
+        <w:t>3. Its gap is 18 percentage points; it now beats Small on this validation set.</w:t>
+      </w:r>
+    </w:p>
+    <w:p>
+      <w:pPr>
+        <w:pStyle w:val="Heading3"/>
+      </w:pPr>
+      <w:r>
+        <w:t>My selected conclusion, deciding fact and explanation</w:t>
+      </w:r>
+    </w:p>
+    <w:p>
+      <w:r>
+        <w:t>________________________________________________________________</w:t>
+      </w:r>
+    </w:p>
+    <w:p>
+      <w:r>
+        <w:t>________________________________________________________________</w:t>
+      </w:r>
+    </w:p>
+    <w:p>
+      <w:r>
+        <w:t>________________________________________________________________</w:t>
+      </w:r>
+    </w:p>
+    <w:p>
+      <w:r>
+        <w:t>________________________________________________________________</w:t>
+      </w:r>
+    </w:p>
+    <w:p>
+      <w:r>
+        <w:t>________________________________________________________________</w:t>
+      </w:r>
+    </w:p>
+    <w:p>
+      <w:pPr>
+        <w:pStyle w:val="ListBullet"/>
+      </w:pPr>
+      <w:r>
+        <w:t>Hint if needed: Use the changed condition and the deciding step in the pictorial trace. The answer must say what follows from those facts.</w:t>
+      </w:r>
+    </w:p>
+    <w:p>
+      <w:pPr>
+        <w:pStyle w:val="Heading2"/>
+      </w:pPr>
+      <w:r>
+        <w:t>Check the changed explanation · reference / check after trying</w:t>
+      </w:r>
+    </w:p>
+    <w:p>
+      <w:pPr>
+        <w:spacing w:line="336" w:lineRule="auto" w:after="180"/>
+      </w:pPr>
+      <w:r>
+        <w:rPr>
+          <w:b w:val="0"/>
+        </w:rPr>
+        <w:t>After your attempt, compare with the supported explanation: Its gap is 18 percentage points; it now beats Small on this validation set.</w:t>
+      </w:r>
+    </w:p>
+    <w:p>
+      <w:pPr>
+        <w:spacing w:line="336" w:lineRule="auto" w:after="180"/>
+      </w:pPr>
+      <w:r>
+        <w:rPr>
+          <w:b w:val="0"/>
+        </w:rPr>
+        <w:t xml:space="preserve">Validation performance improved, but the </w:t>
+      </w:r>
+      <w:r>
+        <w:rPr>
+          <w:b/>
+        </w:rPr>
+        <w:t>training</w:t>
+      </w:r>
+      <w:r>
+        <w:rPr>
+          <w:b w:val="0"/>
+        </w:rPr>
+        <w:t>-validation gap is not a complete release rule.</w:t>
+      </w:r>
+    </w:p>
+    <w:p>
+      <w:pPr>
+        <w:pStyle w:val="Heading2"/>
+      </w:pPr>
+      <w:r>
+        <w:t>Repair and keep the record</w:t>
+      </w:r>
+    </w:p>
+    <w:p>
+      <w:pPr>
+        <w:spacing w:line="336" w:lineRule="auto" w:after="180"/>
+      </w:pPr>
+      <w:r>
+        <w:rPr>
+          <w:b w:val="0"/>
+        </w:rPr>
+        <w:t xml:space="preserve">Review Reproducible Experiments (ai-4/26). Goal: Record enough detail to reproduce a run. Short practice: What should accompany the mean </w:t>
+      </w:r>
+      <w:r>
+        <w:rPr>
+          <w:b/>
+        </w:rPr>
+        <w:t>70%</w:t>
+      </w:r>
+      <w:r>
+        <w:rPr>
+          <w:b w:val="0"/>
+        </w:rPr>
+        <w:t>?</w:t>
+      </w:r>
+    </w:p>
+    <w:p>
+      <w:pPr>
+        <w:spacing w:line="336" w:lineRule="auto" w:after="180"/>
+      </w:pPr>
+      <w:r>
+        <w:rPr>
+          <w:b w:val="0"/>
+        </w:rPr>
+        <w:t xml:space="preserve">Point to the relevant step in the picture, then write the changed result and the rule or </w:t>
+      </w:r>
+      <w:r>
+        <w:rPr>
+          <w:b/>
+        </w:rPr>
+        <w:t>evidence</w:t>
+      </w:r>
+      <w:r>
+        <w:rPr>
+          <w:b w:val="0"/>
+        </w:rPr>
+        <w:t xml:space="preserve"> that supports it.. Return to this week and explain what you changed.</w:t>
+      </w:r>
+    </w:p>
+    <w:p>
+      <w:pPr>
+        <w:spacing w:line="336" w:lineRule="auto" w:after="180"/>
+      </w:pPr>
+      <w:r>
+        <w:rPr>
+          <w:b w:val="0"/>
+        </w:rPr>
+        <w:t xml:space="preserve">Review Train, Validation, Test (ai-4/24). Goal: Select a model using a declared validation rule. Short practice: Why does B’s zero </w:t>
+      </w:r>
+      <w:r>
+        <w:rPr>
+          <w:b/>
+        </w:rPr>
+        <w:t>training</w:t>
+      </w:r>
+      <w:r>
+        <w:rPr>
+          <w:b w:val="0"/>
+        </w:rPr>
+        <w:t xml:space="preserve"> MAE not settle the original choice?</w:t>
+      </w:r>
+    </w:p>
+    <w:p>
+      <w:pPr>
+        <w:spacing w:line="336" w:lineRule="auto" w:after="180"/>
+      </w:pPr>
+      <w:r>
+        <w:rPr>
+          <w:b w:val="0"/>
+        </w:rPr>
+        <w:t xml:space="preserve">Point to the relevant step in the picture, then write the changed result and the rule or </w:t>
+      </w:r>
+      <w:r>
+        <w:rPr>
+          <w:b/>
+        </w:rPr>
+        <w:t>evidence</w:t>
+      </w:r>
+      <w:r>
+        <w:rPr>
+          <w:b w:val="0"/>
+        </w:rPr>
+        <w:t xml:space="preserve"> that supports it.. Return to this week and explain what you changed.</w:t>
+      </w:r>
+    </w:p>
+    <w:p>
+      <w:pPr>
+        <w:spacing w:line="336" w:lineRule="auto" w:after="180"/>
+      </w:pPr>
+      <w:r>
+        <w:rPr>
+          <w:b w:val="0"/>
+        </w:rPr>
+        <w:t>Review Absolute Error and MAE (ai-4/21). Goal: Calculate MAE MSE and RMSE. Short practice: Why is quoting MSE as4.67 cm misleading?</w:t>
+      </w:r>
+    </w:p>
+    <w:p>
+      <w:pPr>
+        <w:spacing w:line="336" w:lineRule="auto" w:after="180"/>
+      </w:pPr>
+      <w:r>
+        <w:rPr>
+          <w:b w:val="0"/>
+        </w:rPr>
+        <w:t xml:space="preserve">Point to the relevant step in the picture, then write the changed result and the rule or </w:t>
+      </w:r>
+      <w:r>
+        <w:rPr>
+          <w:b/>
+        </w:rPr>
+        <w:t>evidence</w:t>
+      </w:r>
+      <w:r>
+        <w:rPr>
+          <w:b w:val="0"/>
+        </w:rPr>
+        <w:t xml:space="preserve"> that supports it.. Return to this week and explain what you changed.</w:t>
+      </w:r>
+    </w:p>
+    <w:p>
+      <w:pPr>
+        <w:spacing w:line="336" w:lineRule="auto" w:after="180"/>
+      </w:pPr>
+      <w:r>
+        <w:rPr>
+          <w:b w:val="0"/>
+        </w:rPr>
+        <w:t xml:space="preserve">Use Download completed work in the hosted lesson to export your answers, reflections, practice feedback and code-run </w:t>
+      </w:r>
+      <w:r>
+        <w:rPr>
+          <w:b/>
+        </w:rPr>
+        <w:t>evidence</w:t>
+      </w:r>
+      <w:r>
+        <w:rPr>
+          <w:b w:val="0"/>
+        </w:rPr>
+        <w:t>. Open the HTML copy to read or print it.</w:t>
+      </w:r>
+    </w:p>
+    <w:p>
+      <w:pPr>
+        <w:spacing w:line="336" w:lineRule="auto" w:after="180"/>
+      </w:pPr>
+      <w:r>
+        <w:rPr>
+          <w:b w:val="0"/>
+        </w:rPr>
+        <w:t>Drafts stay in this browser when storage is available; clear drafts on a shared device.</w:t>
+      </w:r>
+    </w:p>
+    <w:p>
+      <w:pPr>
+        <w:pStyle w:val="Heading3"/>
+      </w:pPr>
+      <w:r>
+        <w:t>What I repaired, the evidence I kept and the next test</w:t>
+      </w:r>
+    </w:p>
+    <w:p>
+      <w:r>
+        <w:t>________________________________________________________________</w:t>
+      </w:r>
+    </w:p>
+    <w:p>
+      <w:r>
+        <w:t>________________________________________________________________</w:t>
+      </w:r>
+    </w:p>
+    <w:p>
+      <w:r>
+        <w:t>________________________________________________________________</w:t>
+      </w:r>
+    </w:p>
+    <w:p>
+      <w:r>
+        <w:t>________________________________________________________________</w:t>
+      </w:r>
+    </w:p>
+    <w:p>
+      <w:r>
+        <w:t>________________________________________________________________</w:t>
+      </w:r>
+    </w:p>
+    <w:p>
+      <w:pPr>
+        <w:pStyle w:val="Heading2"/>
+      </w:pPr>
+      <w:r>
+        <w:t>Earlier wording, alternatives and picture transcripts · reference / check after trying</w:t>
       </w:r>
     </w:p>
     <w:p>
@@ -2377,104 +2493,10 @@
     </w:p>
     <w:p>
       <w:pPr>
-        <w:spacing w:line="336" w:lineRule="auto" w:after="180"/>
-      </w:pPr>
-      <w:r>
-        <w:rPr>
-          <w:b w:val="0"/>
-        </w:rPr>
-        <w:t xml:space="preserve">See </w:t>
-      </w:r>
-      <w:r>
-        <w:rPr>
-          <w:b/>
-        </w:rPr>
-        <w:t>overfitting</w:t>
-      </w:r>
-      <w:r>
-        <w:rPr>
-          <w:b w:val="0"/>
-        </w:rPr>
-        <w:t xml:space="preserve"> as a gap requiring investigation, not a label based only on model size.</w:t>
-      </w:r>
-    </w:p>
-    <w:p>
-      <w:pPr>
         <w:pStyle w:val="Heading3"/>
       </w:pPr>
       <w:r>
-        <w:t>Practice 1: explain the deciding evidence</w:t>
-      </w:r>
-    </w:p>
-    <w:p>
-      <w:pPr>
-        <w:spacing w:line="336" w:lineRule="auto" w:after="180"/>
-      </w:pPr>
-      <w:r>
-        <w:rPr>
-          <w:b w:val="0"/>
-        </w:rPr>
-        <w:t xml:space="preserve">Which labelled step matches this detail? Check </w:t>
-      </w:r>
-      <w:r>
-        <w:rPr>
-          <w:b/>
-        </w:rPr>
-        <w:t>capacity</w:t>
-      </w:r>
-      <w:r>
-        <w:rPr>
-          <w:b w:val="0"/>
-        </w:rPr>
-        <w:t xml:space="preserve">, </w:t>
-      </w:r>
-      <w:r>
-        <w:rPr>
-          <w:b/>
-        </w:rPr>
-        <w:t>training</w:t>
-      </w:r>
-      <w:r>
-        <w:rPr>
-          <w:b w:val="0"/>
-        </w:rPr>
-        <w:t xml:space="preserve"> choices and data mismatch without tuning on final cases.</w:t>
-      </w:r>
-    </w:p>
-    <w:p>
-      <w:pPr>
-        <w:spacing w:line="336" w:lineRule="auto" w:after="180"/>
-        <w:shd w:fill="F4F9FC"/>
-      </w:pPr>
-      <w:r>
-        <w:rPr>
-          <w:b w:val="0"/>
-        </w:rPr>
-        <w:t>1. Select development candidate</w:t>
-      </w:r>
-    </w:p>
-    <w:p>
-      <w:pPr>
-        <w:spacing w:line="336" w:lineRule="auto" w:after="180"/>
-        <w:shd w:fill="F4F9FC"/>
-      </w:pPr>
-      <w:r>
-        <w:rPr>
-          <w:b w:val="0"/>
-        </w:rPr>
-        <w:t>2. Compute gaps</w:t>
-      </w:r>
-    </w:p>
-    <w:p>
-      <w:pPr>
-        <w:spacing w:line="336" w:lineRule="auto" w:after="180"/>
-        <w:shd w:fill="F4F9FC"/>
-      </w:pPr>
-      <w:r>
-        <w:rPr>
-          <w:b w:val="0"/>
-        </w:rPr>
-        <w:t>3. Investigate large model</w:t>
+        <w:t>Repair a missing building block</w:t>
       </w:r>
     </w:p>
     <w:p>
@@ -2482,568 +2504,25 @@
         <w:pStyle w:val="Heading3"/>
       </w:pPr>
       <w:r>
-        <w:t>My selected conclusion, deciding fact and explanation</w:t>
-      </w:r>
-    </w:p>
-    <w:p>
-      <w:r>
-        <w:t>________________________________________________________________</w:t>
-      </w:r>
-    </w:p>
-    <w:p>
-      <w:r>
-        <w:t>________________________________________________________________</w:t>
-      </w:r>
-    </w:p>
-    <w:p>
-      <w:r>
-        <w:t>________________________________________________________________</w:t>
-      </w:r>
-    </w:p>
-    <w:p>
-      <w:r>
-        <w:t>________________________________________________________________</w:t>
-      </w:r>
-    </w:p>
-    <w:p>
-      <w:r>
-        <w:t>________________________________________________________________</w:t>
-      </w:r>
-    </w:p>
-    <w:p>
-      <w:pPr>
-        <w:pStyle w:val="Heading3"/>
-      </w:pPr>
-      <w:r>
-        <w:t>Hint · try first</w:t>
-      </w:r>
-    </w:p>
-    <w:p>
-      <w:pPr>
-        <w:spacing w:line="336" w:lineRule="auto" w:after="180"/>
-        <w:shd w:fill="F1F6F8"/>
-      </w:pPr>
-      <w:r>
-        <w:rPr>
-          <w:b w:val="0"/>
-        </w:rPr>
-        <w:t>Hint if needed: Read the steps in the pictorial case. Match the supplied detail to the stage that performs or records it.</w:t>
-      </w:r>
-    </w:p>
-    <w:p>
-      <w:pPr>
-        <w:pStyle w:val="Heading3"/>
-      </w:pPr>
-      <w:r>
-        <w:t>Feedback · compare after trying</w:t>
-      </w:r>
-    </w:p>
-    <w:p>
-      <w:pPr>
-        <w:spacing w:line="336" w:lineRule="auto" w:after="180"/>
-        <w:shd w:fill="F1F6FC"/>
-      </w:pPr>
-      <w:r>
-        <w:rPr>
-          <w:b w:val="0"/>
-        </w:rPr>
-        <w:t xml:space="preserve">After your attempt, compare with the supported explanation: Investigate large model Check </w:t>
-      </w:r>
-      <w:r>
-        <w:rPr>
-          <w:b/>
-        </w:rPr>
-        <w:t>capacity</w:t>
-      </w:r>
-      <w:r>
-        <w:rPr>
-          <w:b w:val="0"/>
-        </w:rPr>
-        <w:t xml:space="preserve">, </w:t>
-      </w:r>
-      <w:r>
-        <w:rPr>
-          <w:b/>
-        </w:rPr>
-        <w:t>training</w:t>
-      </w:r>
-      <w:r>
-        <w:rPr>
-          <w:b w:val="0"/>
-        </w:rPr>
-        <w:t xml:space="preserve"> choices and data mismatch without tuning on final cases. Read the picture in order.</w:t>
-      </w:r>
-    </w:p>
-    <w:p>
-      <w:pPr>
-        <w:spacing w:line="336" w:lineRule="auto" w:after="180"/>
-        <w:shd w:fill="F1F6FC"/>
-      </w:pPr>
-      <w:r>
-        <w:rPr>
-          <w:b w:val="0"/>
-        </w:rPr>
-        <w:t xml:space="preserve">Check </w:t>
-      </w:r>
-      <w:r>
-        <w:rPr>
-          <w:b/>
-        </w:rPr>
-        <w:t>capacity</w:t>
-      </w:r>
-      <w:r>
-        <w:rPr>
-          <w:b w:val="0"/>
-        </w:rPr>
-        <w:t xml:space="preserve">, </w:t>
-      </w:r>
-      <w:r>
-        <w:rPr>
-          <w:b/>
-        </w:rPr>
-        <w:t>training</w:t>
-      </w:r>
-      <w:r>
-        <w:rPr>
-          <w:b w:val="0"/>
-        </w:rPr>
-        <w:t xml:space="preserve"> choices and data mismatch without tuning on final cases. The arrows show which recorded </w:t>
-      </w:r>
-      <w:r>
-        <w:rPr>
-          <w:b/>
-        </w:rPr>
-        <w:t>input</w:t>
-      </w:r>
-      <w:r>
-        <w:rPr>
-          <w:b w:val="0"/>
-        </w:rPr>
-        <w:t xml:space="preserve"> or intermediate result each decision uses.</w:t>
-      </w:r>
-    </w:p>
-    <w:p>
-      <w:pPr>
-        <w:spacing w:line="336" w:lineRule="auto" w:after="180"/>
-        <w:shd w:fill="F1F6FC"/>
-      </w:pPr>
-      <w:r>
-        <w:rPr>
-          <w:b w:val="0"/>
-        </w:rPr>
-        <w:t>Explain the deciding step aloud before checking the changed case; pointing to the final answer alone does not show how it follows.</w:t>
-      </w:r>
-    </w:p>
-    <w:p>
-      <w:pPr>
-        <w:pStyle w:val="Heading3"/>
-      </w:pPr>
-      <w:r>
-        <w:t>Practice 2: explain the deciding evidence</w:t>
-      </w:r>
-    </w:p>
-    <w:p>
-      <w:pPr>
-        <w:pStyle w:val="Heading3"/>
-      </w:pPr>
-      <w:r>
-        <w:t>Changed case · predict first</w:t>
-      </w:r>
-    </w:p>
-    <w:p>
-      <w:pPr>
-        <w:spacing w:line="336" w:lineRule="auto" w:after="180"/>
-        <w:shd w:fill="F5F1FB"/>
-      </w:pPr>
-      <w:r>
-        <w:rPr>
-          <w:b w:val="0"/>
-        </w:rPr>
-        <w:t>Changed-case practice: Large’s validation accuracy rises to82% after a development revision. Which conclusion is supported by the supplied facts?</w:t>
-      </w:r>
-    </w:p>
-    <w:p>
-      <w:pPr>
-        <w:spacing w:line="336" w:lineRule="auto" w:after="180"/>
-        <w:shd w:fill="F4F9FC"/>
-      </w:pPr>
-      <w:r>
-        <w:rPr>
-          <w:b w:val="0"/>
-        </w:rPr>
-        <w:t xml:space="preserve">1. We can decide the result without examining the changed </w:t>
-      </w:r>
-      <w:r>
-        <w:rPr>
-          <w:b/>
-        </w:rPr>
-        <w:t>input</w:t>
-      </w:r>
-      <w:r>
-        <w:rPr>
-          <w:b w:val="0"/>
-        </w:rPr>
-        <w:t xml:space="preserve"> or the procedure.</w:t>
-      </w:r>
-    </w:p>
-    <w:p>
-      <w:pPr>
-        <w:spacing w:line="336" w:lineRule="auto" w:after="180"/>
-        <w:shd w:fill="F4F9FC"/>
-      </w:pPr>
-      <w:r>
-        <w:rPr>
-          <w:b w:val="0"/>
-        </w:rPr>
-        <w:t xml:space="preserve">2. This one example guarantees correct results for every future </w:t>
-      </w:r>
-      <w:r>
-        <w:rPr>
-          <w:b/>
-        </w:rPr>
-        <w:t>input</w:t>
-      </w:r>
-      <w:r>
-        <w:rPr>
-          <w:b w:val="0"/>
-        </w:rPr>
-        <w:t>.</w:t>
-      </w:r>
-    </w:p>
-    <w:p>
-      <w:pPr>
-        <w:spacing w:line="336" w:lineRule="auto" w:after="180"/>
-        <w:shd w:fill="F4F9FC"/>
-      </w:pPr>
-      <w:r>
-        <w:rPr>
-          <w:b w:val="0"/>
-        </w:rPr>
-        <w:t>3. Its gap is 18 percentage points; it now beats Small on this validation set.</w:t>
-      </w:r>
-    </w:p>
-    <w:p>
-      <w:pPr>
-        <w:pStyle w:val="Heading3"/>
-      </w:pPr>
-      <w:r>
-        <w:t>My selected conclusion, deciding fact and explanation</w:t>
-      </w:r>
-    </w:p>
-    <w:p>
-      <w:r>
-        <w:t>________________________________________________________________</w:t>
-      </w:r>
-    </w:p>
-    <w:p>
-      <w:r>
-        <w:t>________________________________________________________________</w:t>
-      </w:r>
-    </w:p>
-    <w:p>
-      <w:r>
-        <w:t>________________________________________________________________</w:t>
-      </w:r>
-    </w:p>
-    <w:p>
-      <w:r>
-        <w:t>________________________________________________________________</w:t>
-      </w:r>
-    </w:p>
-    <w:p>
-      <w:r>
-        <w:t>________________________________________________________________</w:t>
-      </w:r>
-    </w:p>
-    <w:p>
-      <w:pPr>
-        <w:pStyle w:val="Heading3"/>
-      </w:pPr>
-      <w:r>
-        <w:t>Hint · try first</w:t>
-      </w:r>
-    </w:p>
-    <w:p>
-      <w:pPr>
-        <w:spacing w:line="336" w:lineRule="auto" w:after="180"/>
-        <w:shd w:fill="F1F6F8"/>
-      </w:pPr>
-      <w:r>
-        <w:rPr>
-          <w:b w:val="0"/>
-        </w:rPr>
-        <w:t>Hint if needed: Use the changed condition and the deciding step in the pictorial trace. The answer must say what follows from those facts.</w:t>
-      </w:r>
-    </w:p>
-    <w:p>
-      <w:pPr>
-        <w:pStyle w:val="Heading3"/>
-      </w:pPr>
-      <w:r>
-        <w:t>Feedback · compare after trying</w:t>
-      </w:r>
-    </w:p>
-    <w:p>
-      <w:pPr>
-        <w:spacing w:line="336" w:lineRule="auto" w:after="180"/>
-        <w:shd w:fill="F1F6FC"/>
-      </w:pPr>
-      <w:r>
-        <w:rPr>
-          <w:b w:val="0"/>
-        </w:rPr>
-        <w:t>After your attempt, compare with the supported explanation: Its gap is 18 percentage points; it now beats Small on this validation set.</w:t>
-      </w:r>
-    </w:p>
-    <w:p>
-      <w:pPr>
-        <w:spacing w:line="336" w:lineRule="auto" w:after="180"/>
-        <w:shd w:fill="F1F6FC"/>
-      </w:pPr>
-      <w:r>
-        <w:rPr>
-          <w:b w:val="0"/>
-        </w:rPr>
-        <w:t xml:space="preserve">Validation performance improved, but the </w:t>
-      </w:r>
-      <w:r>
-        <w:rPr>
-          <w:b/>
-        </w:rPr>
-        <w:t>training</w:t>
-      </w:r>
-      <w:r>
-        <w:rPr>
-          <w:b w:val="0"/>
-        </w:rPr>
-        <w:t>-validation gap is not a complete release rule.</w:t>
-      </w:r>
-    </w:p>
-    <w:p>
-      <w:pPr>
-        <w:pStyle w:val="Heading3"/>
-      </w:pPr>
-      <w:r>
-        <w:t>Repair a missing building block</w:t>
-      </w:r>
-    </w:p>
-    <w:p>
-      <w:pPr>
-        <w:spacing w:line="336" w:lineRule="auto" w:after="180"/>
-      </w:pPr>
-      <w:r>
-        <w:rPr>
-          <w:b w:val="0"/>
-        </w:rPr>
-        <w:t xml:space="preserve">Review Reproducible Experiments (ai-4/26). Goal: Record enough detail to reproduce a run. Short practice: What should accompany the mean </w:t>
-      </w:r>
-      <w:r>
-        <w:rPr>
-          <w:b/>
-        </w:rPr>
-        <w:t>70%</w:t>
-      </w:r>
-      <w:r>
-        <w:rPr>
-          <w:b w:val="0"/>
-        </w:rPr>
-        <w:t>?</w:t>
-      </w:r>
-    </w:p>
-    <w:p>
-      <w:pPr>
-        <w:spacing w:line="336" w:lineRule="auto" w:after="180"/>
-      </w:pPr>
-      <w:r>
-        <w:rPr>
-          <w:b w:val="0"/>
-        </w:rPr>
-        <w:t xml:space="preserve">Point to the relevant step in the picture, then write the changed result and the rule or </w:t>
-      </w:r>
-      <w:r>
-        <w:rPr>
-          <w:b/>
-        </w:rPr>
-        <w:t>evidence</w:t>
-      </w:r>
-      <w:r>
-        <w:rPr>
-          <w:b w:val="0"/>
-        </w:rPr>
-        <w:t xml:space="preserve"> that supports it.. Return to this week and explain what you changed.</w:t>
-      </w:r>
-    </w:p>
-    <w:p>
-      <w:pPr>
-        <w:spacing w:line="336" w:lineRule="auto" w:after="180"/>
-      </w:pPr>
-      <w:r>
-        <w:rPr>
-          <w:b w:val="0"/>
-        </w:rPr>
-        <w:t xml:space="preserve">Review Train, Validation, Test (ai-4/24). Goal: Select a model using a declared validation rule. Short practice: Why does B’s zero </w:t>
-      </w:r>
-      <w:r>
-        <w:rPr>
-          <w:b/>
-        </w:rPr>
-        <w:t>training</w:t>
-      </w:r>
-      <w:r>
-        <w:rPr>
-          <w:b w:val="0"/>
-        </w:rPr>
-        <w:t xml:space="preserve"> MAE not settle the original choice?</w:t>
-      </w:r>
-    </w:p>
-    <w:p>
-      <w:pPr>
-        <w:spacing w:line="336" w:lineRule="auto" w:after="180"/>
-      </w:pPr>
-      <w:r>
-        <w:rPr>
-          <w:b w:val="0"/>
-        </w:rPr>
-        <w:t xml:space="preserve">Point to the relevant step in the picture, then write the changed result and the rule or </w:t>
-      </w:r>
-      <w:r>
-        <w:rPr>
-          <w:b/>
-        </w:rPr>
-        <w:t>evidence</w:t>
-      </w:r>
-      <w:r>
-        <w:rPr>
-          <w:b w:val="0"/>
-        </w:rPr>
-        <w:t xml:space="preserve"> that supports it.. Return to this week and explain what you changed.</w:t>
-      </w:r>
-    </w:p>
-    <w:p>
-      <w:pPr>
-        <w:spacing w:line="336" w:lineRule="auto" w:after="180"/>
-      </w:pPr>
-      <w:r>
-        <w:rPr>
-          <w:b w:val="0"/>
-        </w:rPr>
-        <w:t>Review Absolute Error and MAE (ai-4/21). Goal: Calculate MAE MSE and RMSE. Short practice: Why is quoting MSE as4.67 cm misleading?</w:t>
-      </w:r>
-    </w:p>
-    <w:p>
-      <w:pPr>
-        <w:spacing w:line="336" w:lineRule="auto" w:after="180"/>
-      </w:pPr>
-      <w:r>
-        <w:rPr>
-          <w:b w:val="0"/>
-        </w:rPr>
-        <w:t xml:space="preserve">Point to the relevant step in the picture, then write the changed result and the rule or </w:t>
-      </w:r>
-      <w:r>
-        <w:rPr>
-          <w:b/>
-        </w:rPr>
-        <w:t>evidence</w:t>
-      </w:r>
-      <w:r>
-        <w:rPr>
-          <w:b w:val="0"/>
-        </w:rPr>
-        <w:t xml:space="preserve"> that supports it.. Return to this week and explain what you changed.</w:t>
-      </w:r>
-    </w:p>
-    <w:p>
-      <w:pPr>
-        <w:pStyle w:val="Heading3"/>
-      </w:pPr>
-      <w:r>
         <w:t>Keep your completed work</w:t>
       </w:r>
     </w:p>
     <w:p>
       <w:pPr>
-        <w:spacing w:line="336" w:lineRule="auto" w:after="180"/>
-      </w:pPr>
-      <w:r>
-        <w:rPr>
-          <w:b w:val="0"/>
-        </w:rPr>
-        <w:t xml:space="preserve">Use Download completed work in the hosted lesson to export your answers, reflections, practice feedback and code-run </w:t>
-      </w:r>
-      <w:r>
-        <w:rPr>
-          <w:b/>
-        </w:rPr>
-        <w:t>evidence</w:t>
-      </w:r>
-      <w:r>
-        <w:rPr>
-          <w:b w:val="0"/>
-        </w:rPr>
-        <w:t>. Open the HTML copy to read or print it.</w:t>
-      </w:r>
-    </w:p>
-    <w:p>
-      <w:pPr>
-        <w:spacing w:line="336" w:lineRule="auto" w:after="180"/>
-      </w:pPr>
-      <w:r>
-        <w:rPr>
-          <w:b w:val="0"/>
-        </w:rPr>
-        <w:t>Drafts stay in this browser when storage is available; clear drafts on a shared device.</w:t>
-      </w:r>
-    </w:p>
-    <w:p>
-      <w:pPr>
-        <w:pStyle w:val="Heading3"/>
-      </w:pPr>
-      <w:r>
-        <w:t>What I repaired, the evidence I kept and the next test</w:t>
-      </w:r>
-    </w:p>
-    <w:p>
-      <w:r>
-        <w:t>________________________________________________________________</w:t>
-      </w:r>
-    </w:p>
-    <w:p>
-      <w:r>
-        <w:t>________________________________________________________________</w:t>
-      </w:r>
-    </w:p>
-    <w:p>
-      <w:r>
-        <w:t>________________________________________________________________</w:t>
-      </w:r>
-    </w:p>
-    <w:p>
-      <w:r>
-        <w:t>________________________________________________________________</w:t>
-      </w:r>
-    </w:p>
-    <w:p>
-      <w:r>
-        <w:t>________________________________________________________________</w:t>
-      </w:r>
-    </w:p>
-    <w:p>
-      <w:pPr>
         <w:pStyle w:val="Heading1"/>
       </w:pPr>
       <w:r>
-        <w:t>21. Visual concept journey</w:t>
-      </w:r>
-    </w:p>
-    <w:p>
-      <w:r>
-        <w:t>Explain each Overfitting picture from its labels, then record a relevant limit.</w:t>
-      </w:r>
-    </w:p>
-    <w:p>
-      <w:pPr>
-        <w:pStyle w:val="Heading3"/>
+        <w:t>21. Reference · Six-picture response sheets</w:t>
+      </w:r>
+    </w:p>
+    <w:p>
+      <w:r>
+        <w:t>Choose the relevant picture instead of repeating every task.</w:t>
+      </w:r>
+    </w:p>
+    <w:p>
+      <w:pPr>
+        <w:pStyle w:val="Heading2"/>
       </w:pPr>
       <w:r>
         <w:t>01. Overfitting: the case</w:t>
@@ -3182,7 +2661,6 @@
     <w:p>
       <w:pPr>
         <w:spacing w:line="336" w:lineRule="auto" w:after="180"/>
-        <w:shd w:fill="F5F1FB"/>
       </w:pPr>
       <w:r>
         <w:rPr>
@@ -3221,7 +2699,7 @@
     </w:p>
     <w:p>
       <w:pPr>
-        <w:pStyle w:val="Heading3"/>
+        <w:pStyle w:val="Heading2"/>
       </w:pPr>
       <w:r>
         <w:t>02. Follow the deciding steps</w:t>
@@ -3313,7 +2791,6 @@
     <w:p>
       <w:pPr>
         <w:spacing w:line="336" w:lineRule="auto" w:after="180"/>
-        <w:shd w:fill="F5F1FB"/>
       </w:pPr>
       <w:r>
         <w:rPr>
@@ -3364,7 +2841,7 @@
     </w:p>
     <w:p>
       <w:pPr>
-        <w:pStyle w:val="Heading3"/>
+        <w:pStyle w:val="Heading2"/>
       </w:pPr>
       <w:r>
         <w:t>03. Training and validation accuracy</w:t>
@@ -3426,7 +2903,6 @@
     <w:p>
       <w:pPr>
         <w:spacing w:line="336" w:lineRule="auto" w:after="180"/>
-        <w:shd w:fill="F5F1FB"/>
       </w:pPr>
       <w:r>
         <w:rPr>
@@ -3465,7 +2941,7 @@
     </w:p>
     <w:p>
       <w:pPr>
-        <w:pStyle w:val="Heading3"/>
+        <w:pStyle w:val="Heading2"/>
       </w:pPr>
       <w:r>
         <w:t>04. Change one thing. Trace what follows.</w:t>
@@ -3568,7 +3044,6 @@
     <w:p>
       <w:pPr>
         <w:spacing w:line="336" w:lineRule="auto" w:after="180"/>
-        <w:shd w:fill="F5F1FB"/>
       </w:pPr>
       <w:r>
         <w:rPr>
@@ -3607,7 +3082,7 @@
     </w:p>
     <w:p>
       <w:pPr>
-        <w:pStyle w:val="Heading3"/>
+        <w:pStyle w:val="Heading2"/>
       </w:pPr>
       <w:r>
         <w:t>05. Connect the explanation to its limit</w:t>
@@ -3745,7 +3220,6 @@
     <w:p>
       <w:pPr>
         <w:spacing w:line="336" w:lineRule="auto" w:after="180"/>
-        <w:shd w:fill="F5F1FB"/>
       </w:pPr>
       <w:r>
         <w:rPr>
@@ -3784,7 +3258,7 @@
     </w:p>
     <w:p>
       <w:pPr>
-        <w:pStyle w:val="Heading3"/>
+        <w:pStyle w:val="Heading2"/>
       </w:pPr>
       <w:r>
         <w:t>06. Make the idea visible in your project</w:t>
@@ -3910,7 +3384,6 @@
     <w:p>
       <w:pPr>
         <w:spacing w:line="336" w:lineRule="auto" w:after="180"/>
-        <w:shd w:fill="F5F1FB"/>
       </w:pPr>
       <w:r>
         <w:rPr>
@@ -3957,6 +3430,62 @@
     <w:p>
       <w:r>
         <w:t>________________________________________________________________</w:t>
+      </w:r>
+    </w:p>
+    <w:p>
+      <w:pPr>
+        <w:pStyle w:val="Heading2"/>
+      </w:pPr>
+      <w:r>
+        <w:t>Earlier wording, alternatives and picture transcripts · reference / check after trying</w:t>
+      </w:r>
+    </w:p>
+    <w:p>
+      <w:pPr>
+        <w:pStyle w:val="Heading3"/>
+      </w:pPr>
+      <w:r>
+        <w:t>01. Overfitting: the case</w:t>
+      </w:r>
+    </w:p>
+    <w:p>
+      <w:pPr>
+        <w:pStyle w:val="Heading3"/>
+      </w:pPr>
+      <w:r>
+        <w:t>02. Follow the deciding steps</w:t>
+      </w:r>
+    </w:p>
+    <w:p>
+      <w:pPr>
+        <w:pStyle w:val="Heading3"/>
+      </w:pPr>
+      <w:r>
+        <w:t>03. Training and validation accuracy</w:t>
+      </w:r>
+    </w:p>
+    <w:p>
+      <w:pPr>
+        <w:pStyle w:val="Heading3"/>
+      </w:pPr>
+      <w:r>
+        <w:t>04. Change one thing. Trace what follows.</w:t>
+      </w:r>
+    </w:p>
+    <w:p>
+      <w:pPr>
+        <w:pStyle w:val="Heading3"/>
+      </w:pPr>
+      <w:r>
+        <w:t>05. Connect the explanation to its limit</w:t>
+      </w:r>
+    </w:p>
+    <w:p>
+      <w:pPr>
+        <w:pStyle w:val="Heading3"/>
+      </w:pPr>
+      <w:r>
+        <w:t>06. Make the idea visible in your project</w:t>
       </w:r>
     </w:p>
     <w:sectPr>
